--- a/Relatorio_Final_ONL_v2.docx
+++ b/Relatorio_Final_ONL_v2.docx
@@ -55,22 +55,37 @@
         <w:spacing w:line="360"/>
       </w:pPr>
       <w:r>
-        <w:t xml:space="preserve"/>
-      </w:r>
-    </w:p>
-    <w:p>
-      <w:pPr>
-        <w:spacing w:line="360"/>
-      </w:pPr>
-      <w:r>
-        <w:t xml:space="preserve"/>
-      </w:r>
-    </w:p>
-    <w:p>
-      <w:pPr>
-        <w:spacing w:line="360"/>
-      </w:pPr>
-      <w:r>
+        <w:rPr>
+          <w:rFonts w:ascii="Times New Roman" w:cs="Times New Roman" w:eastAsia="Times New Roman" w:hAnsi="Times New Roman"/>
+          <w:sz w:val="24"/>
+          <w:szCs w:val="24"/>
+        </w:rPr>
+        <w:t xml:space="preserve"/>
+      </w:r>
+    </w:p>
+    <w:p>
+      <w:pPr>
+        <w:spacing w:line="360"/>
+      </w:pPr>
+      <w:r>
+        <w:rPr>
+          <w:rFonts w:ascii="Times New Roman" w:cs="Times New Roman" w:eastAsia="Times New Roman" w:hAnsi="Times New Roman"/>
+          <w:sz w:val="24"/>
+          <w:szCs w:val="24"/>
+        </w:rPr>
+        <w:t xml:space="preserve"/>
+      </w:r>
+    </w:p>
+    <w:p>
+      <w:pPr>
+        <w:spacing w:line="360"/>
+      </w:pPr>
+      <w:r>
+        <w:rPr>
+          <w:rFonts w:ascii="Times New Roman" w:cs="Times New Roman" w:eastAsia="Times New Roman" w:hAnsi="Times New Roman"/>
+          <w:sz w:val="24"/>
+          <w:szCs w:val="24"/>
+        </w:rPr>
         <w:t xml:space="preserve"/>
       </w:r>
     </w:p>
@@ -159,22 +174,37 @@
         <w:spacing w:line="360"/>
       </w:pPr>
       <w:r>
-        <w:t xml:space="preserve"/>
-      </w:r>
-    </w:p>
-    <w:p>
-      <w:pPr>
-        <w:spacing w:line="360"/>
-      </w:pPr>
-      <w:r>
-        <w:t xml:space="preserve"/>
-      </w:r>
-    </w:p>
-    <w:p>
-      <w:pPr>
-        <w:spacing w:line="360"/>
-      </w:pPr>
-      <w:r>
+        <w:rPr>
+          <w:rFonts w:ascii="Times New Roman" w:cs="Times New Roman" w:eastAsia="Times New Roman" w:hAnsi="Times New Roman"/>
+          <w:sz w:val="24"/>
+          <w:szCs w:val="24"/>
+        </w:rPr>
+        <w:t xml:space="preserve"/>
+      </w:r>
+    </w:p>
+    <w:p>
+      <w:pPr>
+        <w:spacing w:line="360"/>
+      </w:pPr>
+      <w:r>
+        <w:rPr>
+          <w:rFonts w:ascii="Times New Roman" w:cs="Times New Roman" w:eastAsia="Times New Roman" w:hAnsi="Times New Roman"/>
+          <w:sz w:val="24"/>
+          <w:szCs w:val="24"/>
+        </w:rPr>
+        <w:t xml:space="preserve"/>
+      </w:r>
+    </w:p>
+    <w:p>
+      <w:pPr>
+        <w:spacing w:line="360"/>
+      </w:pPr>
+      <w:r>
+        <w:rPr>
+          <w:rFonts w:ascii="Times New Roman" w:cs="Times New Roman" w:eastAsia="Times New Roman" w:hAnsi="Times New Roman"/>
+          <w:sz w:val="24"/>
+          <w:szCs w:val="24"/>
+        </w:rPr>
         <w:t xml:space="preserve"/>
       </w:r>
     </w:p>
@@ -215,22 +245,37 @@
         <w:spacing w:line="360"/>
       </w:pPr>
       <w:r>
-        <w:t xml:space="preserve"/>
-      </w:r>
-    </w:p>
-    <w:p>
-      <w:pPr>
-        <w:spacing w:line="360"/>
-      </w:pPr>
-      <w:r>
-        <w:t xml:space="preserve"/>
-      </w:r>
-    </w:p>
-    <w:p>
-      <w:pPr>
-        <w:spacing w:line="360"/>
-      </w:pPr>
-      <w:r>
+        <w:rPr>
+          <w:rFonts w:ascii="Times New Roman" w:cs="Times New Roman" w:eastAsia="Times New Roman" w:hAnsi="Times New Roman"/>
+          <w:sz w:val="24"/>
+          <w:szCs w:val="24"/>
+        </w:rPr>
+        <w:t xml:space="preserve"/>
+      </w:r>
+    </w:p>
+    <w:p>
+      <w:pPr>
+        <w:spacing w:line="360"/>
+      </w:pPr>
+      <w:r>
+        <w:rPr>
+          <w:rFonts w:ascii="Times New Roman" w:cs="Times New Roman" w:eastAsia="Times New Roman" w:hAnsi="Times New Roman"/>
+          <w:sz w:val="24"/>
+          <w:szCs w:val="24"/>
+        </w:rPr>
+        <w:t xml:space="preserve"/>
+      </w:r>
+    </w:p>
+    <w:p>
+      <w:pPr>
+        <w:spacing w:line="360"/>
+      </w:pPr>
+      <w:r>
+        <w:rPr>
+          <w:rFonts w:ascii="Times New Roman" w:cs="Times New Roman" w:eastAsia="Times New Roman" w:hAnsi="Times New Roman"/>
+          <w:sz w:val="24"/>
+          <w:szCs w:val="24"/>
+        </w:rPr>
         <w:t xml:space="preserve"/>
       </w:r>
     </w:p>
@@ -283,22 +328,37 @@
         <w:spacing w:line="360"/>
       </w:pPr>
       <w:r>
-        <w:t xml:space="preserve"/>
-      </w:r>
-    </w:p>
-    <w:p>
-      <w:pPr>
-        <w:spacing w:line="360"/>
-      </w:pPr>
-      <w:r>
-        <w:t xml:space="preserve"/>
-      </w:r>
-    </w:p>
-    <w:p>
-      <w:pPr>
-        <w:spacing w:line="360"/>
-      </w:pPr>
-      <w:r>
+        <w:rPr>
+          <w:rFonts w:ascii="Times New Roman" w:cs="Times New Roman" w:eastAsia="Times New Roman" w:hAnsi="Times New Roman"/>
+          <w:sz w:val="24"/>
+          <w:szCs w:val="24"/>
+        </w:rPr>
+        <w:t xml:space="preserve"/>
+      </w:r>
+    </w:p>
+    <w:p>
+      <w:pPr>
+        <w:spacing w:line="360"/>
+      </w:pPr>
+      <w:r>
+        <w:rPr>
+          <w:rFonts w:ascii="Times New Roman" w:cs="Times New Roman" w:eastAsia="Times New Roman" w:hAnsi="Times New Roman"/>
+          <w:sz w:val="24"/>
+          <w:szCs w:val="24"/>
+        </w:rPr>
+        <w:t xml:space="preserve"/>
+      </w:r>
+    </w:p>
+    <w:p>
+      <w:pPr>
+        <w:spacing w:line="360"/>
+      </w:pPr>
+      <w:r>
+        <w:rPr>
+          <w:rFonts w:ascii="Times New Roman" w:cs="Times New Roman" w:eastAsia="Times New Roman" w:hAnsi="Times New Roman"/>
+          <w:sz w:val="24"/>
+          <w:szCs w:val="24"/>
+        </w:rPr>
         <w:t xml:space="preserve"/>
       </w:r>
     </w:p>
@@ -336,16 +396,21 @@
     </w:p>
     <w:p>
       <w:pPr>
-        <w:pageBreakBefore/>
-      </w:pPr>
-      <w:r>
-        <w:br/>
-      </w:r>
-    </w:p>
-    <w:p>
-      <w:pPr>
-        <w:pStyle w:val="Heading1"/>
-        <w:spacing w:after="120" w:before="0" w:line="360"/>
+        <w:sectPr>
+          <w:headerReference w:type="default" r:id="rId7"/>
+          <w:footerReference w:type="default" r:id="rId8"/>
+          <w:type w:val="nextPage"/>
+          <w:pgSz w:w="11906" w:h="16838" w:orient="portrait"/>
+          <w:pgMar w:top="1701" w:right="1134" w:bottom="1134" w:left="1701" w:header="708" w:footer="708" w:gutter="0"/>
+          <w:pgNumType/>
+          <w:docGrid w:linePitch="360"/>
+        </w:sectPr>
+      </w:pPr>
+    </w:p>
+    <w:p>
+      <w:pPr>
+        <w:spacing w:after="480" w:before="0" w:line="360"/>
+        <w:jc w:val="center"/>
       </w:pPr>
       <w:r>
         <w:rPr>
@@ -360,366 +425,403 @@
     </w:p>
     <w:p>
       <w:pPr>
-        <w:spacing w:line="360"/>
-        <w:jc w:val="both"/>
-      </w:pPr>
-      <w:r>
-        <w:rPr>
-          <w:rFonts w:ascii="Times New Roman" w:cs="Times New Roman" w:eastAsia="Times New Roman" w:hAnsi="Times New Roman"/>
-          <w:sz w:val="24"/>
-          <w:szCs w:val="24"/>
-        </w:rPr>
-        <w:t xml:space="preserve">1 INTRODUÇÃO................................................3</w:t>
-      </w:r>
-    </w:p>
-    <w:p>
-      <w:pPr>
-        <w:spacing w:line="360"/>
-        <w:jc w:val="both"/>
-      </w:pPr>
-      <w:r>
-        <w:rPr>
-          <w:rFonts w:ascii="Times New Roman" w:cs="Times New Roman" w:eastAsia="Times New Roman" w:hAnsi="Times New Roman"/>
-          <w:sz w:val="24"/>
-          <w:szCs w:val="24"/>
-        </w:rPr>
-        <w:t xml:space="preserve">2 DESENVOLVIMENTO DO PROBLEMA ESPECÍFICO APLICADO...........3</w:t>
-      </w:r>
-    </w:p>
-    <w:p>
-      <w:pPr>
-        <w:spacing w:line="360"/>
-        <w:jc w:val="both"/>
-      </w:pPr>
-      <w:r>
-        <w:rPr>
-          <w:rFonts w:ascii="Times New Roman" w:cs="Times New Roman" w:eastAsia="Times New Roman" w:hAnsi="Times New Roman"/>
-          <w:sz w:val="24"/>
-          <w:szCs w:val="24"/>
-        </w:rPr>
-        <w:t xml:space="preserve">2.1 Caracterização do Problema..............................3</w:t>
-      </w:r>
-    </w:p>
-    <w:p>
-      <w:pPr>
-        <w:spacing w:line="360"/>
-        <w:jc w:val="both"/>
-      </w:pPr>
-      <w:r>
-        <w:rPr>
-          <w:rFonts w:ascii="Times New Roman" w:cs="Times New Roman" w:eastAsia="Times New Roman" w:hAnsi="Times New Roman"/>
-          <w:sz w:val="24"/>
-          <w:szCs w:val="24"/>
-        </w:rPr>
-        <w:t xml:space="preserve">2.2 Base de Dados...........................................4</w:t>
-      </w:r>
-    </w:p>
-    <w:p>
-      <w:pPr>
-        <w:spacing w:line="360"/>
-        <w:jc w:val="both"/>
-      </w:pPr>
-      <w:r>
-        <w:rPr>
-          <w:rFonts w:ascii="Times New Roman" w:cs="Times New Roman" w:eastAsia="Times New Roman" w:hAnsi="Times New Roman"/>
-          <w:sz w:val="24"/>
-          <w:szCs w:val="24"/>
-        </w:rPr>
-        <w:t xml:space="preserve">2.3 Formulação Matemática...................................4</w:t>
-      </w:r>
-    </w:p>
-    <w:p>
-      <w:pPr>
-        <w:spacing w:line="360"/>
-        <w:jc w:val="both"/>
-      </w:pPr>
-      <w:r>
-        <w:rPr>
-          <w:rFonts w:ascii="Times New Roman" w:cs="Times New Roman" w:eastAsia="Times New Roman" w:hAnsi="Times New Roman"/>
-          <w:sz w:val="24"/>
-          <w:szCs w:val="24"/>
-        </w:rPr>
-        <w:t xml:space="preserve">2.4 Gradiente e Hessiana....................................5</w:t>
-      </w:r>
-    </w:p>
-    <w:p>
-      <w:pPr>
-        <w:spacing w:line="360"/>
-        <w:jc w:val="both"/>
-      </w:pPr>
-      <w:r>
-        <w:rPr>
-          <w:rFonts w:ascii="Times New Roman" w:cs="Times New Roman" w:eastAsia="Times New Roman" w:hAnsi="Times New Roman"/>
-          <w:sz w:val="24"/>
-          <w:szCs w:val="24"/>
-        </w:rPr>
-        <w:t xml:space="preserve">2.5 Prova de Convexidade....................................5</w:t>
-      </w:r>
-    </w:p>
-    <w:p>
-      <w:pPr>
-        <w:spacing w:line="360"/>
-        <w:jc w:val="both"/>
-      </w:pPr>
-      <w:r>
-        <w:rPr>
-          <w:rFonts w:ascii="Times New Roman" w:cs="Times New Roman" w:eastAsia="Times New Roman" w:hAnsi="Times New Roman"/>
-          <w:sz w:val="24"/>
-          <w:szCs w:val="24"/>
-        </w:rPr>
-        <w:t xml:space="preserve">3 RESOLUÇÃO DO PROBLEMA.....................................6</w:t>
-      </w:r>
-    </w:p>
-    <w:p>
-      <w:pPr>
-        <w:spacing w:line="360"/>
-        <w:jc w:val="both"/>
-      </w:pPr>
-      <w:r>
-        <w:rPr>
-          <w:rFonts w:ascii="Times New Roman" w:cs="Times New Roman" w:eastAsia="Times New Roman" w:hAnsi="Times New Roman"/>
-          <w:sz w:val="24"/>
-          <w:szCs w:val="24"/>
-        </w:rPr>
-        <w:t xml:space="preserve">3.1 Estratégia de Resolução.................................6</w:t>
-      </w:r>
-    </w:p>
-    <w:p>
-      <w:pPr>
-        <w:spacing w:line="360"/>
-        <w:jc w:val="both"/>
-      </w:pPr>
-      <w:r>
-        <w:rPr>
-          <w:rFonts w:ascii="Times New Roman" w:cs="Times New Roman" w:eastAsia="Times New Roman" w:hAnsi="Times New Roman"/>
-          <w:sz w:val="24"/>
-          <w:szCs w:val="24"/>
-        </w:rPr>
-        <w:t xml:space="preserve">3.2 Métodos de Busca em Linha...............................6</w:t>
-      </w:r>
-    </w:p>
-    <w:p>
-      <w:pPr>
-        <w:spacing w:line="360"/>
-        <w:jc w:val="both"/>
-      </w:pPr>
-      <w:r>
-        <w:rPr>
-          <w:rFonts w:ascii="Times New Roman" w:cs="Times New Roman" w:eastAsia="Times New Roman" w:hAnsi="Times New Roman"/>
-          <w:sz w:val="24"/>
-          <w:szCs w:val="24"/>
-        </w:rPr>
-        <w:t xml:space="preserve">3.3 Gradiente Descendente com Busca em Linha................7</w:t>
-      </w:r>
-    </w:p>
-    <w:p>
-      <w:pPr>
-        <w:spacing w:line="360"/>
-        <w:jc w:val="both"/>
-      </w:pPr>
-      <w:r>
-        <w:rPr>
-          <w:rFonts w:ascii="Times New Roman" w:cs="Times New Roman" w:eastAsia="Times New Roman" w:hAnsi="Times New Roman"/>
-          <w:sz w:val="24"/>
-          <w:szCs w:val="24"/>
-        </w:rPr>
-        <w:t xml:space="preserve">3.4 Método de Newton com Busca em Linha.....................7</w:t>
-      </w:r>
-    </w:p>
-    <w:p>
-      <w:pPr>
-        <w:spacing w:line="360"/>
-        <w:jc w:val="both"/>
-      </w:pPr>
-      <w:r>
-        <w:rPr>
-          <w:rFonts w:ascii="Times New Roman" w:cs="Times New Roman" w:eastAsia="Times New Roman" w:hAnsi="Times New Roman"/>
-          <w:sz w:val="24"/>
-          <w:szCs w:val="24"/>
-        </w:rPr>
-        <w:t xml:space="preserve">4 METODOLOGIA...............................................8</w:t>
-      </w:r>
-    </w:p>
-    <w:p>
-      <w:pPr>
-        <w:spacing w:line="360"/>
-        <w:jc w:val="both"/>
-      </w:pPr>
-      <w:r>
-        <w:rPr>
-          <w:rFonts w:ascii="Times New Roman" w:cs="Times New Roman" w:eastAsia="Times New Roman" w:hAnsi="Times New Roman"/>
-          <w:sz w:val="24"/>
-          <w:szCs w:val="24"/>
-        </w:rPr>
-        <w:t xml:space="preserve">4.1 Abordagem Adotada.......................................8</w:t>
-      </w:r>
-    </w:p>
-    <w:p>
-      <w:pPr>
-        <w:spacing w:line="360"/>
-        <w:jc w:val="both"/>
-      </w:pPr>
-      <w:r>
-        <w:rPr>
-          <w:rFonts w:ascii="Times New Roman" w:cs="Times New Roman" w:eastAsia="Times New Roman" w:hAnsi="Times New Roman"/>
-          <w:sz w:val="24"/>
-          <w:szCs w:val="24"/>
-        </w:rPr>
-        <w:t xml:space="preserve">4.2 Configuração dos Experimentos...........................8</w:t>
-      </w:r>
-    </w:p>
-    <w:p>
-      <w:pPr>
-        <w:spacing w:line="360"/>
-        <w:jc w:val="both"/>
-      </w:pPr>
-      <w:r>
-        <w:rPr>
-          <w:rFonts w:ascii="Times New Roman" w:cs="Times New Roman" w:eastAsia="Times New Roman" w:hAnsi="Times New Roman"/>
-          <w:sz w:val="24"/>
-          <w:szCs w:val="24"/>
-        </w:rPr>
-        <w:t xml:space="preserve">4.3 Referências Bibliográficas Metodológicas................9</w:t>
-      </w:r>
-    </w:p>
-    <w:p>
-      <w:pPr>
-        <w:spacing w:line="360"/>
-        <w:jc w:val="both"/>
-      </w:pPr>
-      <w:r>
-        <w:rPr>
-          <w:rFonts w:ascii="Times New Roman" w:cs="Times New Roman" w:eastAsia="Times New Roman" w:hAnsi="Times New Roman"/>
-          <w:sz w:val="24"/>
-          <w:szCs w:val="24"/>
-        </w:rPr>
-        <w:t xml:space="preserve">5 IMPLEMENTAÇÃO DOS ALGORITMOS..............................9</w:t>
-      </w:r>
-    </w:p>
-    <w:p>
-      <w:pPr>
-        <w:spacing w:line="360"/>
-        <w:jc w:val="both"/>
-      </w:pPr>
-      <w:r>
-        <w:rPr>
-          <w:rFonts w:ascii="Times New Roman" w:cs="Times New Roman" w:eastAsia="Times New Roman" w:hAnsi="Times New Roman"/>
-          <w:sz w:val="24"/>
-          <w:szCs w:val="24"/>
-        </w:rPr>
-        <w:t xml:space="preserve">5.1 Estrutura da Implementação..............................9</w:t>
-      </w:r>
-    </w:p>
-    <w:p>
-      <w:pPr>
-        <w:spacing w:line="360"/>
-        <w:jc w:val="both"/>
-      </w:pPr>
-      <w:r>
-        <w:rPr>
-          <w:rFonts w:ascii="Times New Roman" w:cs="Times New Roman" w:eastAsia="Times New Roman" w:hAnsi="Times New Roman"/>
-          <w:sz w:val="24"/>
-          <w:szCs w:val="24"/>
-        </w:rPr>
-        <w:t xml:space="preserve">5.2 Classe RegressaoLogistica...............................9</w:t>
-      </w:r>
-    </w:p>
-    <w:p>
-      <w:pPr>
-        <w:spacing w:line="360"/>
-        <w:jc w:val="both"/>
-      </w:pPr>
-      <w:r>
-        <w:rPr>
-          <w:rFonts w:ascii="Times New Roman" w:cs="Times New Roman" w:eastAsia="Times New Roman" w:hAnsi="Times New Roman"/>
-          <w:sz w:val="24"/>
-          <w:szCs w:val="24"/>
-        </w:rPr>
-        <w:t xml:space="preserve">5.3 Exemplo de Uso..........................................10</w:t>
-      </w:r>
-    </w:p>
-    <w:p>
-      <w:pPr>
-        <w:spacing w:line="360"/>
-        <w:jc w:val="both"/>
-      </w:pPr>
-      <w:r>
-        <w:rPr>
-          <w:rFonts w:ascii="Times New Roman" w:cs="Times New Roman" w:eastAsia="Times New Roman" w:hAnsi="Times New Roman"/>
-          <w:sz w:val="24"/>
-          <w:szCs w:val="24"/>
-        </w:rPr>
-        <w:t xml:space="preserve">6 RESULTADOS E CONCLUSÕES...................................10</w:t>
-      </w:r>
-    </w:p>
-    <w:p>
-      <w:pPr>
-        <w:spacing w:line="360"/>
-        <w:jc w:val="both"/>
-      </w:pPr>
-      <w:r>
-        <w:rPr>
-          <w:rFonts w:ascii="Times New Roman" w:cs="Times New Roman" w:eastAsia="Times New Roman" w:hAnsi="Times New Roman"/>
-          <w:sz w:val="24"/>
-          <w:szCs w:val="24"/>
-        </w:rPr>
-        <w:t xml:space="preserve">6.1 Comparação dos Métodos de Otimização....................10</w:t>
-      </w:r>
-    </w:p>
-    <w:p>
-      <w:pPr>
-        <w:spacing w:line="360"/>
-        <w:jc w:val="both"/>
-      </w:pPr>
-      <w:r>
-        <w:rPr>
-          <w:rFonts w:ascii="Times New Roman" w:cs="Times New Roman" w:eastAsia="Times New Roman" w:hAnsi="Times New Roman"/>
-          <w:sz w:val="24"/>
-          <w:szCs w:val="24"/>
-        </w:rPr>
-        <w:t xml:space="preserve">6.2 Comparação dos Métodos de Busca em Linha................11</w:t>
-      </w:r>
-    </w:p>
-    <w:p>
-      <w:pPr>
-        <w:spacing w:line="360"/>
-        <w:jc w:val="both"/>
-      </w:pPr>
-      <w:r>
-        <w:rPr>
-          <w:rFonts w:ascii="Times New Roman" w:cs="Times New Roman" w:eastAsia="Times New Roman" w:hAnsi="Times New Roman"/>
-          <w:sz w:val="24"/>
-          <w:szCs w:val="24"/>
-        </w:rPr>
-        <w:t xml:space="preserve">6.3 Análise do Desbalanceamento de Classes..................11</w:t>
-      </w:r>
-    </w:p>
-    <w:p>
-      <w:pPr>
-        <w:spacing w:line="360"/>
-        <w:jc w:val="both"/>
-      </w:pPr>
-      <w:r>
-        <w:rPr>
-          <w:rFonts w:ascii="Times New Roman" w:cs="Times New Roman" w:eastAsia="Times New Roman" w:hAnsi="Times New Roman"/>
-          <w:sz w:val="24"/>
-          <w:szCs w:val="24"/>
-        </w:rPr>
-        <w:t xml:space="preserve">6.4 Conclusões..............................................13</w:t>
-      </w:r>
-    </w:p>
-    <w:p>
-      <w:pPr>
-        <w:pageBreakBefore/>
-      </w:pPr>
-      <w:r>
-        <w:br/>
-      </w:r>
-    </w:p>
-    <w:p>
-      <w:pPr>
-        <w:pStyle w:val="Heading1"/>
-        <w:spacing w:after="120" w:before="240" w:line="360"/>
+        <w:spacing w:after="0" w:before="0" w:line="360"/>
+        <w:jc w:val="both"/>
+      </w:pPr>
+      <w:r>
+        <w:rPr>
+          <w:rFonts w:ascii="Times New Roman" w:cs="Times New Roman" w:eastAsia="Times New Roman" w:hAnsi="Times New Roman"/>
+          <w:sz w:val="24"/>
+          <w:szCs w:val="24"/>
+        </w:rPr>
+        <w:t xml:space="preserve">1 INTRODUÇÃO ···················································· 3</w:t>
+      </w:r>
+    </w:p>
+    <w:p>
+      <w:pPr>
+        <w:spacing w:after="0" w:before="0" w:line="360"/>
+        <w:jc w:val="both"/>
+      </w:pPr>
+      <w:r>
+        <w:rPr>
+          <w:rFonts w:ascii="Times New Roman" w:cs="Times New Roman" w:eastAsia="Times New Roman" w:hAnsi="Times New Roman"/>
+          <w:sz w:val="24"/>
+          <w:szCs w:val="24"/>
+        </w:rPr>
+        <w:t xml:space="preserve">2 DESENVOLVIMENTO DO PROBLEMA ESPECÍFICO APLICADO ··············· 3</w:t>
+      </w:r>
+    </w:p>
+    <w:p>
+      <w:pPr>
+        <w:spacing w:after="0" w:before="0" w:line="360"/>
+        <w:ind w:left="360"/>
+        <w:jc w:val="both"/>
+      </w:pPr>
+      <w:r>
+        <w:rPr>
+          <w:rFonts w:ascii="Times New Roman" w:cs="Times New Roman" w:eastAsia="Times New Roman" w:hAnsi="Times New Roman"/>
+          <w:sz w:val="24"/>
+          <w:szCs w:val="24"/>
+        </w:rPr>
+        <w:t xml:space="preserve">2.1 Caracterização do Problema ·································· 3</w:t>
+      </w:r>
+    </w:p>
+    <w:p>
+      <w:pPr>
+        <w:spacing w:after="0" w:before="0" w:line="360"/>
+        <w:ind w:left="360"/>
+        <w:jc w:val="both"/>
+      </w:pPr>
+      <w:r>
+        <w:rPr>
+          <w:rFonts w:ascii="Times New Roman" w:cs="Times New Roman" w:eastAsia="Times New Roman" w:hAnsi="Times New Roman"/>
+          <w:sz w:val="24"/>
+          <w:szCs w:val="24"/>
+        </w:rPr>
+        <w:t xml:space="preserve">2.2 Base de Dados ··············································· 4</w:t>
+      </w:r>
+    </w:p>
+    <w:p>
+      <w:pPr>
+        <w:spacing w:after="0" w:before="0" w:line="360"/>
+        <w:ind w:left="360"/>
+        <w:jc w:val="both"/>
+      </w:pPr>
+      <w:r>
+        <w:rPr>
+          <w:rFonts w:ascii="Times New Roman" w:cs="Times New Roman" w:eastAsia="Times New Roman" w:hAnsi="Times New Roman"/>
+          <w:sz w:val="24"/>
+          <w:szCs w:val="24"/>
+        </w:rPr>
+        <w:t xml:space="preserve">2.3 Formulação Matemática ······································· 4</w:t>
+      </w:r>
+    </w:p>
+    <w:p>
+      <w:pPr>
+        <w:spacing w:after="0" w:before="0" w:line="360"/>
+        <w:ind w:left="360"/>
+        <w:jc w:val="both"/>
+      </w:pPr>
+      <w:r>
+        <w:rPr>
+          <w:rFonts w:ascii="Times New Roman" w:cs="Times New Roman" w:eastAsia="Times New Roman" w:hAnsi="Times New Roman"/>
+          <w:sz w:val="24"/>
+          <w:szCs w:val="24"/>
+        </w:rPr>
+        <w:t xml:space="preserve">2.4 Gradiente e Hessiana ········································ 5</w:t>
+      </w:r>
+    </w:p>
+    <w:p>
+      <w:pPr>
+        <w:spacing w:after="0" w:before="0" w:line="360"/>
+        <w:ind w:left="360"/>
+        <w:jc w:val="both"/>
+      </w:pPr>
+      <w:r>
+        <w:rPr>
+          <w:rFonts w:ascii="Times New Roman" w:cs="Times New Roman" w:eastAsia="Times New Roman" w:hAnsi="Times New Roman"/>
+          <w:sz w:val="24"/>
+          <w:szCs w:val="24"/>
+        </w:rPr>
+        <w:t xml:space="preserve">2.5 Prova de Convexidade ········································ 5</w:t>
+      </w:r>
+    </w:p>
+    <w:p>
+      <w:pPr>
+        <w:spacing w:after="0" w:before="0" w:line="360"/>
+        <w:jc w:val="both"/>
+      </w:pPr>
+      <w:r>
+        <w:rPr>
+          <w:rFonts w:ascii="Times New Roman" w:cs="Times New Roman" w:eastAsia="Times New Roman" w:hAnsi="Times New Roman"/>
+          <w:sz w:val="24"/>
+          <w:szCs w:val="24"/>
+        </w:rPr>
+        <w:t xml:space="preserve">3 RESOLUÇÃO DO PROBLEMA ········································· 6</w:t>
+      </w:r>
+    </w:p>
+    <w:p>
+      <w:pPr>
+        <w:spacing w:after="0" w:before="0" w:line="360"/>
+        <w:ind w:left="360"/>
+        <w:jc w:val="both"/>
+      </w:pPr>
+      <w:r>
+        <w:rPr>
+          <w:rFonts w:ascii="Times New Roman" w:cs="Times New Roman" w:eastAsia="Times New Roman" w:hAnsi="Times New Roman"/>
+          <w:sz w:val="24"/>
+          <w:szCs w:val="24"/>
+        </w:rPr>
+        <w:t xml:space="preserve">3.1 Estratégia de Resolução ····································· 6</w:t>
+      </w:r>
+    </w:p>
+    <w:p>
+      <w:pPr>
+        <w:spacing w:after="0" w:before="0" w:line="360"/>
+        <w:ind w:left="360"/>
+        <w:jc w:val="both"/>
+      </w:pPr>
+      <w:r>
+        <w:rPr>
+          <w:rFonts w:ascii="Times New Roman" w:cs="Times New Roman" w:eastAsia="Times New Roman" w:hAnsi="Times New Roman"/>
+          <w:sz w:val="24"/>
+          <w:szCs w:val="24"/>
+        </w:rPr>
+        <w:t xml:space="preserve">3.2 Métodos de Busca em Linha ··································· 6</w:t>
+      </w:r>
+    </w:p>
+    <w:p>
+      <w:pPr>
+        <w:spacing w:after="0" w:before="0" w:line="360"/>
+        <w:ind w:left="360"/>
+        <w:jc w:val="both"/>
+      </w:pPr>
+      <w:r>
+        <w:rPr>
+          <w:rFonts w:ascii="Times New Roman" w:cs="Times New Roman" w:eastAsia="Times New Roman" w:hAnsi="Times New Roman"/>
+          <w:sz w:val="24"/>
+          <w:szCs w:val="24"/>
+        </w:rPr>
+        <w:t xml:space="preserve">3.3 Gradiente Descendente com Busca em Linha ···················· 7</w:t>
+      </w:r>
+    </w:p>
+    <w:p>
+      <w:pPr>
+        <w:spacing w:after="0" w:before="0" w:line="360"/>
+        <w:ind w:left="360"/>
+        <w:jc w:val="both"/>
+      </w:pPr>
+      <w:r>
+        <w:rPr>
+          <w:rFonts w:ascii="Times New Roman" w:cs="Times New Roman" w:eastAsia="Times New Roman" w:hAnsi="Times New Roman"/>
+          <w:sz w:val="24"/>
+          <w:szCs w:val="24"/>
+        </w:rPr>
+        <w:t xml:space="preserve">3.4 Método de Newton com Busca em Linha ························· 7</w:t>
+      </w:r>
+    </w:p>
+    <w:p>
+      <w:pPr>
+        <w:spacing w:after="0" w:before="0" w:line="360"/>
+        <w:jc w:val="both"/>
+      </w:pPr>
+      <w:r>
+        <w:rPr>
+          <w:rFonts w:ascii="Times New Roman" w:cs="Times New Roman" w:eastAsia="Times New Roman" w:hAnsi="Times New Roman"/>
+          <w:sz w:val="24"/>
+          <w:szCs w:val="24"/>
+        </w:rPr>
+        <w:t xml:space="preserve">4 METODOLOGIA ··················································· 8</w:t>
+      </w:r>
+    </w:p>
+    <w:p>
+      <w:pPr>
+        <w:spacing w:after="0" w:before="0" w:line="360"/>
+        <w:ind w:left="360"/>
+        <w:jc w:val="both"/>
+      </w:pPr>
+      <w:r>
+        <w:rPr>
+          <w:rFonts w:ascii="Times New Roman" w:cs="Times New Roman" w:eastAsia="Times New Roman" w:hAnsi="Times New Roman"/>
+          <w:sz w:val="24"/>
+          <w:szCs w:val="24"/>
+        </w:rPr>
+        <w:t xml:space="preserve">4.1 Abordagem Adotada ··········································· 8</w:t>
+      </w:r>
+    </w:p>
+    <w:p>
+      <w:pPr>
+        <w:spacing w:after="0" w:before="0" w:line="360"/>
+        <w:ind w:left="360"/>
+        <w:jc w:val="both"/>
+      </w:pPr>
+      <w:r>
+        <w:rPr>
+          <w:rFonts w:ascii="Times New Roman" w:cs="Times New Roman" w:eastAsia="Times New Roman" w:hAnsi="Times New Roman"/>
+          <w:sz w:val="24"/>
+          <w:szCs w:val="24"/>
+        </w:rPr>
+        <w:t xml:space="preserve">4.2 Configuração dos Experimentos ······························· 8</w:t>
+      </w:r>
+    </w:p>
+    <w:p>
+      <w:pPr>
+        <w:spacing w:after="0" w:before="0" w:line="360"/>
+        <w:ind w:left="360"/>
+        <w:jc w:val="both"/>
+      </w:pPr>
+      <w:r>
+        <w:rPr>
+          <w:rFonts w:ascii="Times New Roman" w:cs="Times New Roman" w:eastAsia="Times New Roman" w:hAnsi="Times New Roman"/>
+          <w:sz w:val="24"/>
+          <w:szCs w:val="24"/>
+        </w:rPr>
+        <w:t xml:space="preserve">4.3 Referências Bibliográficas Metodológicas ···················· 9</w:t>
+      </w:r>
+    </w:p>
+    <w:p>
+      <w:pPr>
+        <w:spacing w:after="0" w:before="0" w:line="360"/>
+        <w:jc w:val="both"/>
+      </w:pPr>
+      <w:r>
+        <w:rPr>
+          <w:rFonts w:ascii="Times New Roman" w:cs="Times New Roman" w:eastAsia="Times New Roman" w:hAnsi="Times New Roman"/>
+          <w:sz w:val="24"/>
+          <w:szCs w:val="24"/>
+        </w:rPr>
+        <w:t xml:space="preserve">5 IMPLEMENTAÇÃO DOS ALGORITMOS ·································· 9</w:t>
+      </w:r>
+    </w:p>
+    <w:p>
+      <w:pPr>
+        <w:spacing w:after="0" w:before="0" w:line="360"/>
+        <w:ind w:left="360"/>
+        <w:jc w:val="both"/>
+      </w:pPr>
+      <w:r>
+        <w:rPr>
+          <w:rFonts w:ascii="Times New Roman" w:cs="Times New Roman" w:eastAsia="Times New Roman" w:hAnsi="Times New Roman"/>
+          <w:sz w:val="24"/>
+          <w:szCs w:val="24"/>
+        </w:rPr>
+        <w:t xml:space="preserve">5.1 Estrutura da Implementação ·································· 9</w:t>
+      </w:r>
+    </w:p>
+    <w:p>
+      <w:pPr>
+        <w:spacing w:after="0" w:before="0" w:line="360"/>
+        <w:ind w:left="360"/>
+        <w:jc w:val="both"/>
+      </w:pPr>
+      <w:r>
+        <w:rPr>
+          <w:rFonts w:ascii="Times New Roman" w:cs="Times New Roman" w:eastAsia="Times New Roman" w:hAnsi="Times New Roman"/>
+          <w:sz w:val="24"/>
+          <w:szCs w:val="24"/>
+        </w:rPr>
+        <w:t xml:space="preserve">5.2 Classe RegressaoLogistica ··································· 9</w:t>
+      </w:r>
+    </w:p>
+    <w:p>
+      <w:pPr>
+        <w:spacing w:after="0" w:before="0" w:line="360"/>
+        <w:ind w:left="360"/>
+        <w:jc w:val="both"/>
+      </w:pPr>
+      <w:r>
+        <w:rPr>
+          <w:rFonts w:ascii="Times New Roman" w:cs="Times New Roman" w:eastAsia="Times New Roman" w:hAnsi="Times New Roman"/>
+          <w:sz w:val="24"/>
+          <w:szCs w:val="24"/>
+        </w:rPr>
+        <w:t xml:space="preserve">5.3 Exemplo de Uso ············································· 10</w:t>
+      </w:r>
+    </w:p>
+    <w:p>
+      <w:pPr>
+        <w:spacing w:after="0" w:before="0" w:line="360"/>
+        <w:jc w:val="both"/>
+      </w:pPr>
+      <w:r>
+        <w:rPr>
+          <w:rFonts w:ascii="Times New Roman" w:cs="Times New Roman" w:eastAsia="Times New Roman" w:hAnsi="Times New Roman"/>
+          <w:sz w:val="24"/>
+          <w:szCs w:val="24"/>
+        </w:rPr>
+        <w:t xml:space="preserve">6 RESULTADOS E CONCLUSÕES ······································ 10</w:t>
+      </w:r>
+    </w:p>
+    <w:p>
+      <w:pPr>
+        <w:spacing w:after="0" w:before="0" w:line="360"/>
+        <w:ind w:left="360"/>
+        <w:jc w:val="both"/>
+      </w:pPr>
+      <w:r>
+        <w:rPr>
+          <w:rFonts w:ascii="Times New Roman" w:cs="Times New Roman" w:eastAsia="Times New Roman" w:hAnsi="Times New Roman"/>
+          <w:sz w:val="24"/>
+          <w:szCs w:val="24"/>
+        </w:rPr>
+        <w:t xml:space="preserve">6.1 Comparação dos Métodos de Otimização ······················· 10</w:t>
+      </w:r>
+    </w:p>
+    <w:p>
+      <w:pPr>
+        <w:spacing w:after="0" w:before="0" w:line="360"/>
+        <w:ind w:left="360"/>
+        <w:jc w:val="both"/>
+      </w:pPr>
+      <w:r>
+        <w:rPr>
+          <w:rFonts w:ascii="Times New Roman" w:cs="Times New Roman" w:eastAsia="Times New Roman" w:hAnsi="Times New Roman"/>
+          <w:sz w:val="24"/>
+          <w:szCs w:val="24"/>
+        </w:rPr>
+        <w:t xml:space="preserve">6.2 Comparação dos Métodos de Busca em Linha ··················· 11</w:t>
+      </w:r>
+    </w:p>
+    <w:p>
+      <w:pPr>
+        <w:spacing w:after="0" w:before="0" w:line="360"/>
+        <w:ind w:left="360"/>
+        <w:jc w:val="both"/>
+      </w:pPr>
+      <w:r>
+        <w:rPr>
+          <w:rFonts w:ascii="Times New Roman" w:cs="Times New Roman" w:eastAsia="Times New Roman" w:hAnsi="Times New Roman"/>
+          <w:sz w:val="24"/>
+          <w:szCs w:val="24"/>
+        </w:rPr>
+        <w:t xml:space="preserve">6.3 Análise do Desbalanceamento de Classes ····················· 11</w:t>
+      </w:r>
+    </w:p>
+    <w:p>
+      <w:pPr>
+        <w:spacing w:after="0" w:before="0" w:line="360"/>
+        <w:ind w:left="360"/>
+        <w:jc w:val="both"/>
+      </w:pPr>
+      <w:r>
+        <w:rPr>
+          <w:rFonts w:ascii="Times New Roman" w:cs="Times New Roman" w:eastAsia="Times New Roman" w:hAnsi="Times New Roman"/>
+          <w:sz w:val="24"/>
+          <w:szCs w:val="24"/>
+        </w:rPr>
+        <w:t xml:space="preserve">6.4 Conclusões ················································· 13</w:t>
+      </w:r>
+    </w:p>
+    <w:p>
+      <w:pPr>
+        <w:spacing w:after="0" w:before="0" w:line="360"/>
+        <w:jc w:val="both"/>
+      </w:pPr>
+      <w:r>
+        <w:rPr>
+          <w:rFonts w:ascii="Times New Roman" w:cs="Times New Roman" w:eastAsia="Times New Roman" w:hAnsi="Times New Roman"/>
+          <w:sz w:val="24"/>
+          <w:szCs w:val="24"/>
+        </w:rPr>
+        <w:t xml:space="preserve">REFERÊNCIAS ···················································· 15</w:t>
+      </w:r>
+    </w:p>
+    <w:p>
+      <w:pPr>
+        <w:sectPr>
+          <w:headerReference w:type="default" r:id="rId9"/>
+          <w:footerReference w:type="default" r:id="rId10"/>
+          <w:type w:val="nextPage"/>
+          <w:pgSz w:w="11906" w:h="16838" w:orient="portrait"/>
+          <w:pgMar w:top="1701" w:right="1134" w:bottom="1134" w:left="1701" w:header="708" w:footer="708" w:gutter="0"/>
+          <w:pgNumType/>
+          <w:docGrid w:linePitch="360"/>
+        </w:sectPr>
+      </w:pPr>
+    </w:p>
+    <w:p>
+      <w:pPr>
+        <w:spacing w:after="240" w:before="480" w:line="360"/>
         <w:jc w:val="left"/>
       </w:pPr>
       <w:r>
@@ -727,7 +829,6 @@
           <w:rFonts w:ascii="Times New Roman" w:cs="Times New Roman" w:eastAsia="Times New Roman" w:hAnsi="Times New Roman"/>
           <w:b/>
           <w:bCs/>
-          <w:caps w:val="false"/>
           <w:sz w:val="24"/>
           <w:szCs w:val="24"/>
         </w:rPr>
@@ -745,7 +846,6 @@
           <w:rFonts w:ascii="Times New Roman" w:cs="Times New Roman" w:eastAsia="Times New Roman" w:hAnsi="Times New Roman"/>
           <w:b w:val="false"/>
           <w:bCs w:val="false"/>
-          <w:color w:val="000000"/>
           <w:sz w:val="24"/>
           <w:szCs w:val="24"/>
         </w:rPr>
@@ -757,6 +857,11 @@
         <w:spacing w:line="360"/>
       </w:pPr>
       <w:r>
+        <w:rPr>
+          <w:rFonts w:ascii="Times New Roman" w:cs="Times New Roman" w:eastAsia="Times New Roman" w:hAnsi="Times New Roman"/>
+          <w:sz w:val="24"/>
+          <w:szCs w:val="24"/>
+        </w:rPr>
         <w:t xml:space="preserve"/>
       </w:r>
     </w:p>
@@ -771,7 +876,6 @@
           <w:rFonts w:ascii="Times New Roman" w:cs="Times New Roman" w:eastAsia="Times New Roman" w:hAnsi="Times New Roman"/>
           <w:b w:val="false"/>
           <w:bCs w:val="false"/>
-          <w:color w:val="000000"/>
           <w:sz w:val="24"/>
           <w:szCs w:val="24"/>
         </w:rPr>
@@ -783,6 +887,11 @@
         <w:spacing w:line="360"/>
       </w:pPr>
       <w:r>
+        <w:rPr>
+          <w:rFonts w:ascii="Times New Roman" w:cs="Times New Roman" w:eastAsia="Times New Roman" w:hAnsi="Times New Roman"/>
+          <w:sz w:val="24"/>
+          <w:szCs w:val="24"/>
+        </w:rPr>
         <w:t xml:space="preserve"/>
       </w:r>
     </w:p>
@@ -797,7 +906,6 @@
           <w:rFonts w:ascii="Times New Roman" w:cs="Times New Roman" w:eastAsia="Times New Roman" w:hAnsi="Times New Roman"/>
           <w:b w:val="false"/>
           <w:bCs w:val="false"/>
-          <w:color w:val="000000"/>
           <w:sz w:val="24"/>
           <w:szCs w:val="24"/>
         </w:rPr>
@@ -809,6 +917,11 @@
         <w:spacing w:line="360"/>
       </w:pPr>
       <w:r>
+        <w:rPr>
+          <w:rFonts w:ascii="Times New Roman" w:cs="Times New Roman" w:eastAsia="Times New Roman" w:hAnsi="Times New Roman"/>
+          <w:sz w:val="24"/>
+          <w:szCs w:val="24"/>
+        </w:rPr>
         <w:t xml:space="preserve"/>
       </w:r>
     </w:p>
@@ -823,7 +936,6 @@
           <w:rFonts w:ascii="Times New Roman" w:cs="Times New Roman" w:eastAsia="Times New Roman" w:hAnsi="Times New Roman"/>
           <w:b w:val="false"/>
           <w:bCs w:val="false"/>
-          <w:color w:val="000000"/>
           <w:sz w:val="24"/>
           <w:szCs w:val="24"/>
         </w:rPr>
@@ -832,8 +944,7 @@
     </w:p>
     <w:p>
       <w:pPr>
-        <w:pStyle w:val="Heading1"/>
-        <w:spacing w:after="120" w:before="240" w:line="360"/>
+        <w:spacing w:after="240" w:before="480" w:line="360"/>
         <w:jc w:val="left"/>
       </w:pPr>
       <w:r>
@@ -841,7 +952,6 @@
           <w:rFonts w:ascii="Times New Roman" w:cs="Times New Roman" w:eastAsia="Times New Roman" w:hAnsi="Times New Roman"/>
           <w:b/>
           <w:bCs/>
-          <w:caps w:val="false"/>
           <w:sz w:val="24"/>
           <w:szCs w:val="24"/>
         </w:rPr>
@@ -850,7 +960,7 @@
     </w:p>
     <w:p>
       <w:pPr>
-        <w:spacing w:after="80" w:before="200" w:line="360"/>
+        <w:spacing w:after="120" w:before="360" w:line="360"/>
         <w:jc w:val="left"/>
       </w:pPr>
       <w:r>
@@ -875,24 +985,28 @@
           <w:rFonts w:ascii="Times New Roman" w:cs="Times New Roman" w:eastAsia="Times New Roman" w:hAnsi="Times New Roman"/>
           <w:b w:val="false"/>
           <w:bCs w:val="false"/>
-          <w:color w:val="000000"/>
-          <w:sz w:val="24"/>
-          <w:szCs w:val="24"/>
-        </w:rPr>
-        <w:t xml:space="preserve">O problema enquadra-se na classe de Problemas de Otimização em Aprendizado Supervisionado — Classificação Binária. No aprendizado supervisionado, o modelo é treinado a partir de um conjunto de pares (xᵢ, yᵢ), onde xᵢ ∈ ℝᵖ é o vetor de atributos do i-ésimo cliente e yᵢ ∈ {0, 1} é o rótulo binário (0 = adimplente, 1 = inadimplente). O objetivo é aprender uma função ƒ : ℝᵖ → [0, 1] que estime a probabilidade de inadimplência, minimizando um critério de erro sobre os dados de treinamento.</w:t>
-      </w:r>
-    </w:p>
-    <w:p>
-      <w:pPr>
-        <w:spacing w:line="360"/>
-      </w:pPr>
-      <w:r>
-        <w:t xml:space="preserve"/>
-      </w:r>
-    </w:p>
-    <w:p>
-      <w:pPr>
-        <w:spacing w:after="80" w:before="200" w:line="360"/>
+          <w:sz w:val="24"/>
+          <w:szCs w:val="24"/>
+        </w:rPr>
+        <w:t xml:space="preserve">O problema enquadra-se na classe de Problemas de Otimização em Aprendizado Supervisionado — Classificação Binária. No aprendizado supervisionado, o modelo é treinado a partir de um conjunto de pares (xᵢ, yᵢ), onde xᵢ ∈ ℝᵖ é o vetor de atributos do i-ésimo cliente e yᵢ ∈ {0, 1} é o rótulo binário (0 = adimplente, 1 = inadimplente). O objetivo é aprender uma função ƒ: ℝᵖ → [0, 1] que estime a probabilidade de inadimplência, minimizando um critério de erro sobre os dados de treinamento.</w:t>
+      </w:r>
+    </w:p>
+    <w:p>
+      <w:pPr>
+        <w:spacing w:line="360"/>
+      </w:pPr>
+      <w:r>
+        <w:rPr>
+          <w:rFonts w:ascii="Times New Roman" w:cs="Times New Roman" w:eastAsia="Times New Roman" w:hAnsi="Times New Roman"/>
+          <w:sz w:val="24"/>
+          <w:szCs w:val="24"/>
+        </w:rPr>
+        <w:t xml:space="preserve"/>
+      </w:r>
+    </w:p>
+    <w:p>
+      <w:pPr>
+        <w:spacing w:after="120" w:before="360" w:line="360"/>
         <w:jc w:val="left"/>
       </w:pPr>
       <w:r>
@@ -917,7 +1031,6 @@
           <w:rFonts w:ascii="Times New Roman" w:cs="Times New Roman" w:eastAsia="Times New Roman" w:hAnsi="Times New Roman"/>
           <w:b w:val="false"/>
           <w:bCs w:val="false"/>
-          <w:color w:val="000000"/>
           <w:sz w:val="24"/>
           <w:szCs w:val="24"/>
         </w:rPr>
@@ -929,74 +1042,84 @@
         <w:spacing w:line="360"/>
       </w:pPr>
       <w:r>
-        <w:t xml:space="preserve"/>
-      </w:r>
-    </w:p>
-    <w:p>
-      <w:pPr>
-        <w:spacing w:after="0" w:before="0" w:line="360"/>
-        <w:ind w:left="720"/>
-        <w:jc w:val="both"/>
-      </w:pPr>
-      <w:r>
-        <w:rPr>
-          <w:rFonts w:ascii="Times New Roman" w:cs="Times New Roman" w:eastAsia="Times New Roman" w:hAnsi="Times New Roman"/>
-          <w:sz w:val="24"/>
-          <w:szCs w:val="24"/>
-        </w:rPr>
-        <w:t xml:space="preserve">• Total de registros: 10.127 clientes</w:t>
-      </w:r>
-    </w:p>
-    <w:p>
-      <w:pPr>
-        <w:spacing w:after="0" w:before="0" w:line="360"/>
-        <w:ind w:left="720"/>
-        <w:jc w:val="both"/>
-      </w:pPr>
-      <w:r>
-        <w:rPr>
-          <w:rFonts w:ascii="Times New Roman" w:cs="Times New Roman" w:eastAsia="Times New Roman" w:hAnsi="Times New Roman"/>
-          <w:sz w:val="24"/>
-          <w:szCs w:val="24"/>
-        </w:rPr>
-        <w:t xml:space="preserve">• Atributos preditivos (após codificação): 23 features</w:t>
-      </w:r>
-    </w:p>
-    <w:p>
-      <w:pPr>
-        <w:spacing w:after="0" w:before="0" w:line="360"/>
-        <w:ind w:left="720"/>
-        <w:jc w:val="both"/>
-      </w:pPr>
-      <w:r>
-        <w:rPr>
-          <w:rFonts w:ascii="Times New Roman" w:cs="Times New Roman" w:eastAsia="Times New Roman" w:hAnsi="Times New Roman"/>
-          <w:sz w:val="24"/>
-          <w:szCs w:val="24"/>
-        </w:rPr>
-        <w:t xml:space="preserve">• Variável resposta: default (0 = adimplente, 1 = inadimplente)</w:t>
-      </w:r>
-    </w:p>
-    <w:p>
-      <w:pPr>
-        <w:spacing w:after="0" w:before="0" w:line="360"/>
-        <w:ind w:left="720"/>
-        <w:jc w:val="both"/>
-      </w:pPr>
-      <w:r>
-        <w:rPr>
-          <w:rFonts w:ascii="Times New Roman" w:cs="Times New Roman" w:eastAsia="Times New Roman" w:hAnsi="Times New Roman"/>
-          <w:sz w:val="24"/>
-          <w:szCs w:val="24"/>
-        </w:rPr>
-        <w:t xml:space="preserve">• Divisão treino/teste: 80%/20%, semente aleatória = 42</w:t>
-      </w:r>
-    </w:p>
-    <w:p>
-      <w:pPr>
-        <w:spacing w:line="360"/>
-      </w:pPr>
-      <w:r>
+        <w:rPr>
+          <w:rFonts w:ascii="Times New Roman" w:cs="Times New Roman" w:eastAsia="Times New Roman" w:hAnsi="Times New Roman"/>
+          <w:sz w:val="24"/>
+          <w:szCs w:val="24"/>
+        </w:rPr>
+        <w:t xml:space="preserve"/>
+      </w:r>
+    </w:p>
+    <w:p>
+      <w:pPr>
+        <w:spacing w:after="0" w:before="0" w:line="360"/>
+        <w:ind w:left="709"/>
+        <w:jc w:val="both"/>
+      </w:pPr>
+      <w:r>
+        <w:rPr>
+          <w:rFonts w:ascii="Times New Roman" w:cs="Times New Roman" w:eastAsia="Times New Roman" w:hAnsi="Times New Roman"/>
+          <w:sz w:val="24"/>
+          <w:szCs w:val="24"/>
+        </w:rPr>
+        <w:t xml:space="preserve">– Total de registros: 10.127 clientes</w:t>
+      </w:r>
+    </w:p>
+    <w:p>
+      <w:pPr>
+        <w:spacing w:after="0" w:before="0" w:line="360"/>
+        <w:ind w:left="709"/>
+        <w:jc w:val="both"/>
+      </w:pPr>
+      <w:r>
+        <w:rPr>
+          <w:rFonts w:ascii="Times New Roman" w:cs="Times New Roman" w:eastAsia="Times New Roman" w:hAnsi="Times New Roman"/>
+          <w:sz w:val="24"/>
+          <w:szCs w:val="24"/>
+        </w:rPr>
+        <w:t xml:space="preserve">– Atributos preditivos (após codificação): 23 features</w:t>
+      </w:r>
+    </w:p>
+    <w:p>
+      <w:pPr>
+        <w:spacing w:after="0" w:before="0" w:line="360"/>
+        <w:ind w:left="709"/>
+        <w:jc w:val="both"/>
+      </w:pPr>
+      <w:r>
+        <w:rPr>
+          <w:rFonts w:ascii="Times New Roman" w:cs="Times New Roman" w:eastAsia="Times New Roman" w:hAnsi="Times New Roman"/>
+          <w:sz w:val="24"/>
+          <w:szCs w:val="24"/>
+        </w:rPr>
+        <w:t xml:space="preserve">– Variável resposta: default (0 = adimplente, 1 = inadimplente)</w:t>
+      </w:r>
+    </w:p>
+    <w:p>
+      <w:pPr>
+        <w:spacing w:after="0" w:before="0" w:line="360"/>
+        <w:ind w:left="709"/>
+        <w:jc w:val="both"/>
+      </w:pPr>
+      <w:r>
+        <w:rPr>
+          <w:rFonts w:ascii="Times New Roman" w:cs="Times New Roman" w:eastAsia="Times New Roman" w:hAnsi="Times New Roman"/>
+          <w:sz w:val="24"/>
+          <w:szCs w:val="24"/>
+        </w:rPr>
+        <w:t xml:space="preserve">– Divisão treino/teste: 80%/20%, semente aleatória = 42</w:t>
+      </w:r>
+    </w:p>
+    <w:p>
+      <w:pPr>
+        <w:spacing w:line="360"/>
+      </w:pPr>
+      <w:r>
+        <w:rPr>
+          <w:rFonts w:ascii="Times New Roman" w:cs="Times New Roman" w:eastAsia="Times New Roman" w:hAnsi="Times New Roman"/>
+          <w:sz w:val="24"/>
+          <w:szCs w:val="24"/>
+        </w:rPr>
         <w:t xml:space="preserve"/>
       </w:r>
     </w:p>
@@ -1011,7 +1134,6 @@
           <w:rFonts w:ascii="Times New Roman" w:cs="Times New Roman" w:eastAsia="Times New Roman" w:hAnsi="Times New Roman"/>
           <w:b w:val="false"/>
           <w:bCs w:val="false"/>
-          <w:color w:val="000000"/>
           <w:sz w:val="24"/>
           <w:szCs w:val="24"/>
         </w:rPr>
@@ -1023,12 +1145,17 @@
         <w:spacing w:line="360"/>
       </w:pPr>
       <w:r>
-        <w:t xml:space="preserve"/>
-      </w:r>
-    </w:p>
-    <w:p>
-      <w:pPr>
-        <w:spacing w:after="80" w:before="200" w:line="360"/>
+        <w:rPr>
+          <w:rFonts w:ascii="Times New Roman" w:cs="Times New Roman" w:eastAsia="Times New Roman" w:hAnsi="Times New Roman"/>
+          <w:sz w:val="24"/>
+          <w:szCs w:val="24"/>
+        </w:rPr>
+        <w:t xml:space="preserve"/>
+      </w:r>
+    </w:p>
+    <w:p>
+      <w:pPr>
+        <w:spacing w:after="120" w:before="360" w:line="360"/>
         <w:jc w:val="left"/>
       </w:pPr>
       <w:r>
@@ -1053,7 +1180,6 @@
           <w:rFonts w:ascii="Times New Roman" w:cs="Times New Roman" w:eastAsia="Times New Roman" w:hAnsi="Times New Roman"/>
           <w:b w:val="false"/>
           <w:bCs w:val="false"/>
-          <w:color w:val="000000"/>
           <w:sz w:val="24"/>
           <w:szCs w:val="24"/>
         </w:rPr>
@@ -1065,6 +1191,11 @@
         <w:spacing w:line="360"/>
       </w:pPr>
       <w:r>
+        <w:rPr>
+          <w:rFonts w:ascii="Times New Roman" w:cs="Times New Roman" w:eastAsia="Times New Roman" w:hAnsi="Times New Roman"/>
+          <w:sz w:val="24"/>
+          <w:szCs w:val="24"/>
+        </w:rPr>
         <w:t xml:space="preserve"/>
       </w:r>
     </w:p>
@@ -1087,6 +1218,11 @@
         <w:spacing w:line="360"/>
       </w:pPr>
       <w:r>
+        <w:rPr>
+          <w:rFonts w:ascii="Times New Roman" w:cs="Times New Roman" w:eastAsia="Times New Roman" w:hAnsi="Times New Roman"/>
+          <w:sz w:val="24"/>
+          <w:szCs w:val="24"/>
+        </w:rPr>
         <w:t xml:space="preserve"/>
       </w:r>
     </w:p>
@@ -1101,7 +1237,6 @@
           <w:rFonts w:ascii="Times New Roman" w:cs="Times New Roman" w:eastAsia="Times New Roman" w:hAnsi="Times New Roman"/>
           <w:b w:val="false"/>
           <w:bCs w:val="false"/>
-          <w:color w:val="000000"/>
           <w:sz w:val="24"/>
           <w:szCs w:val="24"/>
         </w:rPr>
@@ -1113,6 +1248,11 @@
         <w:spacing w:line="360"/>
       </w:pPr>
       <w:r>
+        <w:rPr>
+          <w:rFonts w:ascii="Times New Roman" w:cs="Times New Roman" w:eastAsia="Times New Roman" w:hAnsi="Times New Roman"/>
+          <w:sz w:val="24"/>
+          <w:szCs w:val="24"/>
+        </w:rPr>
         <w:t xml:space="preserve"/>
       </w:r>
     </w:p>
@@ -1127,7 +1267,7 @@
           <w:sz w:val="24"/>
           <w:szCs w:val="24"/>
         </w:rPr>
-        <w:t xml:space="preserve">min   L(θ) = −(1/n) Σᵢ₌₁ⁿ [yᵢ log σ(xᵢᵀθ) + (1 − yᵢ) log(1 − σ(xᵢᵀθ))] + (λ/2)||θ₁:||²</w:t>
+        <w:t xml:space="preserve">min   L(θ) = −(1/n) Σᵢ [yᵢ log σ(xᵢᵀθ) + (1 − yᵢ) log(1 − σ(xᵢᵀθ))] + (λ/2)||θ₁:||²</w:t>
       </w:r>
     </w:p>
     <w:p>
@@ -1149,6 +1289,11 @@
         <w:spacing w:line="360"/>
       </w:pPr>
       <w:r>
+        <w:rPr>
+          <w:rFonts w:ascii="Times New Roman" w:cs="Times New Roman" w:eastAsia="Times New Roman" w:hAnsi="Times New Roman"/>
+          <w:sz w:val="24"/>
+          <w:szCs w:val="24"/>
+        </w:rPr>
         <w:t xml:space="preserve"/>
       </w:r>
     </w:p>
@@ -1163,7 +1308,6 @@
           <w:rFonts w:ascii="Times New Roman" w:cs="Times New Roman" w:eastAsia="Times New Roman" w:hAnsi="Times New Roman"/>
           <w:b w:val="false"/>
           <w:bCs w:val="false"/>
-          <w:color w:val="000000"/>
           <w:sz w:val="24"/>
           <w:szCs w:val="24"/>
         </w:rPr>
@@ -1175,12 +1319,17 @@
         <w:spacing w:line="360"/>
       </w:pPr>
       <w:r>
-        <w:t xml:space="preserve"/>
-      </w:r>
-    </w:p>
-    <w:p>
-      <w:pPr>
-        <w:spacing w:after="80" w:before="200" w:line="360"/>
+        <w:rPr>
+          <w:rFonts w:ascii="Times New Roman" w:cs="Times New Roman" w:eastAsia="Times New Roman" w:hAnsi="Times New Roman"/>
+          <w:sz w:val="24"/>
+          <w:szCs w:val="24"/>
+        </w:rPr>
+        <w:t xml:space="preserve"/>
+      </w:r>
+    </w:p>
+    <w:p>
+      <w:pPr>
+        <w:spacing w:after="120" w:before="360" w:line="360"/>
         <w:jc w:val="left"/>
       </w:pPr>
       <w:r>
@@ -1205,7 +1354,6 @@
           <w:rFonts w:ascii="Times New Roman" w:cs="Times New Roman" w:eastAsia="Times New Roman" w:hAnsi="Times New Roman"/>
           <w:b w:val="false"/>
           <w:bCs w:val="false"/>
-          <w:color w:val="000000"/>
           <w:sz w:val="24"/>
           <w:szCs w:val="24"/>
         </w:rPr>
@@ -1217,6 +1365,11 @@
         <w:spacing w:line="360"/>
       </w:pPr>
       <w:r>
+        <w:rPr>
+          <w:rFonts w:ascii="Times New Roman" w:cs="Times New Roman" w:eastAsia="Times New Roman" w:hAnsi="Times New Roman"/>
+          <w:sz w:val="24"/>
+          <w:szCs w:val="24"/>
+        </w:rPr>
         <w:t xml:space="preserve"/>
       </w:r>
     </w:p>
@@ -1239,6 +1392,11 @@
         <w:spacing w:line="360"/>
       </w:pPr>
       <w:r>
+        <w:rPr>
+          <w:rFonts w:ascii="Times New Roman" w:cs="Times New Roman" w:eastAsia="Times New Roman" w:hAnsi="Times New Roman"/>
+          <w:sz w:val="24"/>
+          <w:szCs w:val="24"/>
+        </w:rPr>
         <w:t xml:space="preserve"/>
       </w:r>
     </w:p>
@@ -1253,7 +1411,6 @@
           <w:rFonts w:ascii="Times New Roman" w:cs="Times New Roman" w:eastAsia="Times New Roman" w:hAnsi="Times New Roman"/>
           <w:b w:val="false"/>
           <w:bCs w:val="false"/>
-          <w:color w:val="000000"/>
           <w:sz w:val="24"/>
           <w:szCs w:val="24"/>
         </w:rPr>
@@ -1265,6 +1422,11 @@
         <w:spacing w:line="360"/>
       </w:pPr>
       <w:r>
+        <w:rPr>
+          <w:rFonts w:ascii="Times New Roman" w:cs="Times New Roman" w:eastAsia="Times New Roman" w:hAnsi="Times New Roman"/>
+          <w:sz w:val="24"/>
+          <w:szCs w:val="24"/>
+        </w:rPr>
         <w:t xml:space="preserve"/>
       </w:r>
     </w:p>
@@ -1287,6 +1449,11 @@
         <w:spacing w:line="360"/>
       </w:pPr>
       <w:r>
+        <w:rPr>
+          <w:rFonts w:ascii="Times New Roman" w:cs="Times New Roman" w:eastAsia="Times New Roman" w:hAnsi="Times New Roman"/>
+          <w:sz w:val="24"/>
+          <w:szCs w:val="24"/>
+        </w:rPr>
         <w:t xml:space="preserve"/>
       </w:r>
     </w:p>
@@ -1301,7 +1468,6 @@
           <w:rFonts w:ascii="Times New Roman" w:cs="Times New Roman" w:eastAsia="Times New Roman" w:hAnsi="Times New Roman"/>
           <w:b w:val="false"/>
           <w:bCs w:val="false"/>
-          <w:color w:val="000000"/>
           <w:sz w:val="24"/>
           <w:szCs w:val="24"/>
         </w:rPr>
@@ -1313,12 +1479,17 @@
         <w:spacing w:line="360"/>
       </w:pPr>
       <w:r>
-        <w:t xml:space="preserve"/>
-      </w:r>
-    </w:p>
-    <w:p>
-      <w:pPr>
-        <w:spacing w:after="80" w:before="200" w:line="360"/>
+        <w:rPr>
+          <w:rFonts w:ascii="Times New Roman" w:cs="Times New Roman" w:eastAsia="Times New Roman" w:hAnsi="Times New Roman"/>
+          <w:sz w:val="24"/>
+          <w:szCs w:val="24"/>
+        </w:rPr>
+        <w:t xml:space="preserve"/>
+      </w:r>
+    </w:p>
+    <w:p>
+      <w:pPr>
+        <w:spacing w:after="120" w:before="360" w:line="360"/>
         <w:jc w:val="left"/>
       </w:pPr>
       <w:r>
@@ -1343,7 +1514,6 @@
           <w:rFonts w:ascii="Times New Roman" w:cs="Times New Roman" w:eastAsia="Times New Roman" w:hAnsi="Times New Roman"/>
           <w:b w:val="false"/>
           <w:bCs w:val="false"/>
-          <w:color w:val="000000"/>
           <w:sz w:val="24"/>
           <w:szCs w:val="24"/>
         </w:rPr>
@@ -1355,6 +1525,11 @@
         <w:spacing w:line="360"/>
       </w:pPr>
       <w:r>
+        <w:rPr>
+          <w:rFonts w:ascii="Times New Roman" w:cs="Times New Roman" w:eastAsia="Times New Roman" w:hAnsi="Times New Roman"/>
+          <w:sz w:val="24"/>
+          <w:szCs w:val="24"/>
+        </w:rPr>
         <w:t xml:space="preserve"/>
       </w:r>
     </w:p>
@@ -1377,6 +1552,11 @@
         <w:spacing w:line="360"/>
       </w:pPr>
       <w:r>
+        <w:rPr>
+          <w:rFonts w:ascii="Times New Roman" w:cs="Times New Roman" w:eastAsia="Times New Roman" w:hAnsi="Times New Roman"/>
+          <w:sz w:val="24"/>
+          <w:szCs w:val="24"/>
+        </w:rPr>
         <w:t xml:space="preserve"/>
       </w:r>
     </w:p>
@@ -1391,7 +1571,6 @@
           <w:rFonts w:ascii="Times New Roman" w:cs="Times New Roman" w:eastAsia="Times New Roman" w:hAnsi="Times New Roman"/>
           <w:b w:val="false"/>
           <w:bCs w:val="false"/>
-          <w:color w:val="000000"/>
           <w:sz w:val="24"/>
           <w:szCs w:val="24"/>
         </w:rPr>
@@ -1400,8 +1579,7 @@
     </w:p>
     <w:p>
       <w:pPr>
-        <w:pStyle w:val="Heading1"/>
-        <w:spacing w:after="120" w:before="240" w:line="360"/>
+        <w:spacing w:after="240" w:before="480" w:line="360"/>
         <w:jc w:val="left"/>
       </w:pPr>
       <w:r>
@@ -1409,7 +1587,6 @@
           <w:rFonts w:ascii="Times New Roman" w:cs="Times New Roman" w:eastAsia="Times New Roman" w:hAnsi="Times New Roman"/>
           <w:b/>
           <w:bCs/>
-          <w:caps w:val="false"/>
           <w:sz w:val="24"/>
           <w:szCs w:val="24"/>
         </w:rPr>
@@ -1418,7 +1595,7 @@
     </w:p>
     <w:p>
       <w:pPr>
-        <w:spacing w:after="80" w:before="200" w:line="360"/>
+        <w:spacing w:after="120" w:before="360" w:line="360"/>
         <w:jc w:val="left"/>
       </w:pPr>
       <w:r>
@@ -1443,7 +1620,6 @@
           <w:rFonts w:ascii="Times New Roman" w:cs="Times New Roman" w:eastAsia="Times New Roman" w:hAnsi="Times New Roman"/>
           <w:b w:val="false"/>
           <w:bCs w:val="false"/>
-          <w:color w:val="000000"/>
           <w:sz w:val="24"/>
           <w:szCs w:val="24"/>
         </w:rPr>
@@ -1455,6 +1631,11 @@
         <w:spacing w:line="360"/>
       </w:pPr>
       <w:r>
+        <w:rPr>
+          <w:rFonts w:ascii="Times New Roman" w:cs="Times New Roman" w:eastAsia="Times New Roman" w:hAnsi="Times New Roman"/>
+          <w:sz w:val="24"/>
+          <w:szCs w:val="24"/>
+        </w:rPr>
         <w:t xml:space="preserve"/>
       </w:r>
     </w:p>
@@ -1477,6 +1658,11 @@
         <w:spacing w:line="360"/>
       </w:pPr>
       <w:r>
+        <w:rPr>
+          <w:rFonts w:ascii="Times New Roman" w:cs="Times New Roman" w:eastAsia="Times New Roman" w:hAnsi="Times New Roman"/>
+          <w:sz w:val="24"/>
+          <w:szCs w:val="24"/>
+        </w:rPr>
         <w:t xml:space="preserve"/>
       </w:r>
     </w:p>
@@ -1491,7 +1677,6 @@
           <w:rFonts w:ascii="Times New Roman" w:cs="Times New Roman" w:eastAsia="Times New Roman" w:hAnsi="Times New Roman"/>
           <w:b w:val="false"/>
           <w:bCs w:val="false"/>
-          <w:color w:val="000000"/>
           <w:sz w:val="24"/>
           <w:szCs w:val="24"/>
         </w:rPr>
@@ -1503,12 +1688,17 @@
         <w:spacing w:line="360"/>
       </w:pPr>
       <w:r>
-        <w:t xml:space="preserve"/>
-      </w:r>
-    </w:p>
-    <w:p>
-      <w:pPr>
-        <w:spacing w:after="80" w:before="200" w:line="360"/>
+        <w:rPr>
+          <w:rFonts w:ascii="Times New Roman" w:cs="Times New Roman" w:eastAsia="Times New Roman" w:hAnsi="Times New Roman"/>
+          <w:sz w:val="24"/>
+          <w:szCs w:val="24"/>
+        </w:rPr>
+        <w:t xml:space="preserve"/>
+      </w:r>
+    </w:p>
+    <w:p>
+      <w:pPr>
+        <w:spacing w:after="120" w:before="360" w:line="360"/>
         <w:jc w:val="left"/>
       </w:pPr>
       <w:r>
@@ -1533,7 +1723,6 @@
           <w:rFonts w:ascii="Times New Roman" w:cs="Times New Roman" w:eastAsia="Times New Roman" w:hAnsi="Times New Roman"/>
           <w:b w:val="false"/>
           <w:bCs w:val="false"/>
-          <w:color w:val="000000"/>
           <w:sz w:val="24"/>
           <w:szCs w:val="24"/>
         </w:rPr>
@@ -1545,6 +1734,11 @@
         <w:spacing w:line="360"/>
       </w:pPr>
       <w:r>
+        <w:rPr>
+          <w:rFonts w:ascii="Times New Roman" w:cs="Times New Roman" w:eastAsia="Times New Roman" w:hAnsi="Times New Roman"/>
+          <w:sz w:val="24"/>
+          <w:szCs w:val="24"/>
+        </w:rPr>
         <w:t xml:space="preserve"/>
       </w:r>
     </w:p>
@@ -1558,7 +1752,6 @@
           <w:rFonts w:ascii="Times New Roman" w:cs="Times New Roman" w:eastAsia="Times New Roman" w:hAnsi="Times New Roman"/>
           <w:b w:val="false"/>
           <w:bCs w:val="false"/>
-          <w:color w:val="000000"/>
           <w:sz w:val="24"/>
           <w:szCs w:val="24"/>
         </w:rPr>
@@ -1570,6 +1763,11 @@
         <w:spacing w:line="360"/>
       </w:pPr>
       <w:r>
+        <w:rPr>
+          <w:rFonts w:ascii="Times New Roman" w:cs="Times New Roman" w:eastAsia="Times New Roman" w:hAnsi="Times New Roman"/>
+          <w:sz w:val="24"/>
+          <w:szCs w:val="24"/>
+        </w:rPr>
         <w:t xml:space="preserve"/>
       </w:r>
     </w:p>
@@ -1583,7 +1781,6 @@
           <w:rFonts w:ascii="Times New Roman" w:cs="Times New Roman" w:eastAsia="Times New Roman" w:hAnsi="Times New Roman"/>
           <w:b w:val="false"/>
           <w:bCs w:val="false"/>
-          <w:color w:val="000000"/>
           <w:sz w:val="24"/>
           <w:szCs w:val="24"/>
         </w:rPr>
@@ -1595,6 +1792,11 @@
         <w:spacing w:line="360"/>
       </w:pPr>
       <w:r>
+        <w:rPr>
+          <w:rFonts w:ascii="Times New Roman" w:cs="Times New Roman" w:eastAsia="Times New Roman" w:hAnsi="Times New Roman"/>
+          <w:sz w:val="24"/>
+          <w:szCs w:val="24"/>
+        </w:rPr>
         <w:t xml:space="preserve"/>
       </w:r>
     </w:p>
@@ -1608,7 +1810,6 @@
           <w:rFonts w:ascii="Times New Roman" w:cs="Times New Roman" w:eastAsia="Times New Roman" w:hAnsi="Times New Roman"/>
           <w:b w:val="false"/>
           <w:bCs w:val="false"/>
-          <w:color w:val="000000"/>
           <w:sz w:val="24"/>
           <w:szCs w:val="24"/>
         </w:rPr>
@@ -1620,12 +1821,17 @@
         <w:spacing w:line="360"/>
       </w:pPr>
       <w:r>
-        <w:t xml:space="preserve"/>
-      </w:r>
-    </w:p>
-    <w:p>
-      <w:pPr>
-        <w:spacing w:after="80" w:before="200" w:line="360"/>
+        <w:rPr>
+          <w:rFonts w:ascii="Times New Roman" w:cs="Times New Roman" w:eastAsia="Times New Roman" w:hAnsi="Times New Roman"/>
+          <w:sz w:val="24"/>
+          <w:szCs w:val="24"/>
+        </w:rPr>
+        <w:t xml:space="preserve"/>
+      </w:r>
+    </w:p>
+    <w:p>
+      <w:pPr>
+        <w:spacing w:after="120" w:before="360" w:line="360"/>
         <w:jc w:val="left"/>
       </w:pPr>
       <w:r>
@@ -1650,7 +1856,6 @@
           <w:rFonts w:ascii="Times New Roman" w:cs="Times New Roman" w:eastAsia="Times New Roman" w:hAnsi="Times New Roman"/>
           <w:b w:val="false"/>
           <w:bCs w:val="false"/>
-          <w:color w:val="000000"/>
           <w:sz w:val="24"/>
           <w:szCs w:val="24"/>
         </w:rPr>
@@ -1662,119 +1867,129 @@
         <w:spacing w:line="360"/>
       </w:pPr>
       <w:r>
-        <w:t xml:space="preserve"/>
-      </w:r>
-    </w:p>
-    <w:p>
-      <w:pPr>
-        <w:spacing w:after="0" w:before="0" w:line="360"/>
-        <w:ind w:left="720"/>
-        <w:jc w:val="both"/>
-      </w:pPr>
-      <w:r>
-        <w:rPr>
-          <w:rFonts w:ascii="Times New Roman" w:cs="Times New Roman" w:eastAsia="Times New Roman" w:hAnsi="Times New Roman"/>
-          <w:sz w:val="24"/>
-          <w:szCs w:val="24"/>
-        </w:rPr>
-        <w:t xml:space="preserve">• 1.  Inicializa θ₀ = 0 ∈ ℝᵖ⁺¹</w:t>
-      </w:r>
-    </w:p>
-    <w:p>
-      <w:pPr>
-        <w:spacing w:after="0" w:before="0" w:line="360"/>
-        <w:ind w:left="720"/>
-        <w:jc w:val="both"/>
-      </w:pPr>
-      <w:r>
-        <w:rPr>
-          <w:rFonts w:ascii="Times New Roman" w:cs="Times New Roman" w:eastAsia="Times New Roman" w:hAnsi="Times New Roman"/>
-          <w:sz w:val="24"/>
-          <w:szCs w:val="24"/>
-        </w:rPr>
-        <w:t xml:space="preserve">• 2.  Calcula o gradiente ∇L(θₖ)</w:t>
-      </w:r>
-    </w:p>
-    <w:p>
-      <w:pPr>
-        <w:spacing w:after="0" w:before="0" w:line="360"/>
-        <w:ind w:left="720"/>
-        <w:jc w:val="both"/>
-      </w:pPr>
-      <w:r>
-        <w:rPr>
-          <w:rFonts w:ascii="Times New Roman" w:cs="Times New Roman" w:eastAsia="Times New Roman" w:hAnsi="Times New Roman"/>
-          <w:sz w:val="24"/>
-          <w:szCs w:val="24"/>
-        </w:rPr>
-        <w:t xml:space="preserve">• 3.  Se ||∇L(θₖ)|| &lt; ε (com ε = 10⁻⁴), interrompe: solução encontrada</w:t>
-      </w:r>
-    </w:p>
-    <w:p>
-      <w:pPr>
-        <w:spacing w:after="0" w:before="0" w:line="360"/>
-        <w:ind w:left="720"/>
-        <w:jc w:val="both"/>
-      </w:pPr>
-      <w:r>
-        <w:rPr>
-          <w:rFonts w:ascii="Times New Roman" w:cs="Times New Roman" w:eastAsia="Times New Roman" w:hAnsi="Times New Roman"/>
-          <w:sz w:val="24"/>
-          <w:szCs w:val="24"/>
-        </w:rPr>
-        <w:t xml:space="preserve">• 4.  Define a direção dₖ = −∇L(θₖ)</w:t>
-      </w:r>
-    </w:p>
-    <w:p>
-      <w:pPr>
-        <w:spacing w:after="0" w:before="0" w:line="360"/>
-        <w:ind w:left="720"/>
-        <w:jc w:val="both"/>
-      </w:pPr>
-      <w:r>
-        <w:rPr>
-          <w:rFonts w:ascii="Times New Roman" w:cs="Times New Roman" w:eastAsia="Times New Roman" w:hAnsi="Times New Roman"/>
-          <w:sz w:val="24"/>
-          <w:szCs w:val="24"/>
-        </w:rPr>
-        <w:t xml:space="preserve">• 5.  Determina o passo ótimo: α* = argmin_α L(θₖ + α dₖ) via busca em linha</w:t>
-      </w:r>
-    </w:p>
-    <w:p>
-      <w:pPr>
-        <w:spacing w:after="0" w:before="0" w:line="360"/>
-        <w:ind w:left="720"/>
-        <w:jc w:val="both"/>
-      </w:pPr>
-      <w:r>
-        <w:rPr>
-          <w:rFonts w:ascii="Times New Roman" w:cs="Times New Roman" w:eastAsia="Times New Roman" w:hAnsi="Times New Roman"/>
-          <w:sz w:val="24"/>
-          <w:szCs w:val="24"/>
-        </w:rPr>
-        <w:t xml:space="preserve">• 6.  Atualiza: θₖ₊₁ = θₖ + α* dₖ</w:t>
-      </w:r>
-    </w:p>
-    <w:p>
-      <w:pPr>
-        <w:spacing w:after="0" w:before="0" w:line="360"/>
-        <w:ind w:left="720"/>
-        <w:jc w:val="both"/>
-      </w:pPr>
-      <w:r>
-        <w:rPr>
-          <w:rFonts w:ascii="Times New Roman" w:cs="Times New Roman" w:eastAsia="Times New Roman" w:hAnsi="Times New Roman"/>
-          <w:sz w:val="24"/>
-          <w:szCs w:val="24"/>
-        </w:rPr>
-        <w:t xml:space="preserve">• 7.  Repete a partir do passo 2</w:t>
-      </w:r>
-    </w:p>
-    <w:p>
-      <w:pPr>
-        <w:spacing w:line="360"/>
-      </w:pPr>
-      <w:r>
+        <w:rPr>
+          <w:rFonts w:ascii="Times New Roman" w:cs="Times New Roman" w:eastAsia="Times New Roman" w:hAnsi="Times New Roman"/>
+          <w:sz w:val="24"/>
+          <w:szCs w:val="24"/>
+        </w:rPr>
+        <w:t xml:space="preserve"/>
+      </w:r>
+    </w:p>
+    <w:p>
+      <w:pPr>
+        <w:spacing w:after="0" w:before="0" w:line="360"/>
+        <w:ind w:left="709"/>
+        <w:jc w:val="both"/>
+      </w:pPr>
+      <w:r>
+        <w:rPr>
+          <w:rFonts w:ascii="Times New Roman" w:cs="Times New Roman" w:eastAsia="Times New Roman" w:hAnsi="Times New Roman"/>
+          <w:sz w:val="24"/>
+          <w:szCs w:val="24"/>
+        </w:rPr>
+        <w:t xml:space="preserve">– 1.  Inicializa θ₀ = 0 ∈ ℝᵖ⁺¹</w:t>
+      </w:r>
+    </w:p>
+    <w:p>
+      <w:pPr>
+        <w:spacing w:after="0" w:before="0" w:line="360"/>
+        <w:ind w:left="709"/>
+        <w:jc w:val="both"/>
+      </w:pPr>
+      <w:r>
+        <w:rPr>
+          <w:rFonts w:ascii="Times New Roman" w:cs="Times New Roman" w:eastAsia="Times New Roman" w:hAnsi="Times New Roman"/>
+          <w:sz w:val="24"/>
+          <w:szCs w:val="24"/>
+        </w:rPr>
+        <w:t xml:space="preserve">– 2.  Calcula o gradiente ∇L(θₖ)</w:t>
+      </w:r>
+    </w:p>
+    <w:p>
+      <w:pPr>
+        <w:spacing w:after="0" w:before="0" w:line="360"/>
+        <w:ind w:left="709"/>
+        <w:jc w:val="both"/>
+      </w:pPr>
+      <w:r>
+        <w:rPr>
+          <w:rFonts w:ascii="Times New Roman" w:cs="Times New Roman" w:eastAsia="Times New Roman" w:hAnsi="Times New Roman"/>
+          <w:sz w:val="24"/>
+          <w:szCs w:val="24"/>
+        </w:rPr>
+        <w:t xml:space="preserve">– 3.  Se ||∇L(θₖ)|| &lt; ε (com ε = 10⁻⁴), interrompe: solução encontrada</w:t>
+      </w:r>
+    </w:p>
+    <w:p>
+      <w:pPr>
+        <w:spacing w:after="0" w:before="0" w:line="360"/>
+        <w:ind w:left="709"/>
+        <w:jc w:val="both"/>
+      </w:pPr>
+      <w:r>
+        <w:rPr>
+          <w:rFonts w:ascii="Times New Roman" w:cs="Times New Roman" w:eastAsia="Times New Roman" w:hAnsi="Times New Roman"/>
+          <w:sz w:val="24"/>
+          <w:szCs w:val="24"/>
+        </w:rPr>
+        <w:t xml:space="preserve">– 4.  Define a direção dₖ = −∇L(θₖ)</w:t>
+      </w:r>
+    </w:p>
+    <w:p>
+      <w:pPr>
+        <w:spacing w:after="0" w:before="0" w:line="360"/>
+        <w:ind w:left="709"/>
+        <w:jc w:val="both"/>
+      </w:pPr>
+      <w:r>
+        <w:rPr>
+          <w:rFonts w:ascii="Times New Roman" w:cs="Times New Roman" w:eastAsia="Times New Roman" w:hAnsi="Times New Roman"/>
+          <w:sz w:val="24"/>
+          <w:szCs w:val="24"/>
+        </w:rPr>
+        <w:t xml:space="preserve">– 5.  Determina o passo ótimo: α* = argmin_α L(θₖ + α dₖ) via busca em linha</w:t>
+      </w:r>
+    </w:p>
+    <w:p>
+      <w:pPr>
+        <w:spacing w:after="0" w:before="0" w:line="360"/>
+        <w:ind w:left="709"/>
+        <w:jc w:val="both"/>
+      </w:pPr>
+      <w:r>
+        <w:rPr>
+          <w:rFonts w:ascii="Times New Roman" w:cs="Times New Roman" w:eastAsia="Times New Roman" w:hAnsi="Times New Roman"/>
+          <w:sz w:val="24"/>
+          <w:szCs w:val="24"/>
+        </w:rPr>
+        <w:t xml:space="preserve">– 6.  Atualiza: θₖ₊₁ = θₖ + α* dₖ</w:t>
+      </w:r>
+    </w:p>
+    <w:p>
+      <w:pPr>
+        <w:spacing w:after="0" w:before="0" w:line="360"/>
+        <w:ind w:left="709"/>
+        <w:jc w:val="both"/>
+      </w:pPr>
+      <w:r>
+        <w:rPr>
+          <w:rFonts w:ascii="Times New Roman" w:cs="Times New Roman" w:eastAsia="Times New Roman" w:hAnsi="Times New Roman"/>
+          <w:sz w:val="24"/>
+          <w:szCs w:val="24"/>
+        </w:rPr>
+        <w:t xml:space="preserve">– 7.  Repete a partir do passo 2</w:t>
+      </w:r>
+    </w:p>
+    <w:p>
+      <w:pPr>
+        <w:spacing w:line="360"/>
+      </w:pPr>
+      <w:r>
+        <w:rPr>
+          <w:rFonts w:ascii="Times New Roman" w:cs="Times New Roman" w:eastAsia="Times New Roman" w:hAnsi="Times New Roman"/>
+          <w:sz w:val="24"/>
+          <w:szCs w:val="24"/>
+        </w:rPr>
         <w:t xml:space="preserve"/>
       </w:r>
     </w:p>
@@ -1789,7 +2004,6 @@
           <w:rFonts w:ascii="Times New Roman" w:cs="Times New Roman" w:eastAsia="Times New Roman" w:hAnsi="Times New Roman"/>
           <w:b w:val="false"/>
           <w:bCs w:val="false"/>
-          <w:color w:val="000000"/>
           <w:sz w:val="24"/>
           <w:szCs w:val="24"/>
         </w:rPr>
@@ -1801,12 +2015,17 @@
         <w:spacing w:line="360"/>
       </w:pPr>
       <w:r>
-        <w:t xml:space="preserve"/>
-      </w:r>
-    </w:p>
-    <w:p>
-      <w:pPr>
-        <w:spacing w:after="80" w:before="200" w:line="360"/>
+        <w:rPr>
+          <w:rFonts w:ascii="Times New Roman" w:cs="Times New Roman" w:eastAsia="Times New Roman" w:hAnsi="Times New Roman"/>
+          <w:sz w:val="24"/>
+          <w:szCs w:val="24"/>
+        </w:rPr>
+        <w:t xml:space="preserve"/>
+      </w:r>
+    </w:p>
+    <w:p>
+      <w:pPr>
+        <w:spacing w:after="120" w:before="360" w:line="360"/>
         <w:jc w:val="left"/>
       </w:pPr>
       <w:r>
@@ -1831,7 +2050,6 @@
           <w:rFonts w:ascii="Times New Roman" w:cs="Times New Roman" w:eastAsia="Times New Roman" w:hAnsi="Times New Roman"/>
           <w:b w:val="false"/>
           <w:bCs w:val="false"/>
-          <w:color w:val="000000"/>
           <w:sz w:val="24"/>
           <w:szCs w:val="24"/>
         </w:rPr>
@@ -1843,119 +2061,129 @@
         <w:spacing w:line="360"/>
       </w:pPr>
       <w:r>
-        <w:t xml:space="preserve"/>
-      </w:r>
-    </w:p>
-    <w:p>
-      <w:pPr>
-        <w:spacing w:after="0" w:before="0" w:line="360"/>
-        <w:ind w:left="720"/>
-        <w:jc w:val="both"/>
-      </w:pPr>
-      <w:r>
-        <w:rPr>
-          <w:rFonts w:ascii="Times New Roman" w:cs="Times New Roman" w:eastAsia="Times New Roman" w:hAnsi="Times New Roman"/>
-          <w:sz w:val="24"/>
-          <w:szCs w:val="24"/>
-        </w:rPr>
-        <w:t xml:space="preserve">• 1.  Inicializa θ₀ = 0 ∈ ℝᵖ⁺¹</w:t>
-      </w:r>
-    </w:p>
-    <w:p>
-      <w:pPr>
-        <w:spacing w:after="0" w:before="0" w:line="360"/>
-        <w:ind w:left="720"/>
-        <w:jc w:val="both"/>
-      </w:pPr>
-      <w:r>
-        <w:rPr>
-          <w:rFonts w:ascii="Times New Roman" w:cs="Times New Roman" w:eastAsia="Times New Roman" w:hAnsi="Times New Roman"/>
-          <w:sz w:val="24"/>
-          <w:szCs w:val="24"/>
-        </w:rPr>
-        <w:t xml:space="preserve">• 2.  Calcula ∇L(θₖ) e H(θₖ)</w:t>
-      </w:r>
-    </w:p>
-    <w:p>
-      <w:pPr>
-        <w:spacing w:after="0" w:before="0" w:line="360"/>
-        <w:ind w:left="720"/>
-        <w:jc w:val="both"/>
-      </w:pPr>
-      <w:r>
-        <w:rPr>
-          <w:rFonts w:ascii="Times New Roman" w:cs="Times New Roman" w:eastAsia="Times New Roman" w:hAnsi="Times New Roman"/>
-          <w:sz w:val="24"/>
-          <w:szCs w:val="24"/>
-        </w:rPr>
-        <w:t xml:space="preserve">• 3.  Se ||∇L(θₖ)|| &lt; ε, interrompe</w:t>
-      </w:r>
-    </w:p>
-    <w:p>
-      <w:pPr>
-        <w:spacing w:after="0" w:before="0" w:line="360"/>
-        <w:ind w:left="720"/>
-        <w:jc w:val="both"/>
-      </w:pPr>
-      <w:r>
-        <w:rPr>
-          <w:rFonts w:ascii="Times New Roman" w:cs="Times New Roman" w:eastAsia="Times New Roman" w:hAnsi="Times New Roman"/>
-          <w:sz w:val="24"/>
-          <w:szCs w:val="24"/>
-        </w:rPr>
-        <w:t xml:space="preserve">• 4.  Resolve o sistema linear (H(θₖ) + εI) dₖ = −∇L(θₖ), obtendo a direção de Newton</w:t>
-      </w:r>
-    </w:p>
-    <w:p>
-      <w:pPr>
-        <w:spacing w:after="0" w:before="0" w:line="360"/>
-        <w:ind w:left="720"/>
-        <w:jc w:val="both"/>
-      </w:pPr>
-      <w:r>
-        <w:rPr>
-          <w:rFonts w:ascii="Times New Roman" w:cs="Times New Roman" w:eastAsia="Times New Roman" w:hAnsi="Times New Roman"/>
-          <w:sz w:val="24"/>
-          <w:szCs w:val="24"/>
-        </w:rPr>
-        <w:t xml:space="preserve">• 5.  Determina o passo ótimo: α* = argmin_α L(θₖ + α dₖ) via busca em linha</w:t>
-      </w:r>
-    </w:p>
-    <w:p>
-      <w:pPr>
-        <w:spacing w:after="0" w:before="0" w:line="360"/>
-        <w:ind w:left="720"/>
-        <w:jc w:val="both"/>
-      </w:pPr>
-      <w:r>
-        <w:rPr>
-          <w:rFonts w:ascii="Times New Roman" w:cs="Times New Roman" w:eastAsia="Times New Roman" w:hAnsi="Times New Roman"/>
-          <w:sz w:val="24"/>
-          <w:szCs w:val="24"/>
-        </w:rPr>
-        <w:t xml:space="preserve">• 6.  Atualiza: θₖ₊₁ = θₖ + α* dₖ</w:t>
-      </w:r>
-    </w:p>
-    <w:p>
-      <w:pPr>
-        <w:spacing w:after="0" w:before="0" w:line="360"/>
-        <w:ind w:left="720"/>
-        <w:jc w:val="both"/>
-      </w:pPr>
-      <w:r>
-        <w:rPr>
-          <w:rFonts w:ascii="Times New Roman" w:cs="Times New Roman" w:eastAsia="Times New Roman" w:hAnsi="Times New Roman"/>
-          <w:sz w:val="24"/>
-          <w:szCs w:val="24"/>
-        </w:rPr>
-        <w:t xml:space="preserve">• 7.  Repete a partir do passo 2</w:t>
-      </w:r>
-    </w:p>
-    <w:p>
-      <w:pPr>
-        <w:spacing w:line="360"/>
-      </w:pPr>
-      <w:r>
+        <w:rPr>
+          <w:rFonts w:ascii="Times New Roman" w:cs="Times New Roman" w:eastAsia="Times New Roman" w:hAnsi="Times New Roman"/>
+          <w:sz w:val="24"/>
+          <w:szCs w:val="24"/>
+        </w:rPr>
+        <w:t xml:space="preserve"/>
+      </w:r>
+    </w:p>
+    <w:p>
+      <w:pPr>
+        <w:spacing w:after="0" w:before="0" w:line="360"/>
+        <w:ind w:left="709"/>
+        <w:jc w:val="both"/>
+      </w:pPr>
+      <w:r>
+        <w:rPr>
+          <w:rFonts w:ascii="Times New Roman" w:cs="Times New Roman" w:eastAsia="Times New Roman" w:hAnsi="Times New Roman"/>
+          <w:sz w:val="24"/>
+          <w:szCs w:val="24"/>
+        </w:rPr>
+        <w:t xml:space="preserve">– 1.  Inicializa θ₀ = 0 ∈ ℝᵖ⁺¹</w:t>
+      </w:r>
+    </w:p>
+    <w:p>
+      <w:pPr>
+        <w:spacing w:after="0" w:before="0" w:line="360"/>
+        <w:ind w:left="709"/>
+        <w:jc w:val="both"/>
+      </w:pPr>
+      <w:r>
+        <w:rPr>
+          <w:rFonts w:ascii="Times New Roman" w:cs="Times New Roman" w:eastAsia="Times New Roman" w:hAnsi="Times New Roman"/>
+          <w:sz w:val="24"/>
+          <w:szCs w:val="24"/>
+        </w:rPr>
+        <w:t xml:space="preserve">– 2.  Calcula ∇L(θₖ) e H(θₖ)</w:t>
+      </w:r>
+    </w:p>
+    <w:p>
+      <w:pPr>
+        <w:spacing w:after="0" w:before="0" w:line="360"/>
+        <w:ind w:left="709"/>
+        <w:jc w:val="both"/>
+      </w:pPr>
+      <w:r>
+        <w:rPr>
+          <w:rFonts w:ascii="Times New Roman" w:cs="Times New Roman" w:eastAsia="Times New Roman" w:hAnsi="Times New Roman"/>
+          <w:sz w:val="24"/>
+          <w:szCs w:val="24"/>
+        </w:rPr>
+        <w:t xml:space="preserve">– 3.  Se ||∇L(θₖ)|| &lt; ε, interrompe</w:t>
+      </w:r>
+    </w:p>
+    <w:p>
+      <w:pPr>
+        <w:spacing w:after="0" w:before="0" w:line="360"/>
+        <w:ind w:left="709"/>
+        <w:jc w:val="both"/>
+      </w:pPr>
+      <w:r>
+        <w:rPr>
+          <w:rFonts w:ascii="Times New Roman" w:cs="Times New Roman" w:eastAsia="Times New Roman" w:hAnsi="Times New Roman"/>
+          <w:sz w:val="24"/>
+          <w:szCs w:val="24"/>
+        </w:rPr>
+        <w:t xml:space="preserve">– 4.  Resolve o sistema linear (H(θₖ) + εI) dₖ = −∇L(θₖ), obtendo a direção de Newton</w:t>
+      </w:r>
+    </w:p>
+    <w:p>
+      <w:pPr>
+        <w:spacing w:after="0" w:before="0" w:line="360"/>
+        <w:ind w:left="709"/>
+        <w:jc w:val="both"/>
+      </w:pPr>
+      <w:r>
+        <w:rPr>
+          <w:rFonts w:ascii="Times New Roman" w:cs="Times New Roman" w:eastAsia="Times New Roman" w:hAnsi="Times New Roman"/>
+          <w:sz w:val="24"/>
+          <w:szCs w:val="24"/>
+        </w:rPr>
+        <w:t xml:space="preserve">– 5.  Determina o passo ótimo: α* = argmin_α L(θₖ + α dₖ) via busca em linha</w:t>
+      </w:r>
+    </w:p>
+    <w:p>
+      <w:pPr>
+        <w:spacing w:after="0" w:before="0" w:line="360"/>
+        <w:ind w:left="709"/>
+        <w:jc w:val="both"/>
+      </w:pPr>
+      <w:r>
+        <w:rPr>
+          <w:rFonts w:ascii="Times New Roman" w:cs="Times New Roman" w:eastAsia="Times New Roman" w:hAnsi="Times New Roman"/>
+          <w:sz w:val="24"/>
+          <w:szCs w:val="24"/>
+        </w:rPr>
+        <w:t xml:space="preserve">– 6.  Atualiza: θₖ₊₁ = θₖ + α* dₖ</w:t>
+      </w:r>
+    </w:p>
+    <w:p>
+      <w:pPr>
+        <w:spacing w:after="0" w:before="0" w:line="360"/>
+        <w:ind w:left="709"/>
+        <w:jc w:val="both"/>
+      </w:pPr>
+      <w:r>
+        <w:rPr>
+          <w:rFonts w:ascii="Times New Roman" w:cs="Times New Roman" w:eastAsia="Times New Roman" w:hAnsi="Times New Roman"/>
+          <w:sz w:val="24"/>
+          <w:szCs w:val="24"/>
+        </w:rPr>
+        <w:t xml:space="preserve">– 7.  Repete a partir do passo 2</w:t>
+      </w:r>
+    </w:p>
+    <w:p>
+      <w:pPr>
+        <w:spacing w:line="360"/>
+      </w:pPr>
+      <w:r>
+        <w:rPr>
+          <w:rFonts w:ascii="Times New Roman" w:cs="Times New Roman" w:eastAsia="Times New Roman" w:hAnsi="Times New Roman"/>
+          <w:sz w:val="24"/>
+          <w:szCs w:val="24"/>
+        </w:rPr>
         <w:t xml:space="preserve"/>
       </w:r>
     </w:p>
@@ -1970,7 +2198,6 @@
           <w:rFonts w:ascii="Times New Roman" w:cs="Times New Roman" w:eastAsia="Times New Roman" w:hAnsi="Times New Roman"/>
           <w:b w:val="false"/>
           <w:bCs w:val="false"/>
-          <w:color w:val="000000"/>
           <w:sz w:val="24"/>
           <w:szCs w:val="24"/>
         </w:rPr>
@@ -1979,8 +2206,7 @@
     </w:p>
     <w:p>
       <w:pPr>
-        <w:pStyle w:val="Heading1"/>
-        <w:spacing w:after="120" w:before="240" w:line="360"/>
+        <w:spacing w:after="240" w:before="480" w:line="360"/>
         <w:jc w:val="left"/>
       </w:pPr>
       <w:r>
@@ -1988,7 +2214,6 @@
           <w:rFonts w:ascii="Times New Roman" w:cs="Times New Roman" w:eastAsia="Times New Roman" w:hAnsi="Times New Roman"/>
           <w:b/>
           <w:bCs/>
-          <w:caps w:val="false"/>
           <w:sz w:val="24"/>
           <w:szCs w:val="24"/>
         </w:rPr>
@@ -1997,7 +2222,7 @@
     </w:p>
     <w:p>
       <w:pPr>
-        <w:spacing w:after="80" w:before="200" w:line="360"/>
+        <w:spacing w:after="120" w:before="360" w:line="360"/>
         <w:jc w:val="left"/>
       </w:pPr>
       <w:r>
@@ -2022,7 +2247,6 @@
           <w:rFonts w:ascii="Times New Roman" w:cs="Times New Roman" w:eastAsia="Times New Roman" w:hAnsi="Times New Roman"/>
           <w:b w:val="false"/>
           <w:bCs w:val="false"/>
-          <w:color w:val="000000"/>
           <w:sz w:val="24"/>
           <w:szCs w:val="24"/>
         </w:rPr>
@@ -2034,6 +2258,11 @@
         <w:spacing w:line="360"/>
       </w:pPr>
       <w:r>
+        <w:rPr>
+          <w:rFonts w:ascii="Times New Roman" w:cs="Times New Roman" w:eastAsia="Times New Roman" w:hAnsi="Times New Roman"/>
+          <w:sz w:val="24"/>
+          <w:szCs w:val="24"/>
+        </w:rPr>
         <w:t xml:space="preserve"/>
       </w:r>
     </w:p>
@@ -2048,7 +2277,6 @@
           <w:rFonts w:ascii="Times New Roman" w:cs="Times New Roman" w:eastAsia="Times New Roman" w:hAnsi="Times New Roman"/>
           <w:b w:val="false"/>
           <w:bCs w:val="false"/>
-          <w:color w:val="000000"/>
           <w:sz w:val="24"/>
           <w:szCs w:val="24"/>
         </w:rPr>
@@ -2060,12 +2288,17 @@
         <w:spacing w:line="360"/>
       </w:pPr>
       <w:r>
-        <w:t xml:space="preserve"/>
-      </w:r>
-    </w:p>
-    <w:p>
-      <w:pPr>
-        <w:spacing w:after="80" w:before="200" w:line="360"/>
+        <w:rPr>
+          <w:rFonts w:ascii="Times New Roman" w:cs="Times New Roman" w:eastAsia="Times New Roman" w:hAnsi="Times New Roman"/>
+          <w:sz w:val="24"/>
+          <w:szCs w:val="24"/>
+        </w:rPr>
+        <w:t xml:space="preserve"/>
+      </w:r>
+    </w:p>
+    <w:p>
+      <w:pPr>
+        <w:spacing w:after="120" w:before="360" w:line="360"/>
         <w:jc w:val="left"/>
       </w:pPr>
       <w:r>
@@ -2090,7 +2323,6 @@
           <w:rFonts w:ascii="Times New Roman" w:cs="Times New Roman" w:eastAsia="Times New Roman" w:hAnsi="Times New Roman"/>
           <w:b w:val="false"/>
           <w:bCs w:val="false"/>
-          <w:color w:val="000000"/>
           <w:sz w:val="24"/>
           <w:szCs w:val="24"/>
         </w:rPr>
@@ -2102,110 +2334,120 @@
         <w:spacing w:line="360"/>
       </w:pPr>
       <w:r>
-        <w:t xml:space="preserve"/>
-      </w:r>
-    </w:p>
-    <w:p>
-      <w:pPr>
-        <w:spacing w:after="0" w:before="0" w:line="360"/>
-        <w:ind w:left="720"/>
-        <w:jc w:val="both"/>
-      </w:pPr>
-      <w:r>
-        <w:rPr>
-          <w:rFonts w:ascii="Times New Roman" w:cs="Times New Roman" w:eastAsia="Times New Roman" w:hAnsi="Times New Roman"/>
-          <w:sz w:val="24"/>
-          <w:szCs w:val="24"/>
-        </w:rPr>
-        <w:t xml:space="preserve">• Regularização L2: λ = 0,01</w:t>
-      </w:r>
-    </w:p>
-    <w:p>
-      <w:pPr>
-        <w:spacing w:after="0" w:before="0" w:line="360"/>
-        <w:ind w:left="720"/>
-        <w:jc w:val="both"/>
-      </w:pPr>
-      <w:r>
-        <w:rPr>
-          <w:rFonts w:ascii="Times New Roman" w:cs="Times New Roman" w:eastAsia="Times New Roman" w:hAnsi="Times New Roman"/>
-          <w:sz w:val="24"/>
-          <w:szCs w:val="24"/>
-        </w:rPr>
-        <w:t xml:space="preserve">• Critério de parada: ||∇L(θ)|| &lt; 10⁻⁴</w:t>
-      </w:r>
-    </w:p>
-    <w:p>
-      <w:pPr>
-        <w:spacing w:after="0" w:before="0" w:line="360"/>
-        <w:ind w:left="720"/>
-        <w:jc w:val="both"/>
-      </w:pPr>
-      <w:r>
-        <w:rPr>
-          <w:rFonts w:ascii="Times New Roman" w:cs="Times New Roman" w:eastAsia="Times New Roman" w:hAnsi="Times New Roman"/>
-          <w:sz w:val="24"/>
-          <w:szCs w:val="24"/>
-        </w:rPr>
-        <w:t xml:space="preserve">• Máximo de iterações: 500 (GD) e 100 (Newton)</w:t>
-      </w:r>
-    </w:p>
-    <w:p>
-      <w:pPr>
-        <w:spacing w:after="0" w:before="0" w:line="360"/>
-        <w:ind w:left="720"/>
-        <w:jc w:val="both"/>
-      </w:pPr>
-      <w:r>
-        <w:rPr>
-          <w:rFonts w:ascii="Times New Roman" w:cs="Times New Roman" w:eastAsia="Times New Roman" w:hAnsi="Times New Roman"/>
-          <w:sz w:val="24"/>
-          <w:szCs w:val="24"/>
-        </w:rPr>
-        <w:t xml:space="preserve">• Inicialização: θ₀ = 0</w:t>
-      </w:r>
-    </w:p>
-    <w:p>
-      <w:pPr>
-        <w:spacing w:after="0" w:before="0" w:line="360"/>
-        <w:ind w:left="720"/>
-        <w:jc w:val="both"/>
-      </w:pPr>
-      <w:r>
-        <w:rPr>
-          <w:rFonts w:ascii="Times New Roman" w:cs="Times New Roman" w:eastAsia="Times New Roman" w:hAnsi="Times New Roman"/>
-          <w:sz w:val="24"/>
-          <w:szCs w:val="24"/>
-        </w:rPr>
-        <w:t xml:space="preserve">• Normalização: escore-z (μ = 0, σ = 1 por feature)</w:t>
-      </w:r>
-    </w:p>
-    <w:p>
-      <w:pPr>
-        <w:spacing w:after="0" w:before="0" w:line="360"/>
-        <w:ind w:left="720"/>
-        <w:jc w:val="both"/>
-      </w:pPr>
-      <w:r>
-        <w:rPr>
-          <w:rFonts w:ascii="Times New Roman" w:cs="Times New Roman" w:eastAsia="Times New Roman" w:hAnsi="Times New Roman"/>
-          <w:sz w:val="24"/>
-          <w:szCs w:val="24"/>
-        </w:rPr>
-        <w:t xml:space="preserve">• Divisão treino/teste: 80%/20%, semente = 42</w:t>
-      </w:r>
-    </w:p>
-    <w:p>
-      <w:pPr>
-        <w:spacing w:line="360"/>
-      </w:pPr>
-      <w:r>
-        <w:t xml:space="preserve"/>
-      </w:r>
-    </w:p>
-    <w:p>
-      <w:pPr>
-        <w:spacing w:after="80" w:before="200" w:line="360"/>
+        <w:rPr>
+          <w:rFonts w:ascii="Times New Roman" w:cs="Times New Roman" w:eastAsia="Times New Roman" w:hAnsi="Times New Roman"/>
+          <w:sz w:val="24"/>
+          <w:szCs w:val="24"/>
+        </w:rPr>
+        <w:t xml:space="preserve"/>
+      </w:r>
+    </w:p>
+    <w:p>
+      <w:pPr>
+        <w:spacing w:after="0" w:before="0" w:line="360"/>
+        <w:ind w:left="709"/>
+        <w:jc w:val="both"/>
+      </w:pPr>
+      <w:r>
+        <w:rPr>
+          <w:rFonts w:ascii="Times New Roman" w:cs="Times New Roman" w:eastAsia="Times New Roman" w:hAnsi="Times New Roman"/>
+          <w:sz w:val="24"/>
+          <w:szCs w:val="24"/>
+        </w:rPr>
+        <w:t xml:space="preserve">– Regularização L2: λ = 0,01</w:t>
+      </w:r>
+    </w:p>
+    <w:p>
+      <w:pPr>
+        <w:spacing w:after="0" w:before="0" w:line="360"/>
+        <w:ind w:left="709"/>
+        <w:jc w:val="both"/>
+      </w:pPr>
+      <w:r>
+        <w:rPr>
+          <w:rFonts w:ascii="Times New Roman" w:cs="Times New Roman" w:eastAsia="Times New Roman" w:hAnsi="Times New Roman"/>
+          <w:sz w:val="24"/>
+          <w:szCs w:val="24"/>
+        </w:rPr>
+        <w:t xml:space="preserve">– Critério de parada: ||∇L(θ)|| &lt; 10⁻⁴</w:t>
+      </w:r>
+    </w:p>
+    <w:p>
+      <w:pPr>
+        <w:spacing w:after="0" w:before="0" w:line="360"/>
+        <w:ind w:left="709"/>
+        <w:jc w:val="both"/>
+      </w:pPr>
+      <w:r>
+        <w:rPr>
+          <w:rFonts w:ascii="Times New Roman" w:cs="Times New Roman" w:eastAsia="Times New Roman" w:hAnsi="Times New Roman"/>
+          <w:sz w:val="24"/>
+          <w:szCs w:val="24"/>
+        </w:rPr>
+        <w:t xml:space="preserve">– Máximo de iterações: 500 (GD) e 100 (Newton)</w:t>
+      </w:r>
+    </w:p>
+    <w:p>
+      <w:pPr>
+        <w:spacing w:after="0" w:before="0" w:line="360"/>
+        <w:ind w:left="709"/>
+        <w:jc w:val="both"/>
+      </w:pPr>
+      <w:r>
+        <w:rPr>
+          <w:rFonts w:ascii="Times New Roman" w:cs="Times New Roman" w:eastAsia="Times New Roman" w:hAnsi="Times New Roman"/>
+          <w:sz w:val="24"/>
+          <w:szCs w:val="24"/>
+        </w:rPr>
+        <w:t xml:space="preserve">– Inicialização: θ₀ = 0</w:t>
+      </w:r>
+    </w:p>
+    <w:p>
+      <w:pPr>
+        <w:spacing w:after="0" w:before="0" w:line="360"/>
+        <w:ind w:left="709"/>
+        <w:jc w:val="both"/>
+      </w:pPr>
+      <w:r>
+        <w:rPr>
+          <w:rFonts w:ascii="Times New Roman" w:cs="Times New Roman" w:eastAsia="Times New Roman" w:hAnsi="Times New Roman"/>
+          <w:sz w:val="24"/>
+          <w:szCs w:val="24"/>
+        </w:rPr>
+        <w:t xml:space="preserve">– Normalização: escore-z (μ = 0, σ = 1 por feature)</w:t>
+      </w:r>
+    </w:p>
+    <w:p>
+      <w:pPr>
+        <w:spacing w:after="0" w:before="0" w:line="360"/>
+        <w:ind w:left="709"/>
+        <w:jc w:val="both"/>
+      </w:pPr>
+      <w:r>
+        <w:rPr>
+          <w:rFonts w:ascii="Times New Roman" w:cs="Times New Roman" w:eastAsia="Times New Roman" w:hAnsi="Times New Roman"/>
+          <w:sz w:val="24"/>
+          <w:szCs w:val="24"/>
+        </w:rPr>
+        <w:t xml:space="preserve">– Divisão treino/teste: 80%/20%, semente = 42</w:t>
+      </w:r>
+    </w:p>
+    <w:p>
+      <w:pPr>
+        <w:spacing w:line="360"/>
+      </w:pPr>
+      <w:r>
+        <w:rPr>
+          <w:rFonts w:ascii="Times New Roman" w:cs="Times New Roman" w:eastAsia="Times New Roman" w:hAnsi="Times New Roman"/>
+          <w:sz w:val="24"/>
+          <w:szCs w:val="24"/>
+        </w:rPr>
+        <w:t xml:space="preserve"/>
+      </w:r>
+    </w:p>
+    <w:p>
+      <w:pPr>
+        <w:spacing w:after="120" w:before="360" w:line="360"/>
         <w:jc w:val="left"/>
       </w:pPr>
       <w:r>
@@ -2230,7 +2472,6 @@
           <w:rFonts w:ascii="Times New Roman" w:cs="Times New Roman" w:eastAsia="Times New Roman" w:hAnsi="Times New Roman"/>
           <w:b w:val="false"/>
           <w:bCs w:val="false"/>
-          <w:color w:val="000000"/>
           <w:sz w:val="24"/>
           <w:szCs w:val="24"/>
         </w:rPr>
@@ -2239,8 +2480,7 @@
     </w:p>
     <w:p>
       <w:pPr>
-        <w:pStyle w:val="Heading1"/>
-        <w:spacing w:after="120" w:before="240" w:line="360"/>
+        <w:spacing w:after="240" w:before="480" w:line="360"/>
         <w:jc w:val="left"/>
       </w:pPr>
       <w:r>
@@ -2248,7 +2488,6 @@
           <w:rFonts w:ascii="Times New Roman" w:cs="Times New Roman" w:eastAsia="Times New Roman" w:hAnsi="Times New Roman"/>
           <w:b/>
           <w:bCs/>
-          <w:caps w:val="false"/>
           <w:sz w:val="24"/>
           <w:szCs w:val="24"/>
         </w:rPr>
@@ -2257,7 +2496,7 @@
     </w:p>
     <w:p>
       <w:pPr>
-        <w:spacing w:after="80" w:before="200" w:line="360"/>
+        <w:spacing w:after="120" w:before="360" w:line="360"/>
         <w:jc w:val="left"/>
       </w:pPr>
       <w:r>
@@ -2282,7 +2521,6 @@
           <w:rFonts w:ascii="Times New Roman" w:cs="Times New Roman" w:eastAsia="Times New Roman" w:hAnsi="Times New Roman"/>
           <w:b w:val="false"/>
           <w:bCs w:val="false"/>
-          <w:color w:val="000000"/>
           <w:sz w:val="24"/>
           <w:szCs w:val="24"/>
         </w:rPr>
@@ -2294,6 +2532,11 @@
         <w:spacing w:line="360"/>
       </w:pPr>
       <w:r>
+        <w:rPr>
+          <w:rFonts w:ascii="Times New Roman" w:cs="Times New Roman" w:eastAsia="Times New Roman" w:hAnsi="Times New Roman"/>
+          <w:sz w:val="24"/>
+          <w:szCs w:val="24"/>
+        </w:rPr>
         <w:t xml:space="preserve"/>
       </w:r>
     </w:p>
@@ -2308,7 +2551,6 @@
           <w:rFonts w:ascii="Times New Roman" w:cs="Times New Roman" w:eastAsia="Times New Roman" w:hAnsi="Times New Roman"/>
           <w:b w:val="false"/>
           <w:bCs w:val="false"/>
-          <w:color w:val="000000"/>
           <w:sz w:val="24"/>
           <w:szCs w:val="24"/>
         </w:rPr>
@@ -2320,12 +2562,17 @@
         <w:spacing w:line="360"/>
       </w:pPr>
       <w:r>
-        <w:t xml:space="preserve"/>
-      </w:r>
-    </w:p>
-    <w:p>
-      <w:pPr>
-        <w:spacing w:after="80" w:before="200" w:line="360"/>
+        <w:rPr>
+          <w:rFonts w:ascii="Times New Roman" w:cs="Times New Roman" w:eastAsia="Times New Roman" w:hAnsi="Times New Roman"/>
+          <w:sz w:val="24"/>
+          <w:szCs w:val="24"/>
+        </w:rPr>
+        <w:t xml:space="preserve"/>
+      </w:r>
+    </w:p>
+    <w:p>
+      <w:pPr>
+        <w:spacing w:after="120" w:before="360" w:line="360"/>
         <w:jc w:val="left"/>
       </w:pPr>
       <w:r>
@@ -2350,7 +2597,6 @@
           <w:rFonts w:ascii="Times New Roman" w:cs="Times New Roman" w:eastAsia="Times New Roman" w:hAnsi="Times New Roman"/>
           <w:b w:val="false"/>
           <w:bCs w:val="false"/>
-          <w:color w:val="000000"/>
           <w:sz w:val="24"/>
           <w:szCs w:val="24"/>
         </w:rPr>
@@ -2362,89 +2608,99 @@
         <w:spacing w:line="360"/>
       </w:pPr>
       <w:r>
-        <w:t xml:space="preserve"/>
-      </w:r>
-    </w:p>
-    <w:p>
-      <w:pPr>
-        <w:spacing w:after="0" w:before="0" w:line="360"/>
-        <w:ind w:left="720"/>
-        <w:jc w:val="both"/>
-      </w:pPr>
-      <w:r>
-        <w:rPr>
-          <w:rFonts w:ascii="Times New Roman" w:cs="Times New Roman" w:eastAsia="Times New Roman" w:hAnsi="Times New Roman"/>
-          <w:sz w:val="24"/>
-          <w:szCs w:val="24"/>
-        </w:rPr>
-        <w:t xml:space="preserve">• metodo_otimizacao: "gradiente_descendente" ou "newton"</w:t>
-      </w:r>
-    </w:p>
-    <w:p>
-      <w:pPr>
-        <w:spacing w:after="0" w:before="0" w:line="360"/>
-        <w:ind w:left="720"/>
-        <w:jc w:val="both"/>
-      </w:pPr>
-      <w:r>
-        <w:rPr>
-          <w:rFonts w:ascii="Times New Roman" w:cs="Times New Roman" w:eastAsia="Times New Roman" w:hAnsi="Times New Roman"/>
-          <w:sz w:val="24"/>
-          <w:szCs w:val="24"/>
-        </w:rPr>
-        <w:t xml:space="preserve">• metodo_busca: "secao_aurea", "particao_igual" ou "ajuste_quadratico"</w:t>
-      </w:r>
-    </w:p>
-    <w:p>
-      <w:pPr>
-        <w:spacing w:after="0" w:before="0" w:line="360"/>
-        <w:ind w:left="720"/>
-        <w:jc w:val="both"/>
-      </w:pPr>
-      <w:r>
-        <w:rPr>
-          <w:rFonts w:ascii="Times New Roman" w:cs="Times New Roman" w:eastAsia="Times New Roman" w:hAnsi="Times New Roman"/>
-          <w:sz w:val="24"/>
-          <w:szCs w:val="24"/>
-        </w:rPr>
-        <w:t xml:space="preserve">• tmax: número máximo de iterações (padrão: 1.000)</w:t>
-      </w:r>
-    </w:p>
-    <w:p>
-      <w:pPr>
-        <w:spacing w:after="0" w:before="0" w:line="360"/>
-        <w:ind w:left="720"/>
-        <w:jc w:val="both"/>
-      </w:pPr>
-      <w:r>
-        <w:rPr>
-          <w:rFonts w:ascii="Times New Roman" w:cs="Times New Roman" w:eastAsia="Times New Roman" w:hAnsi="Times New Roman"/>
-          <w:sz w:val="24"/>
-          <w:szCs w:val="24"/>
-        </w:rPr>
-        <w:t xml:space="preserve">• tolerancia: critério de parada ||∇L(θ)|| &lt; tolerancia (padrão: 10⁻⁶)</w:t>
-      </w:r>
-    </w:p>
-    <w:p>
-      <w:pPr>
-        <w:spacing w:after="0" w:before="0" w:line="360"/>
-        <w:ind w:left="720"/>
-        <w:jc w:val="both"/>
-      </w:pPr>
-      <w:r>
-        <w:rPr>
-          <w:rFonts w:ascii="Times New Roman" w:cs="Times New Roman" w:eastAsia="Times New Roman" w:hAnsi="Times New Roman"/>
-          <w:sz w:val="24"/>
-          <w:szCs w:val="24"/>
-        </w:rPr>
-        <w:t xml:space="preserve">• lambda_: coeficiente de regularização L2 (padrão: 0,01)</w:t>
-      </w:r>
-    </w:p>
-    <w:p>
-      <w:pPr>
-        <w:spacing w:line="360"/>
-      </w:pPr>
-      <w:r>
+        <w:rPr>
+          <w:rFonts w:ascii="Times New Roman" w:cs="Times New Roman" w:eastAsia="Times New Roman" w:hAnsi="Times New Roman"/>
+          <w:sz w:val="24"/>
+          <w:szCs w:val="24"/>
+        </w:rPr>
+        <w:t xml:space="preserve"/>
+      </w:r>
+    </w:p>
+    <w:p>
+      <w:pPr>
+        <w:spacing w:after="0" w:before="0" w:line="360"/>
+        <w:ind w:left="709"/>
+        <w:jc w:val="both"/>
+      </w:pPr>
+      <w:r>
+        <w:rPr>
+          <w:rFonts w:ascii="Times New Roman" w:cs="Times New Roman" w:eastAsia="Times New Roman" w:hAnsi="Times New Roman"/>
+          <w:sz w:val="24"/>
+          <w:szCs w:val="24"/>
+        </w:rPr>
+        <w:t xml:space="preserve">– metodo_otimizacao: "gradiente_descendente" ou "newton"</w:t>
+      </w:r>
+    </w:p>
+    <w:p>
+      <w:pPr>
+        <w:spacing w:after="0" w:before="0" w:line="360"/>
+        <w:ind w:left="709"/>
+        <w:jc w:val="both"/>
+      </w:pPr>
+      <w:r>
+        <w:rPr>
+          <w:rFonts w:ascii="Times New Roman" w:cs="Times New Roman" w:eastAsia="Times New Roman" w:hAnsi="Times New Roman"/>
+          <w:sz w:val="24"/>
+          <w:szCs w:val="24"/>
+        </w:rPr>
+        <w:t xml:space="preserve">– metodo_busca: "secao_aurea", "particao_igual" ou "ajuste_quadratico"</w:t>
+      </w:r>
+    </w:p>
+    <w:p>
+      <w:pPr>
+        <w:spacing w:after="0" w:before="0" w:line="360"/>
+        <w:ind w:left="709"/>
+        <w:jc w:val="both"/>
+      </w:pPr>
+      <w:r>
+        <w:rPr>
+          <w:rFonts w:ascii="Times New Roman" w:cs="Times New Roman" w:eastAsia="Times New Roman" w:hAnsi="Times New Roman"/>
+          <w:sz w:val="24"/>
+          <w:szCs w:val="24"/>
+        </w:rPr>
+        <w:t xml:space="preserve">– tmax: número máximo de iterações (padrão: 1.000)</w:t>
+      </w:r>
+    </w:p>
+    <w:p>
+      <w:pPr>
+        <w:spacing w:after="0" w:before="0" w:line="360"/>
+        <w:ind w:left="709"/>
+        <w:jc w:val="both"/>
+      </w:pPr>
+      <w:r>
+        <w:rPr>
+          <w:rFonts w:ascii="Times New Roman" w:cs="Times New Roman" w:eastAsia="Times New Roman" w:hAnsi="Times New Roman"/>
+          <w:sz w:val="24"/>
+          <w:szCs w:val="24"/>
+        </w:rPr>
+        <w:t xml:space="preserve">– tolerancia: critério de parada ||∇L(θ)|| &lt; tolerancia (padrão: 10⁻⁶)</w:t>
+      </w:r>
+    </w:p>
+    <w:p>
+      <w:pPr>
+        <w:spacing w:after="0" w:before="0" w:line="360"/>
+        <w:ind w:left="709"/>
+        <w:jc w:val="both"/>
+      </w:pPr>
+      <w:r>
+        <w:rPr>
+          <w:rFonts w:ascii="Times New Roman" w:cs="Times New Roman" w:eastAsia="Times New Roman" w:hAnsi="Times New Roman"/>
+          <w:sz w:val="24"/>
+          <w:szCs w:val="24"/>
+        </w:rPr>
+        <w:t xml:space="preserve">– lambda_: coeficiente de regularização L2 (padrão: 0,01)</w:t>
+      </w:r>
+    </w:p>
+    <w:p>
+      <w:pPr>
+        <w:spacing w:line="360"/>
+      </w:pPr>
+      <w:r>
+        <w:rPr>
+          <w:rFonts w:ascii="Times New Roman" w:cs="Times New Roman" w:eastAsia="Times New Roman" w:hAnsi="Times New Roman"/>
+          <w:sz w:val="24"/>
+          <w:szCs w:val="24"/>
+        </w:rPr>
         <w:t xml:space="preserve"/>
       </w:r>
     </w:p>
@@ -2459,7 +2715,6 @@
           <w:rFonts w:ascii="Times New Roman" w:cs="Times New Roman" w:eastAsia="Times New Roman" w:hAnsi="Times New Roman"/>
           <w:b w:val="false"/>
           <w:bCs w:val="false"/>
-          <w:color w:val="000000"/>
           <w:sz w:val="24"/>
           <w:szCs w:val="24"/>
         </w:rPr>
@@ -2471,12 +2726,17 @@
         <w:spacing w:line="360"/>
       </w:pPr>
       <w:r>
-        <w:t xml:space="preserve"/>
-      </w:r>
-    </w:p>
-    <w:p>
-      <w:pPr>
-        <w:spacing w:after="80" w:before="200" w:line="360"/>
+        <w:rPr>
+          <w:rFonts w:ascii="Times New Roman" w:cs="Times New Roman" w:eastAsia="Times New Roman" w:hAnsi="Times New Roman"/>
+          <w:sz w:val="24"/>
+          <w:szCs w:val="24"/>
+        </w:rPr>
+        <w:t xml:space="preserve"/>
+      </w:r>
+    </w:p>
+    <w:p>
+      <w:pPr>
+        <w:spacing w:after="120" w:before="360" w:line="360"/>
         <w:jc w:val="left"/>
       </w:pPr>
       <w:r>
@@ -2492,8 +2752,21 @@
     </w:p>
     <w:p>
       <w:pPr>
+        <w:spacing w:line="360"/>
+      </w:pPr>
+      <w:r>
+        <w:rPr>
+          <w:rFonts w:ascii="Times New Roman" w:cs="Times New Roman" w:eastAsia="Times New Roman" w:hAnsi="Times New Roman"/>
+          <w:sz w:val="24"/>
+          <w:szCs w:val="24"/>
+        </w:rPr>
+        <w:t xml:space="preserve"/>
+      </w:r>
+    </w:p>
+    <w:p>
+      <w:pPr>
         <w:spacing w:after="0" w:before="0" w:line="240"/>
-        <w:ind w:left="720"/>
+        <w:ind w:left="2268"/>
         <w:jc w:val="left"/>
       </w:pPr>
       <w:r>
@@ -2508,7 +2781,7 @@
     <w:p>
       <w:pPr>
         <w:spacing w:after="0" w:before="0" w:line="240"/>
-        <w:ind w:left="720"/>
+        <w:ind w:left="2268"/>
         <w:jc w:val="left"/>
       </w:pPr>
       <w:r>
@@ -2523,7 +2796,7 @@
     <w:p>
       <w:pPr>
         <w:spacing w:after="0" w:before="0" w:line="240"/>
-        <w:ind w:left="720"/>
+        <w:ind w:left="2268"/>
         <w:jc w:val="left"/>
       </w:pPr>
       <w:r>
@@ -2538,7 +2811,7 @@
     <w:p>
       <w:pPr>
         <w:spacing w:after="0" w:before="0" w:line="240"/>
-        <w:ind w:left="720"/>
+        <w:ind w:left="2268"/>
         <w:jc w:val="left"/>
       </w:pPr>
       <w:r>
@@ -2553,7 +2826,7 @@
     <w:p>
       <w:pPr>
         <w:spacing w:after="0" w:before="0" w:line="240"/>
-        <w:ind w:left="720"/>
+        <w:ind w:left="2268"/>
         <w:jc w:val="left"/>
       </w:pPr>
       <w:r>
@@ -2568,7 +2841,7 @@
     <w:p>
       <w:pPr>
         <w:spacing w:after="0" w:before="0" w:line="240"/>
-        <w:ind w:left="720"/>
+        <w:ind w:left="2268"/>
         <w:jc w:val="left"/>
       </w:pPr>
       <w:r>
@@ -2583,7 +2856,7 @@
     <w:p>
       <w:pPr>
         <w:spacing w:after="0" w:before="0" w:line="240"/>
-        <w:ind w:left="720"/>
+        <w:ind w:left="2268"/>
         <w:jc w:val="left"/>
       </w:pPr>
       <w:r>
@@ -2598,7 +2871,7 @@
     <w:p>
       <w:pPr>
         <w:spacing w:after="0" w:before="0" w:line="240"/>
-        <w:ind w:left="720"/>
+        <w:ind w:left="2268"/>
         <w:jc w:val="left"/>
       </w:pPr>
       <w:r>
@@ -2607,13 +2880,13 @@
           <w:sz w:val="18"/>
           <w:szCs w:val="18"/>
         </w:rPr>
-        <w:t xml:space="preserve">modelo = RegressaoLogistica(</w:t>
+        <w:t xml:space="preserve">modelo = RegressaoLogistica(metodo_otimizacao="newton",</w:t>
       </w:r>
     </w:p>
     <w:p>
       <w:pPr>
         <w:spacing w:after="0" w:before="0" w:line="240"/>
-        <w:ind w:left="720"/>
+        <w:ind w:left="2268"/>
         <w:jc w:val="left"/>
       </w:pPr>
       <w:r>
@@ -2622,13 +2895,13 @@
           <w:sz w:val="18"/>
           <w:szCs w:val="18"/>
         </w:rPr>
-        <w:t xml:space="preserve">    metodo_otimizacao="newton",</w:t>
+        <w:t xml:space="preserve">    metodo_busca="secao_aurea", tmax=50, tolerancia=1e-4, lambda_=0.01)</w:t>
       </w:r>
     </w:p>
     <w:p>
       <w:pPr>
         <w:spacing w:after="0" w:before="0" w:line="240"/>
-        <w:ind w:left="720"/>
+        <w:ind w:left="2268"/>
         <w:jc w:val="left"/>
       </w:pPr>
       <w:r>
@@ -2637,13 +2910,13 @@
           <w:sz w:val="18"/>
           <w:szCs w:val="18"/>
         </w:rPr>
-        <w:t xml:space="preserve">    metodo_busca="secao_aurea",</w:t>
+        <w:t xml:space="preserve">modelo.fit(X_train_scaled, y_train)</w:t>
       </w:r>
     </w:p>
     <w:p>
       <w:pPr>
         <w:spacing w:after="0" w:before="0" w:line="240"/>
-        <w:ind w:left="720"/>
+        <w:ind w:left="2268"/>
         <w:jc w:val="left"/>
       </w:pPr>
       <w:r>
@@ -2652,43 +2925,25 @@
           <w:sz w:val="18"/>
           <w:szCs w:val="18"/>
         </w:rPr>
-        <w:t xml:space="preserve">    tmax=50, tolerancia=1e-4, lambda_=0.01)</w:t>
-      </w:r>
-    </w:p>
-    <w:p>
-      <w:pPr>
-        <w:spacing w:after="0" w:before="0" w:line="240"/>
-        <w:ind w:left="720"/>
-        <w:jc w:val="left"/>
-      </w:pPr>
-      <w:r>
-        <w:rPr>
-          <w:rFonts w:ascii="Courier New" w:cs="Courier New" w:eastAsia="Courier New" w:hAnsi="Courier New"/>
-          <w:sz w:val="18"/>
-          <w:szCs w:val="18"/>
-        </w:rPr>
-        <w:t xml:space="preserve">modelo.fit(X_train_scaled, y_train)</w:t>
-      </w:r>
-    </w:p>
-    <w:p>
-      <w:pPr>
-        <w:spacing w:after="0" w:before="0" w:line="240"/>
-        <w:ind w:left="720"/>
-        <w:jc w:val="left"/>
-      </w:pPr>
-      <w:r>
-        <w:rPr>
-          <w:rFonts w:ascii="Courier New" w:cs="Courier New" w:eastAsia="Courier New" w:hAnsi="Courier New"/>
-          <w:sz w:val="18"/>
-          <w:szCs w:val="18"/>
-        </w:rPr>
         <w:t xml:space="preserve">y_pred = modelo.predict(X_test_scaled)</w:t>
       </w:r>
     </w:p>
     <w:p>
       <w:pPr>
-        <w:pStyle w:val="Heading1"/>
-        <w:spacing w:after="120" w:before="240" w:line="360"/>
+        <w:spacing w:line="360"/>
+      </w:pPr>
+      <w:r>
+        <w:rPr>
+          <w:rFonts w:ascii="Times New Roman" w:cs="Times New Roman" w:eastAsia="Times New Roman" w:hAnsi="Times New Roman"/>
+          <w:sz w:val="24"/>
+          <w:szCs w:val="24"/>
+        </w:rPr>
+        <w:t xml:space="preserve"/>
+      </w:r>
+    </w:p>
+    <w:p>
+      <w:pPr>
+        <w:spacing w:after="240" w:before="480" w:line="360"/>
         <w:jc w:val="left"/>
       </w:pPr>
       <w:r>
@@ -2696,7 +2951,6 @@
           <w:rFonts w:ascii="Times New Roman" w:cs="Times New Roman" w:eastAsia="Times New Roman" w:hAnsi="Times New Roman"/>
           <w:b/>
           <w:bCs/>
-          <w:caps w:val="false"/>
           <w:sz w:val="24"/>
           <w:szCs w:val="24"/>
         </w:rPr>
@@ -2705,7 +2959,7 @@
     </w:p>
     <w:p>
       <w:pPr>
-        <w:spacing w:after="80" w:before="200" w:line="360"/>
+        <w:spacing w:after="120" w:before="360" w:line="360"/>
         <w:jc w:val="left"/>
       </w:pPr>
       <w:r>
@@ -2730,7 +2984,6 @@
           <w:rFonts w:ascii="Times New Roman" w:cs="Times New Roman" w:eastAsia="Times New Roman" w:hAnsi="Times New Roman"/>
           <w:b w:val="false"/>
           <w:bCs w:val="false"/>
-          <w:color w:val="000000"/>
           <w:sz w:val="24"/>
           <w:szCs w:val="24"/>
         </w:rPr>
@@ -2742,12 +2995,17 @@
         <w:spacing w:line="360"/>
       </w:pPr>
       <w:r>
-        <w:t xml:space="preserve"/>
-      </w:r>
-    </w:p>
-    <w:p>
-      <w:pPr>
-        <w:spacing w:after="60" w:before="120" w:line="360"/>
+        <w:rPr>
+          <w:rFonts w:ascii="Times New Roman" w:cs="Times New Roman" w:eastAsia="Times New Roman" w:hAnsi="Times New Roman"/>
+          <w:sz w:val="24"/>
+          <w:szCs w:val="24"/>
+        </w:rPr>
+        <w:t xml:space="preserve"/>
+      </w:r>
+    </w:p>
+    <w:p>
+      <w:pPr>
+        <w:spacing w:after="60" w:before="360" w:line="240"/>
         <w:jc w:val="left"/>
       </w:pPr>
       <w:r>
@@ -2758,7 +3016,7 @@
           <w:sz w:val="24"/>
           <w:szCs w:val="24"/>
         </w:rPr>
-        <w:t xml:space="preserve">Tabela 1 — Comparação entre Gradiente Descendente e Método de Newton</w:t>
+        <w:t xml:space="preserve">Tabela 1 – Comparação entre Gradiente Descendente e Método de Newton</w:t>
       </w:r>
     </w:p>
     <w:tbl>
@@ -2774,22 +3032,21 @@
         </w:tblBorders>
       </w:tblPr>
       <w:tblGrid>
-        <w:gridCol w:w="3024"/>
-        <w:gridCol w:w="3024"/>
-        <w:gridCol w:w="3024"/>
+        <w:gridCol w:w="3023"/>
+        <w:gridCol w:w="3023"/>
+        <w:gridCol w:w="3023"/>
       </w:tblGrid>
       <w:tr>
         <w:tc>
           <w:tcPr>
-            <w:tcW w:type="dxa" w:w="3024"/>
-            <w:gridSpan w:val="1"/>
-            <w:tcBorders>
-              <w:top w:val="single" w:color="000000" w:sz="6"/>
-              <w:left w:val="single" w:color="000000" w:sz="6"/>
-              <w:bottom w:val="single" w:color="000000" w:sz="6"/>
-              <w:right w:val="single" w:color="000000" w:sz="6"/>
-            </w:tcBorders>
-            <w:shd w:fill="D9D9D9" w:val="clear"/>
+            <w:tcW w:type="dxa" w:w="3023"/>
+            <w:tcBorders>
+              <w:top w:val="single" w:color="000000" w:sz="6"/>
+              <w:left w:val="single" w:color="000000" w:sz="6"/>
+              <w:bottom w:val="single" w:color="000000" w:sz="6"/>
+              <w:right w:val="single" w:color="000000" w:sz="6"/>
+            </w:tcBorders>
+            <w:shd w:fill="E8E8E8" w:val="clear"/>
             <w:tcMar>
               <w:top w:type="dxa" w:w="80"/>
               <w:left w:type="dxa" w:w="120"/>
@@ -2817,15 +3074,14 @@
         </w:tc>
         <w:tc>
           <w:tcPr>
-            <w:tcW w:type="dxa" w:w="3024"/>
-            <w:gridSpan w:val="1"/>
-            <w:tcBorders>
-              <w:top w:val="single" w:color="000000" w:sz="6"/>
-              <w:left w:val="single" w:color="000000" w:sz="6"/>
-              <w:bottom w:val="single" w:color="000000" w:sz="6"/>
-              <w:right w:val="single" w:color="000000" w:sz="6"/>
-            </w:tcBorders>
-            <w:shd w:fill="D9D9D9" w:val="clear"/>
+            <w:tcW w:type="dxa" w:w="3023"/>
+            <w:tcBorders>
+              <w:top w:val="single" w:color="000000" w:sz="6"/>
+              <w:left w:val="single" w:color="000000" w:sz="6"/>
+              <w:bottom w:val="single" w:color="000000" w:sz="6"/>
+              <w:right w:val="single" w:color="000000" w:sz="6"/>
+            </w:tcBorders>
+            <w:shd w:fill="E8E8E8" w:val="clear"/>
             <w:tcMar>
               <w:top w:type="dxa" w:w="80"/>
               <w:left w:type="dxa" w:w="120"/>
@@ -2853,15 +3109,14 @@
         </w:tc>
         <w:tc>
           <w:tcPr>
-            <w:tcW w:type="dxa" w:w="3024"/>
-            <w:gridSpan w:val="1"/>
-            <w:tcBorders>
-              <w:top w:val="single" w:color="000000" w:sz="6"/>
-              <w:left w:val="single" w:color="000000" w:sz="6"/>
-              <w:bottom w:val="single" w:color="000000" w:sz="6"/>
-              <w:right w:val="single" w:color="000000" w:sz="6"/>
-            </w:tcBorders>
-            <w:shd w:fill="D9D9D9" w:val="clear"/>
+            <w:tcW w:type="dxa" w:w="3023"/>
+            <w:tcBorders>
+              <w:top w:val="single" w:color="000000" w:sz="6"/>
+              <w:left w:val="single" w:color="000000" w:sz="6"/>
+              <w:bottom w:val="single" w:color="000000" w:sz="6"/>
+              <w:right w:val="single" w:color="000000" w:sz="6"/>
+            </w:tcBorders>
+            <w:shd w:fill="E8E8E8" w:val="clear"/>
             <w:tcMar>
               <w:top w:type="dxa" w:w="80"/>
               <w:left w:type="dxa" w:w="120"/>
@@ -2891,8 +3146,7 @@
       <w:tr>
         <w:tc>
           <w:tcPr>
-            <w:tcW w:type="dxa" w:w="3024"/>
-            <w:gridSpan w:val="1"/>
+            <w:tcW w:type="dxa" w:w="3023"/>
             <w:tcBorders>
               <w:top w:val="single" w:color="000000" w:sz="6"/>
               <w:left w:val="single" w:color="000000" w:sz="6"/>
@@ -2926,8 +3180,7 @@
         </w:tc>
         <w:tc>
           <w:tcPr>
-            <w:tcW w:type="dxa" w:w="3024"/>
-            <w:gridSpan w:val="1"/>
+            <w:tcW w:type="dxa" w:w="3023"/>
             <w:tcBorders>
               <w:top w:val="single" w:color="000000" w:sz="6"/>
               <w:left w:val="single" w:color="000000" w:sz="6"/>
@@ -2961,8 +3214,7 @@
         </w:tc>
         <w:tc>
           <w:tcPr>
-            <w:tcW w:type="dxa" w:w="3024"/>
-            <w:gridSpan w:val="1"/>
+            <w:tcW w:type="dxa" w:w="3023"/>
             <w:tcBorders>
               <w:top w:val="single" w:color="000000" w:sz="6"/>
               <w:left w:val="single" w:color="000000" w:sz="6"/>
@@ -2998,8 +3250,7 @@
       <w:tr>
         <w:tc>
           <w:tcPr>
-            <w:tcW w:type="dxa" w:w="3024"/>
-            <w:gridSpan w:val="1"/>
+            <w:tcW w:type="dxa" w:w="3023"/>
             <w:tcBorders>
               <w:top w:val="single" w:color="000000" w:sz="6"/>
               <w:left w:val="single" w:color="000000" w:sz="6"/>
@@ -3033,8 +3284,7 @@
         </w:tc>
         <w:tc>
           <w:tcPr>
-            <w:tcW w:type="dxa" w:w="3024"/>
-            <w:gridSpan w:val="1"/>
+            <w:tcW w:type="dxa" w:w="3023"/>
             <w:tcBorders>
               <w:top w:val="single" w:color="000000" w:sz="6"/>
               <w:left w:val="single" w:color="000000" w:sz="6"/>
@@ -3068,8 +3318,7 @@
         </w:tc>
         <w:tc>
           <w:tcPr>
-            <w:tcW w:type="dxa" w:w="3024"/>
-            <w:gridSpan w:val="1"/>
+            <w:tcW w:type="dxa" w:w="3023"/>
             <w:tcBorders>
               <w:top w:val="single" w:color="000000" w:sz="6"/>
               <w:left w:val="single" w:color="000000" w:sz="6"/>
@@ -3105,8 +3354,7 @@
       <w:tr>
         <w:tc>
           <w:tcPr>
-            <w:tcW w:type="dxa" w:w="3024"/>
-            <w:gridSpan w:val="1"/>
+            <w:tcW w:type="dxa" w:w="3023"/>
             <w:tcBorders>
               <w:top w:val="single" w:color="000000" w:sz="6"/>
               <w:left w:val="single" w:color="000000" w:sz="6"/>
@@ -3140,8 +3388,7 @@
         </w:tc>
         <w:tc>
           <w:tcPr>
-            <w:tcW w:type="dxa" w:w="3024"/>
-            <w:gridSpan w:val="1"/>
+            <w:tcW w:type="dxa" w:w="3023"/>
             <w:tcBorders>
               <w:top w:val="single" w:color="000000" w:sz="6"/>
               <w:left w:val="single" w:color="000000" w:sz="6"/>
@@ -3175,8 +3422,7 @@
         </w:tc>
         <w:tc>
           <w:tcPr>
-            <w:tcW w:type="dxa" w:w="3024"/>
-            <w:gridSpan w:val="1"/>
+            <w:tcW w:type="dxa" w:w="3023"/>
             <w:tcBorders>
               <w:top w:val="single" w:color="000000" w:sz="6"/>
               <w:left w:val="single" w:color="000000" w:sz="6"/>
@@ -3212,8 +3458,7 @@
       <w:tr>
         <w:tc>
           <w:tcPr>
-            <w:tcW w:type="dxa" w:w="3024"/>
-            <w:gridSpan w:val="1"/>
+            <w:tcW w:type="dxa" w:w="3023"/>
             <w:tcBorders>
               <w:top w:val="single" w:color="000000" w:sz="6"/>
               <w:left w:val="single" w:color="000000" w:sz="6"/>
@@ -3247,8 +3492,7 @@
         </w:tc>
         <w:tc>
           <w:tcPr>
-            <w:tcW w:type="dxa" w:w="3024"/>
-            <w:gridSpan w:val="1"/>
+            <w:tcW w:type="dxa" w:w="3023"/>
             <w:tcBorders>
               <w:top w:val="single" w:color="000000" w:sz="6"/>
               <w:left w:val="single" w:color="000000" w:sz="6"/>
@@ -3282,8 +3526,7 @@
         </w:tc>
         <w:tc>
           <w:tcPr>
-            <w:tcW w:type="dxa" w:w="3024"/>
-            <w:gridSpan w:val="1"/>
+            <w:tcW w:type="dxa" w:w="3023"/>
             <w:tcBorders>
               <w:top w:val="single" w:color="000000" w:sz="6"/>
               <w:left w:val="single" w:color="000000" w:sz="6"/>
@@ -3319,8 +3562,7 @@
       <w:tr>
         <w:tc>
           <w:tcPr>
-            <w:tcW w:type="dxa" w:w="3024"/>
-            <w:gridSpan w:val="1"/>
+            <w:tcW w:type="dxa" w:w="3023"/>
             <w:tcBorders>
               <w:top w:val="single" w:color="000000" w:sz="6"/>
               <w:left w:val="single" w:color="000000" w:sz="6"/>
@@ -3354,8 +3596,7 @@
         </w:tc>
         <w:tc>
           <w:tcPr>
-            <w:tcW w:type="dxa" w:w="3024"/>
-            <w:gridSpan w:val="1"/>
+            <w:tcW w:type="dxa" w:w="3023"/>
             <w:tcBorders>
               <w:top w:val="single" w:color="000000" w:sz="6"/>
               <w:left w:val="single" w:color="000000" w:sz="6"/>
@@ -3389,8 +3630,7 @@
         </w:tc>
         <w:tc>
           <w:tcPr>
-            <w:tcW w:type="dxa" w:w="3024"/>
-            <w:gridSpan w:val="1"/>
+            <w:tcW w:type="dxa" w:w="3023"/>
             <w:tcBorders>
               <w:top w:val="single" w:color="000000" w:sz="6"/>
               <w:left w:val="single" w:color="000000" w:sz="6"/>
@@ -3426,8 +3666,7 @@
       <w:tr>
         <w:tc>
           <w:tcPr>
-            <w:tcW w:type="dxa" w:w="3024"/>
-            <w:gridSpan w:val="1"/>
+            <w:tcW w:type="dxa" w:w="3023"/>
             <w:tcBorders>
               <w:top w:val="single" w:color="000000" w:sz="6"/>
               <w:left w:val="single" w:color="000000" w:sz="6"/>
@@ -3461,8 +3700,7 @@
         </w:tc>
         <w:tc>
           <w:tcPr>
-            <w:tcW w:type="dxa" w:w="3024"/>
-            <w:gridSpan w:val="1"/>
+            <w:tcW w:type="dxa" w:w="3023"/>
             <w:tcBorders>
               <w:top w:val="single" w:color="000000" w:sz="6"/>
               <w:left w:val="single" w:color="000000" w:sz="6"/>
@@ -3496,8 +3734,7 @@
         </w:tc>
         <w:tc>
           <w:tcPr>
-            <w:tcW w:type="dxa" w:w="3024"/>
-            <w:gridSpan w:val="1"/>
+            <w:tcW w:type="dxa" w:w="3023"/>
             <w:tcBorders>
               <w:top w:val="single" w:color="000000" w:sz="6"/>
               <w:left w:val="single" w:color="000000" w:sz="6"/>
@@ -3533,8 +3770,7 @@
       <w:tr>
         <w:tc>
           <w:tcPr>
-            <w:tcW w:type="dxa" w:w="3024"/>
-            <w:gridSpan w:val="1"/>
+            <w:tcW w:type="dxa" w:w="3023"/>
             <w:tcBorders>
               <w:top w:val="single" w:color="000000" w:sz="6"/>
               <w:left w:val="single" w:color="000000" w:sz="6"/>
@@ -3568,8 +3804,7 @@
         </w:tc>
         <w:tc>
           <w:tcPr>
-            <w:tcW w:type="dxa" w:w="3024"/>
-            <w:gridSpan w:val="1"/>
+            <w:tcW w:type="dxa" w:w="3023"/>
             <w:tcBorders>
               <w:top w:val="single" w:color="000000" w:sz="6"/>
               <w:left w:val="single" w:color="000000" w:sz="6"/>
@@ -3603,8 +3838,7 @@
         </w:tc>
         <w:tc>
           <w:tcPr>
-            <w:tcW w:type="dxa" w:w="3024"/>
-            <w:gridSpan w:val="1"/>
+            <w:tcW w:type="dxa" w:w="3023"/>
             <w:tcBorders>
               <w:top w:val="single" w:color="000000" w:sz="6"/>
               <w:left w:val="single" w:color="000000" w:sz="6"/>
@@ -3640,7 +3874,7 @@
     </w:tbl>
     <w:p>
       <w:pPr>
-        <w:spacing w:after="120" w:before="60" w:line="360"/>
+        <w:spacing w:after="360" w:before="60" w:line="240"/>
         <w:jc w:val="left"/>
       </w:pPr>
       <w:r>
@@ -3654,14 +3888,6 @@
     </w:p>
     <w:p>
       <w:pPr>
-        <w:spacing w:line="360"/>
-      </w:pPr>
-      <w:r>
-        <w:t xml:space="preserve"/>
-      </w:r>
-    </w:p>
-    <w:p>
-      <w:pPr>
         <w:spacing w:after="0" w:before="0" w:line="360"/>
         <w:ind w:firstLine="709"/>
         <w:jc w:val="both"/>
@@ -3671,7 +3897,6 @@
           <w:rFonts w:ascii="Times New Roman" w:cs="Times New Roman" w:eastAsia="Times New Roman" w:hAnsi="Times New Roman"/>
           <w:b w:val="false"/>
           <w:bCs w:val="false"/>
-          <w:color w:val="000000"/>
           <w:sz w:val="24"/>
           <w:szCs w:val="24"/>
         </w:rPr>
@@ -3683,6 +3908,11 @@
         <w:spacing w:line="360"/>
       </w:pPr>
       <w:r>
+        <w:rPr>
+          <w:rFonts w:ascii="Times New Roman" w:cs="Times New Roman" w:eastAsia="Times New Roman" w:hAnsi="Times New Roman"/>
+          <w:sz w:val="24"/>
+          <w:szCs w:val="24"/>
+        </w:rPr>
         <w:t xml:space="preserve"/>
       </w:r>
     </w:p>
@@ -3697,16 +3927,28 @@
           <w:rFonts w:ascii="Times New Roman" w:cs="Times New Roman" w:eastAsia="Times New Roman" w:hAnsi="Times New Roman"/>
           <w:b w:val="false"/>
           <w:bCs w:val="false"/>
-          <w:color w:val="000000"/>
-          <w:sz w:val="24"/>
-          <w:szCs w:val="24"/>
-        </w:rPr>
-        <w:t xml:space="preserve">Com a normalização z-score aplicada, o número de condição da Hessiana manteve-se em κ ≈ 12 ao longo da otimização, em contraste com o condicionamento extremamente desfavorável observado em dados não normalizados. O Método de Newton, ao incorporar a informação de curvatura via Hessiana, é teoricamente imune ao número de condição e exibe convergência quadrática local, convergindo em apenas 3 iterações.</w:t>
-      </w:r>
-    </w:p>
-    <w:p>
-      <w:pPr>
-        <w:spacing w:after="80" w:before="200" w:line="360"/>
+          <w:sz w:val="24"/>
+          <w:szCs w:val="24"/>
+        </w:rPr>
+        <w:t xml:space="preserve">Com a normalização z-score aplicada, o número de condição da Hessiana manteve-se em κ ≈ 12 ao longo da otimização. O Método de Newton, ao incorporar a informação de curvatura via Hessiana, é teoricamente imune ao número de condição e exibe convergência quadrática local, o que explica a convergência em apenas 3 iterações, com tempo de execução 7,7 vezes menor que o GD.</w:t>
+      </w:r>
+    </w:p>
+    <w:p>
+      <w:pPr>
+        <w:spacing w:line="360"/>
+      </w:pPr>
+      <w:r>
+        <w:rPr>
+          <w:rFonts w:ascii="Times New Roman" w:cs="Times New Roman" w:eastAsia="Times New Roman" w:hAnsi="Times New Roman"/>
+          <w:sz w:val="24"/>
+          <w:szCs w:val="24"/>
+        </w:rPr>
+        <w:t xml:space="preserve"/>
+      </w:r>
+    </w:p>
+    <w:p>
+      <w:pPr>
+        <w:spacing w:after="120" w:before="360" w:line="360"/>
         <w:jc w:val="left"/>
       </w:pPr>
       <w:r>
@@ -3731,7 +3973,6 @@
           <w:rFonts w:ascii="Times New Roman" w:cs="Times New Roman" w:eastAsia="Times New Roman" w:hAnsi="Times New Roman"/>
           <w:b w:val="false"/>
           <w:bCs w:val="false"/>
-          <w:color w:val="000000"/>
           <w:sz w:val="24"/>
           <w:szCs w:val="24"/>
         </w:rPr>
@@ -3743,12 +3984,17 @@
         <w:spacing w:line="360"/>
       </w:pPr>
       <w:r>
-        <w:t xml:space="preserve"/>
-      </w:r>
-    </w:p>
-    <w:p>
-      <w:pPr>
-        <w:spacing w:after="60" w:before="120" w:line="360"/>
+        <w:rPr>
+          <w:rFonts w:ascii="Times New Roman" w:cs="Times New Roman" w:eastAsia="Times New Roman" w:hAnsi="Times New Roman"/>
+          <w:sz w:val="24"/>
+          <w:szCs w:val="24"/>
+        </w:rPr>
+        <w:t xml:space="preserve"/>
+      </w:r>
+    </w:p>
+    <w:p>
+      <w:pPr>
+        <w:spacing w:after="60" w:before="360" w:line="240"/>
         <w:jc w:val="left"/>
       </w:pPr>
       <w:r>
@@ -3759,7 +4005,7 @@
           <w:sz w:val="24"/>
           <w:szCs w:val="24"/>
         </w:rPr>
-        <w:t xml:space="preserve">Tabela 2 — Comparação dos Métodos de Busca em Linha (Gradiente Descendente)</w:t>
+        <w:t xml:space="preserve">Tabela 2 – Comparação dos Métodos de Busca em Linha (Gradiente Descendente)</w:t>
       </w:r>
     </w:p>
     <w:tbl>
@@ -3775,32 +4021,34 @@
         </w:tblBorders>
       </w:tblPr>
       <w:tblGrid>
-        <w:gridCol w:w="2268"/>
-        <w:gridCol w:w="2268"/>
-        <w:gridCol w:w="2268"/>
-        <w:gridCol w:w="2268"/>
+        <w:gridCol w:w="2267"/>
+        <w:gridCol w:w="2267"/>
+        <w:gridCol w:w="2267"/>
+        <w:gridCol w:w="2267"/>
       </w:tblGrid>
       <w:tr>
         <w:tc>
           <w:tcPr>
-            <w:tcW w:type="dxa" w:w="2268"/>
-            <w:tcBorders>
-              <w:top w:val="single" w:color="000000" w:sz="6"/>
-              <w:left w:val="single" w:color="000000" w:sz="6"/>
-              <w:bottom w:val="single" w:color="000000" w:sz="6"/>
-              <w:right w:val="single" w:color="000000" w:sz="6"/>
-            </w:tcBorders>
-            <w:shd w:fill="D9D9D9" w:val="clear"/>
-            <w:tcMar>
-              <w:top w:type="dxa" w:w="80"/>
-              <w:left w:type="dxa" w:w="120"/>
-              <w:bottom w:type="dxa" w:w="80"/>
-              <w:right w:type="dxa" w:w="120"/>
-            </w:tcMar>
-          </w:tcPr>
-          <w:p>
-            <w:pPr>
-              <w:spacing w:line="240"/>
+            <w:tcW w:type="dxa" w:w="2267"/>
+            <w:tcBorders>
+              <w:top w:val="single" w:color="000000" w:sz="6"/>
+              <w:left w:val="single" w:color="000000" w:sz="6"/>
+              <w:bottom w:val="single" w:color="000000" w:sz="6"/>
+              <w:right w:val="single" w:color="000000" w:sz="6"/>
+            </w:tcBorders>
+            <w:shd w:fill="E8E8E8" w:val="clear"/>
+            <w:tcMar>
+              <w:top w:type="dxa" w:w="80"/>
+              <w:left w:type="dxa" w:w="120"/>
+              <w:bottom w:type="dxa" w:w="80"/>
+              <w:right w:type="dxa" w:w="120"/>
+            </w:tcMar>
+            <w:vAlign w:val="center"/>
+          </w:tcPr>
+          <w:p>
+            <w:pPr>
+              <w:spacing w:line="240"/>
+              <w:jc w:val="left"/>
             </w:pPr>
             <w:r>
               <w:rPr>
@@ -3816,24 +4064,26 @@
         </w:tc>
         <w:tc>
           <w:tcPr>
-            <w:tcW w:type="dxa" w:w="2268"/>
-            <w:tcBorders>
-              <w:top w:val="single" w:color="000000" w:sz="6"/>
-              <w:left w:val="single" w:color="000000" w:sz="6"/>
-              <w:bottom w:val="single" w:color="000000" w:sz="6"/>
-              <w:right w:val="single" w:color="000000" w:sz="6"/>
-            </w:tcBorders>
-            <w:shd w:fill="D9D9D9" w:val="clear"/>
-            <w:tcMar>
-              <w:top w:type="dxa" w:w="80"/>
-              <w:left w:type="dxa" w:w="120"/>
-              <w:bottom w:type="dxa" w:w="80"/>
-              <w:right w:type="dxa" w:w="120"/>
-            </w:tcMar>
-          </w:tcPr>
-          <w:p>
-            <w:pPr>
-              <w:spacing w:line="240"/>
+            <w:tcW w:type="dxa" w:w="2267"/>
+            <w:tcBorders>
+              <w:top w:val="single" w:color="000000" w:sz="6"/>
+              <w:left w:val="single" w:color="000000" w:sz="6"/>
+              <w:bottom w:val="single" w:color="000000" w:sz="6"/>
+              <w:right w:val="single" w:color="000000" w:sz="6"/>
+            </w:tcBorders>
+            <w:shd w:fill="E8E8E8" w:val="clear"/>
+            <w:tcMar>
+              <w:top w:type="dxa" w:w="80"/>
+              <w:left w:type="dxa" w:w="120"/>
+              <w:bottom w:type="dxa" w:w="80"/>
+              <w:right w:type="dxa" w:w="120"/>
+            </w:tcMar>
+            <w:vAlign w:val="center"/>
+          </w:tcPr>
+          <w:p>
+            <w:pPr>
+              <w:spacing w:line="240"/>
+              <w:jc w:val="left"/>
             </w:pPr>
             <w:r>
               <w:rPr>
@@ -3849,24 +4099,26 @@
         </w:tc>
         <w:tc>
           <w:tcPr>
-            <w:tcW w:type="dxa" w:w="2268"/>
-            <w:tcBorders>
-              <w:top w:val="single" w:color="000000" w:sz="6"/>
-              <w:left w:val="single" w:color="000000" w:sz="6"/>
-              <w:bottom w:val="single" w:color="000000" w:sz="6"/>
-              <w:right w:val="single" w:color="000000" w:sz="6"/>
-            </w:tcBorders>
-            <w:shd w:fill="D9D9D9" w:val="clear"/>
-            <w:tcMar>
-              <w:top w:type="dxa" w:w="80"/>
-              <w:left w:type="dxa" w:w="120"/>
-              <w:bottom w:type="dxa" w:w="80"/>
-              <w:right w:type="dxa" w:w="120"/>
-            </w:tcMar>
-          </w:tcPr>
-          <w:p>
-            <w:pPr>
-              <w:spacing w:line="240"/>
+            <w:tcW w:type="dxa" w:w="2267"/>
+            <w:tcBorders>
+              <w:top w:val="single" w:color="000000" w:sz="6"/>
+              <w:left w:val="single" w:color="000000" w:sz="6"/>
+              <w:bottom w:val="single" w:color="000000" w:sz="6"/>
+              <w:right w:val="single" w:color="000000" w:sz="6"/>
+            </w:tcBorders>
+            <w:shd w:fill="E8E8E8" w:val="clear"/>
+            <w:tcMar>
+              <w:top w:type="dxa" w:w="80"/>
+              <w:left w:type="dxa" w:w="120"/>
+              <w:bottom w:type="dxa" w:w="80"/>
+              <w:right w:type="dxa" w:w="120"/>
+            </w:tcMar>
+            <w:vAlign w:val="center"/>
+          </w:tcPr>
+          <w:p>
+            <w:pPr>
+              <w:spacing w:line="240"/>
+              <w:jc w:val="left"/>
             </w:pPr>
             <w:r>
               <w:rPr>
@@ -3882,24 +4134,26 @@
         </w:tc>
         <w:tc>
           <w:tcPr>
-            <w:tcW w:type="dxa" w:w="2268"/>
-            <w:tcBorders>
-              <w:top w:val="single" w:color="000000" w:sz="6"/>
-              <w:left w:val="single" w:color="000000" w:sz="6"/>
-              <w:bottom w:val="single" w:color="000000" w:sz="6"/>
-              <w:right w:val="single" w:color="000000" w:sz="6"/>
-            </w:tcBorders>
-            <w:shd w:fill="D9D9D9" w:val="clear"/>
-            <w:tcMar>
-              <w:top w:type="dxa" w:w="80"/>
-              <w:left w:type="dxa" w:w="120"/>
-              <w:bottom w:type="dxa" w:w="80"/>
-              <w:right w:type="dxa" w:w="120"/>
-            </w:tcMar>
-          </w:tcPr>
-          <w:p>
-            <w:pPr>
-              <w:spacing w:line="240"/>
+            <w:tcW w:type="dxa" w:w="2267"/>
+            <w:tcBorders>
+              <w:top w:val="single" w:color="000000" w:sz="6"/>
+              <w:left w:val="single" w:color="000000" w:sz="6"/>
+              <w:bottom w:val="single" w:color="000000" w:sz="6"/>
+              <w:right w:val="single" w:color="000000" w:sz="6"/>
+            </w:tcBorders>
+            <w:shd w:fill="E8E8E8" w:val="clear"/>
+            <w:tcMar>
+              <w:top w:type="dxa" w:w="80"/>
+              <w:left w:type="dxa" w:w="120"/>
+              <w:bottom w:type="dxa" w:w="80"/>
+              <w:right w:type="dxa" w:w="120"/>
+            </w:tcMar>
+            <w:vAlign w:val="center"/>
+          </w:tcPr>
+          <w:p>
+            <w:pPr>
+              <w:spacing w:line="240"/>
+              <w:jc w:val="left"/>
             </w:pPr>
             <w:r>
               <w:rPr>
@@ -3917,27 +4171,31 @@
       <w:tr>
         <w:tc>
           <w:tcPr>
-            <w:tcW w:type="dxa" w:w="2268"/>
-            <w:tcBorders>
-              <w:top w:val="single" w:color="000000" w:sz="6"/>
-              <w:left w:val="single" w:color="000000" w:sz="6"/>
-              <w:bottom w:val="single" w:color="000000" w:sz="6"/>
-              <w:right w:val="single" w:color="000000" w:sz="6"/>
-            </w:tcBorders>
-            <w:tcMar>
-              <w:top w:type="dxa" w:w="80"/>
-              <w:left w:type="dxa" w:w="120"/>
-              <w:bottom w:type="dxa" w:w="80"/>
-              <w:right w:type="dxa" w:w="120"/>
-            </w:tcMar>
-          </w:tcPr>
-          <w:p>
-            <w:pPr>
-              <w:spacing w:line="240"/>
-            </w:pPr>
-            <w:r>
-              <w:rPr>
-                <w:rFonts w:ascii="Times New Roman" w:cs="Times New Roman" w:eastAsia="Times New Roman" w:hAnsi="Times New Roman"/>
+            <w:tcW w:type="dxa" w:w="2267"/>
+            <w:tcBorders>
+              <w:top w:val="single" w:color="000000" w:sz="6"/>
+              <w:left w:val="single" w:color="000000" w:sz="6"/>
+              <w:bottom w:val="single" w:color="000000" w:sz="6"/>
+              <w:right w:val="single" w:color="000000" w:sz="6"/>
+            </w:tcBorders>
+            <w:tcMar>
+              <w:top w:type="dxa" w:w="80"/>
+              <w:left w:type="dxa" w:w="120"/>
+              <w:bottom w:type="dxa" w:w="80"/>
+              <w:right w:type="dxa" w:w="120"/>
+            </w:tcMar>
+            <w:vAlign w:val="center"/>
+          </w:tcPr>
+          <w:p>
+            <w:pPr>
+              <w:spacing w:line="240"/>
+              <w:jc w:val="left"/>
+            </w:pPr>
+            <w:r>
+              <w:rPr>
+                <w:rFonts w:ascii="Times New Roman" w:cs="Times New Roman" w:eastAsia="Times New Roman" w:hAnsi="Times New Roman"/>
+                <w:b w:val="false"/>
+                <w:bCs w:val="false"/>
                 <w:sz w:val="20"/>
                 <w:szCs w:val="20"/>
               </w:rPr>
@@ -3947,27 +4205,31 @@
         </w:tc>
         <w:tc>
           <w:tcPr>
-            <w:tcW w:type="dxa" w:w="2268"/>
-            <w:tcBorders>
-              <w:top w:val="single" w:color="000000" w:sz="6"/>
-              <w:left w:val="single" w:color="000000" w:sz="6"/>
-              <w:bottom w:val="single" w:color="000000" w:sz="6"/>
-              <w:right w:val="single" w:color="000000" w:sz="6"/>
-            </w:tcBorders>
-            <w:tcMar>
-              <w:top w:type="dxa" w:w="80"/>
-              <w:left w:type="dxa" w:w="120"/>
-              <w:bottom w:type="dxa" w:w="80"/>
-              <w:right w:type="dxa" w:w="120"/>
-            </w:tcMar>
-          </w:tcPr>
-          <w:p>
-            <w:pPr>
-              <w:spacing w:line="240"/>
-            </w:pPr>
-            <w:r>
-              <w:rPr>
-                <w:rFonts w:ascii="Times New Roman" w:cs="Times New Roman" w:eastAsia="Times New Roman" w:hAnsi="Times New Roman"/>
+            <w:tcW w:type="dxa" w:w="2267"/>
+            <w:tcBorders>
+              <w:top w:val="single" w:color="000000" w:sz="6"/>
+              <w:left w:val="single" w:color="000000" w:sz="6"/>
+              <w:bottom w:val="single" w:color="000000" w:sz="6"/>
+              <w:right w:val="single" w:color="000000" w:sz="6"/>
+            </w:tcBorders>
+            <w:tcMar>
+              <w:top w:type="dxa" w:w="80"/>
+              <w:left w:type="dxa" w:w="120"/>
+              <w:bottom w:type="dxa" w:w="80"/>
+              <w:right w:type="dxa" w:w="120"/>
+            </w:tcMar>
+            <w:vAlign w:val="center"/>
+          </w:tcPr>
+          <w:p>
+            <w:pPr>
+              <w:spacing w:line="240"/>
+              <w:jc w:val="left"/>
+            </w:pPr>
+            <w:r>
+              <w:rPr>
+                <w:rFonts w:ascii="Times New Roman" w:cs="Times New Roman" w:eastAsia="Times New Roman" w:hAnsi="Times New Roman"/>
+                <w:b w:val="false"/>
+                <w:bCs w:val="false"/>
                 <w:sz w:val="20"/>
                 <w:szCs w:val="20"/>
               </w:rPr>
@@ -3977,27 +4239,31 @@
         </w:tc>
         <w:tc>
           <w:tcPr>
-            <w:tcW w:type="dxa" w:w="2268"/>
-            <w:tcBorders>
-              <w:top w:val="single" w:color="000000" w:sz="6"/>
-              <w:left w:val="single" w:color="000000" w:sz="6"/>
-              <w:bottom w:val="single" w:color="000000" w:sz="6"/>
-              <w:right w:val="single" w:color="000000" w:sz="6"/>
-            </w:tcBorders>
-            <w:tcMar>
-              <w:top w:type="dxa" w:w="80"/>
-              <w:left w:type="dxa" w:w="120"/>
-              <w:bottom w:type="dxa" w:w="80"/>
-              <w:right w:type="dxa" w:w="120"/>
-            </w:tcMar>
-          </w:tcPr>
-          <w:p>
-            <w:pPr>
-              <w:spacing w:line="240"/>
-            </w:pPr>
-            <w:r>
-              <w:rPr>
-                <w:rFonts w:ascii="Times New Roman" w:cs="Times New Roman" w:eastAsia="Times New Roman" w:hAnsi="Times New Roman"/>
+            <w:tcW w:type="dxa" w:w="2267"/>
+            <w:tcBorders>
+              <w:top w:val="single" w:color="000000" w:sz="6"/>
+              <w:left w:val="single" w:color="000000" w:sz="6"/>
+              <w:bottom w:val="single" w:color="000000" w:sz="6"/>
+              <w:right w:val="single" w:color="000000" w:sz="6"/>
+            </w:tcBorders>
+            <w:tcMar>
+              <w:top w:type="dxa" w:w="80"/>
+              <w:left w:type="dxa" w:w="120"/>
+              <w:bottom w:type="dxa" w:w="80"/>
+              <w:right w:type="dxa" w:w="120"/>
+            </w:tcMar>
+            <w:vAlign w:val="center"/>
+          </w:tcPr>
+          <w:p>
+            <w:pPr>
+              <w:spacing w:line="240"/>
+              <w:jc w:val="left"/>
+            </w:pPr>
+            <w:r>
+              <w:rPr>
+                <w:rFonts w:ascii="Times New Roman" w:cs="Times New Roman" w:eastAsia="Times New Roman" w:hAnsi="Times New Roman"/>
+                <w:b w:val="false"/>
+                <w:bCs w:val="false"/>
                 <w:sz w:val="20"/>
                 <w:szCs w:val="20"/>
               </w:rPr>
@@ -4007,27 +4273,31 @@
         </w:tc>
         <w:tc>
           <w:tcPr>
-            <w:tcW w:type="dxa" w:w="2268"/>
-            <w:tcBorders>
-              <w:top w:val="single" w:color="000000" w:sz="6"/>
-              <w:left w:val="single" w:color="000000" w:sz="6"/>
-              <w:bottom w:val="single" w:color="000000" w:sz="6"/>
-              <w:right w:val="single" w:color="000000" w:sz="6"/>
-            </w:tcBorders>
-            <w:tcMar>
-              <w:top w:type="dxa" w:w="80"/>
-              <w:left w:type="dxa" w:w="120"/>
-              <w:bottom w:type="dxa" w:w="80"/>
-              <w:right w:type="dxa" w:w="120"/>
-            </w:tcMar>
-          </w:tcPr>
-          <w:p>
-            <w:pPr>
-              <w:spacing w:line="240"/>
-            </w:pPr>
-            <w:r>
-              <w:rPr>
-                <w:rFonts w:ascii="Times New Roman" w:cs="Times New Roman" w:eastAsia="Times New Roman" w:hAnsi="Times New Roman"/>
+            <w:tcW w:type="dxa" w:w="2267"/>
+            <w:tcBorders>
+              <w:top w:val="single" w:color="000000" w:sz="6"/>
+              <w:left w:val="single" w:color="000000" w:sz="6"/>
+              <w:bottom w:val="single" w:color="000000" w:sz="6"/>
+              <w:right w:val="single" w:color="000000" w:sz="6"/>
+            </w:tcBorders>
+            <w:tcMar>
+              <w:top w:type="dxa" w:w="80"/>
+              <w:left w:type="dxa" w:w="120"/>
+              <w:bottom w:type="dxa" w:w="80"/>
+              <w:right w:type="dxa" w:w="120"/>
+            </w:tcMar>
+            <w:vAlign w:val="center"/>
+          </w:tcPr>
+          <w:p>
+            <w:pPr>
+              <w:spacing w:line="240"/>
+              <w:jc w:val="left"/>
+            </w:pPr>
+            <w:r>
+              <w:rPr>
+                <w:rFonts w:ascii="Times New Roman" w:cs="Times New Roman" w:eastAsia="Times New Roman" w:hAnsi="Times New Roman"/>
+                <w:b w:val="false"/>
+                <w:bCs w:val="false"/>
                 <w:sz w:val="20"/>
                 <w:szCs w:val="20"/>
               </w:rPr>
@@ -4039,27 +4309,31 @@
       <w:tr>
         <w:tc>
           <w:tcPr>
-            <w:tcW w:type="dxa" w:w="2268"/>
-            <w:tcBorders>
-              <w:top w:val="single" w:color="000000" w:sz="6"/>
-              <w:left w:val="single" w:color="000000" w:sz="6"/>
-              <w:bottom w:val="single" w:color="000000" w:sz="6"/>
-              <w:right w:val="single" w:color="000000" w:sz="6"/>
-            </w:tcBorders>
-            <w:tcMar>
-              <w:top w:type="dxa" w:w="80"/>
-              <w:left w:type="dxa" w:w="120"/>
-              <w:bottom w:type="dxa" w:w="80"/>
-              <w:right w:type="dxa" w:w="120"/>
-            </w:tcMar>
-          </w:tcPr>
-          <w:p>
-            <w:pPr>
-              <w:spacing w:line="240"/>
-            </w:pPr>
-            <w:r>
-              <w:rPr>
-                <w:rFonts w:ascii="Times New Roman" w:cs="Times New Roman" w:eastAsia="Times New Roman" w:hAnsi="Times New Roman"/>
+            <w:tcW w:type="dxa" w:w="2267"/>
+            <w:tcBorders>
+              <w:top w:val="single" w:color="000000" w:sz="6"/>
+              <w:left w:val="single" w:color="000000" w:sz="6"/>
+              <w:bottom w:val="single" w:color="000000" w:sz="6"/>
+              <w:right w:val="single" w:color="000000" w:sz="6"/>
+            </w:tcBorders>
+            <w:tcMar>
+              <w:top w:type="dxa" w:w="80"/>
+              <w:left w:type="dxa" w:w="120"/>
+              <w:bottom w:type="dxa" w:w="80"/>
+              <w:right w:type="dxa" w:w="120"/>
+            </w:tcMar>
+            <w:vAlign w:val="center"/>
+          </w:tcPr>
+          <w:p>
+            <w:pPr>
+              <w:spacing w:line="240"/>
+              <w:jc w:val="left"/>
+            </w:pPr>
+            <w:r>
+              <w:rPr>
+                <w:rFonts w:ascii="Times New Roman" w:cs="Times New Roman" w:eastAsia="Times New Roman" w:hAnsi="Times New Roman"/>
+                <w:b w:val="false"/>
+                <w:bCs w:val="false"/>
                 <w:sz w:val="20"/>
                 <w:szCs w:val="20"/>
               </w:rPr>
@@ -4069,27 +4343,31 @@
         </w:tc>
         <w:tc>
           <w:tcPr>
-            <w:tcW w:type="dxa" w:w="2268"/>
-            <w:tcBorders>
-              <w:top w:val="single" w:color="000000" w:sz="6"/>
-              <w:left w:val="single" w:color="000000" w:sz="6"/>
-              <w:bottom w:val="single" w:color="000000" w:sz="6"/>
-              <w:right w:val="single" w:color="000000" w:sz="6"/>
-            </w:tcBorders>
-            <w:tcMar>
-              <w:top w:type="dxa" w:w="80"/>
-              <w:left w:type="dxa" w:w="120"/>
-              <w:bottom w:type="dxa" w:w="80"/>
-              <w:right w:type="dxa" w:w="120"/>
-            </w:tcMar>
-          </w:tcPr>
-          <w:p>
-            <w:pPr>
-              <w:spacing w:line="240"/>
-            </w:pPr>
-            <w:r>
-              <w:rPr>
-                <w:rFonts w:ascii="Times New Roman" w:cs="Times New Roman" w:eastAsia="Times New Roman" w:hAnsi="Times New Roman"/>
+            <w:tcW w:type="dxa" w:w="2267"/>
+            <w:tcBorders>
+              <w:top w:val="single" w:color="000000" w:sz="6"/>
+              <w:left w:val="single" w:color="000000" w:sz="6"/>
+              <w:bottom w:val="single" w:color="000000" w:sz="6"/>
+              <w:right w:val="single" w:color="000000" w:sz="6"/>
+            </w:tcBorders>
+            <w:tcMar>
+              <w:top w:type="dxa" w:w="80"/>
+              <w:left w:type="dxa" w:w="120"/>
+              <w:bottom w:type="dxa" w:w="80"/>
+              <w:right w:type="dxa" w:w="120"/>
+            </w:tcMar>
+            <w:vAlign w:val="center"/>
+          </w:tcPr>
+          <w:p>
+            <w:pPr>
+              <w:spacing w:line="240"/>
+              <w:jc w:val="left"/>
+            </w:pPr>
+            <w:r>
+              <w:rPr>
+                <w:rFonts w:ascii="Times New Roman" w:cs="Times New Roman" w:eastAsia="Times New Roman" w:hAnsi="Times New Roman"/>
+                <w:b w:val="false"/>
+                <w:bCs w:val="false"/>
                 <w:sz w:val="20"/>
                 <w:szCs w:val="20"/>
               </w:rPr>
@@ -4099,27 +4377,31 @@
         </w:tc>
         <w:tc>
           <w:tcPr>
-            <w:tcW w:type="dxa" w:w="2268"/>
-            <w:tcBorders>
-              <w:top w:val="single" w:color="000000" w:sz="6"/>
-              <w:left w:val="single" w:color="000000" w:sz="6"/>
-              <w:bottom w:val="single" w:color="000000" w:sz="6"/>
-              <w:right w:val="single" w:color="000000" w:sz="6"/>
-            </w:tcBorders>
-            <w:tcMar>
-              <w:top w:type="dxa" w:w="80"/>
-              <w:left w:type="dxa" w:w="120"/>
-              <w:bottom w:type="dxa" w:w="80"/>
-              <w:right w:type="dxa" w:w="120"/>
-            </w:tcMar>
-          </w:tcPr>
-          <w:p>
-            <w:pPr>
-              <w:spacing w:line="240"/>
-            </w:pPr>
-            <w:r>
-              <w:rPr>
-                <w:rFonts w:ascii="Times New Roman" w:cs="Times New Roman" w:eastAsia="Times New Roman" w:hAnsi="Times New Roman"/>
+            <w:tcW w:type="dxa" w:w="2267"/>
+            <w:tcBorders>
+              <w:top w:val="single" w:color="000000" w:sz="6"/>
+              <w:left w:val="single" w:color="000000" w:sz="6"/>
+              <w:bottom w:val="single" w:color="000000" w:sz="6"/>
+              <w:right w:val="single" w:color="000000" w:sz="6"/>
+            </w:tcBorders>
+            <w:tcMar>
+              <w:top w:type="dxa" w:w="80"/>
+              <w:left w:type="dxa" w:w="120"/>
+              <w:bottom w:type="dxa" w:w="80"/>
+              <w:right w:type="dxa" w:w="120"/>
+            </w:tcMar>
+            <w:vAlign w:val="center"/>
+          </w:tcPr>
+          <w:p>
+            <w:pPr>
+              <w:spacing w:line="240"/>
+              <w:jc w:val="left"/>
+            </w:pPr>
+            <w:r>
+              <w:rPr>
+                <w:rFonts w:ascii="Times New Roman" w:cs="Times New Roman" w:eastAsia="Times New Roman" w:hAnsi="Times New Roman"/>
+                <w:b w:val="false"/>
+                <w:bCs w:val="false"/>
                 <w:sz w:val="20"/>
                 <w:szCs w:val="20"/>
               </w:rPr>
@@ -4129,27 +4411,31 @@
         </w:tc>
         <w:tc>
           <w:tcPr>
-            <w:tcW w:type="dxa" w:w="2268"/>
-            <w:tcBorders>
-              <w:top w:val="single" w:color="000000" w:sz="6"/>
-              <w:left w:val="single" w:color="000000" w:sz="6"/>
-              <w:bottom w:val="single" w:color="000000" w:sz="6"/>
-              <w:right w:val="single" w:color="000000" w:sz="6"/>
-            </w:tcBorders>
-            <w:tcMar>
-              <w:top w:type="dxa" w:w="80"/>
-              <w:left w:type="dxa" w:w="120"/>
-              <w:bottom w:type="dxa" w:w="80"/>
-              <w:right w:type="dxa" w:w="120"/>
-            </w:tcMar>
-          </w:tcPr>
-          <w:p>
-            <w:pPr>
-              <w:spacing w:line="240"/>
-            </w:pPr>
-            <w:r>
-              <w:rPr>
-                <w:rFonts w:ascii="Times New Roman" w:cs="Times New Roman" w:eastAsia="Times New Roman" w:hAnsi="Times New Roman"/>
+            <w:tcW w:type="dxa" w:w="2267"/>
+            <w:tcBorders>
+              <w:top w:val="single" w:color="000000" w:sz="6"/>
+              <w:left w:val="single" w:color="000000" w:sz="6"/>
+              <w:bottom w:val="single" w:color="000000" w:sz="6"/>
+              <w:right w:val="single" w:color="000000" w:sz="6"/>
+            </w:tcBorders>
+            <w:tcMar>
+              <w:top w:type="dxa" w:w="80"/>
+              <w:left w:type="dxa" w:w="120"/>
+              <w:bottom w:type="dxa" w:w="80"/>
+              <w:right w:type="dxa" w:w="120"/>
+            </w:tcMar>
+            <w:vAlign w:val="center"/>
+          </w:tcPr>
+          <w:p>
+            <w:pPr>
+              <w:spacing w:line="240"/>
+              <w:jc w:val="left"/>
+            </w:pPr>
+            <w:r>
+              <w:rPr>
+                <w:rFonts w:ascii="Times New Roman" w:cs="Times New Roman" w:eastAsia="Times New Roman" w:hAnsi="Times New Roman"/>
+                <w:b w:val="false"/>
+                <w:bCs w:val="false"/>
                 <w:sz w:val="20"/>
                 <w:szCs w:val="20"/>
               </w:rPr>
@@ -4161,27 +4447,31 @@
       <w:tr>
         <w:tc>
           <w:tcPr>
-            <w:tcW w:type="dxa" w:w="2268"/>
-            <w:tcBorders>
-              <w:top w:val="single" w:color="000000" w:sz="6"/>
-              <w:left w:val="single" w:color="000000" w:sz="6"/>
-              <w:bottom w:val="single" w:color="000000" w:sz="6"/>
-              <w:right w:val="single" w:color="000000" w:sz="6"/>
-            </w:tcBorders>
-            <w:tcMar>
-              <w:top w:type="dxa" w:w="80"/>
-              <w:left w:type="dxa" w:w="120"/>
-              <w:bottom w:type="dxa" w:w="80"/>
-              <w:right w:type="dxa" w:w="120"/>
-            </w:tcMar>
-          </w:tcPr>
-          <w:p>
-            <w:pPr>
-              <w:spacing w:line="240"/>
-            </w:pPr>
-            <w:r>
-              <w:rPr>
-                <w:rFonts w:ascii="Times New Roman" w:cs="Times New Roman" w:eastAsia="Times New Roman" w:hAnsi="Times New Roman"/>
+            <w:tcW w:type="dxa" w:w="2267"/>
+            <w:tcBorders>
+              <w:top w:val="single" w:color="000000" w:sz="6"/>
+              <w:left w:val="single" w:color="000000" w:sz="6"/>
+              <w:bottom w:val="single" w:color="000000" w:sz="6"/>
+              <w:right w:val="single" w:color="000000" w:sz="6"/>
+            </w:tcBorders>
+            <w:tcMar>
+              <w:top w:type="dxa" w:w="80"/>
+              <w:left w:type="dxa" w:w="120"/>
+              <w:bottom w:type="dxa" w:w="80"/>
+              <w:right w:type="dxa" w:w="120"/>
+            </w:tcMar>
+            <w:vAlign w:val="center"/>
+          </w:tcPr>
+          <w:p>
+            <w:pPr>
+              <w:spacing w:line="240"/>
+              <w:jc w:val="left"/>
+            </w:pPr>
+            <w:r>
+              <w:rPr>
+                <w:rFonts w:ascii="Times New Roman" w:cs="Times New Roman" w:eastAsia="Times New Roman" w:hAnsi="Times New Roman"/>
+                <w:b w:val="false"/>
+                <w:bCs w:val="false"/>
                 <w:sz w:val="20"/>
                 <w:szCs w:val="20"/>
               </w:rPr>
@@ -4191,27 +4481,31 @@
         </w:tc>
         <w:tc>
           <w:tcPr>
-            <w:tcW w:type="dxa" w:w="2268"/>
-            <w:tcBorders>
-              <w:top w:val="single" w:color="000000" w:sz="6"/>
-              <w:left w:val="single" w:color="000000" w:sz="6"/>
-              <w:bottom w:val="single" w:color="000000" w:sz="6"/>
-              <w:right w:val="single" w:color="000000" w:sz="6"/>
-            </w:tcBorders>
-            <w:tcMar>
-              <w:top w:type="dxa" w:w="80"/>
-              <w:left w:type="dxa" w:w="120"/>
-              <w:bottom w:type="dxa" w:w="80"/>
-              <w:right w:type="dxa" w:w="120"/>
-            </w:tcMar>
-          </w:tcPr>
-          <w:p>
-            <w:pPr>
-              <w:spacing w:line="240"/>
-            </w:pPr>
-            <w:r>
-              <w:rPr>
-                <w:rFonts w:ascii="Times New Roman" w:cs="Times New Roman" w:eastAsia="Times New Roman" w:hAnsi="Times New Roman"/>
+            <w:tcW w:type="dxa" w:w="2267"/>
+            <w:tcBorders>
+              <w:top w:val="single" w:color="000000" w:sz="6"/>
+              <w:left w:val="single" w:color="000000" w:sz="6"/>
+              <w:bottom w:val="single" w:color="000000" w:sz="6"/>
+              <w:right w:val="single" w:color="000000" w:sz="6"/>
+            </w:tcBorders>
+            <w:tcMar>
+              <w:top w:type="dxa" w:w="80"/>
+              <w:left w:type="dxa" w:w="120"/>
+              <w:bottom w:type="dxa" w:w="80"/>
+              <w:right w:type="dxa" w:w="120"/>
+            </w:tcMar>
+            <w:vAlign w:val="center"/>
+          </w:tcPr>
+          <w:p>
+            <w:pPr>
+              <w:spacing w:line="240"/>
+              <w:jc w:val="left"/>
+            </w:pPr>
+            <w:r>
+              <w:rPr>
+                <w:rFonts w:ascii="Times New Roman" w:cs="Times New Roman" w:eastAsia="Times New Roman" w:hAnsi="Times New Roman"/>
+                <w:b w:val="false"/>
+                <w:bCs w:val="false"/>
                 <w:sz w:val="20"/>
                 <w:szCs w:val="20"/>
               </w:rPr>
@@ -4221,27 +4515,31 @@
         </w:tc>
         <w:tc>
           <w:tcPr>
-            <w:tcW w:type="dxa" w:w="2268"/>
-            <w:tcBorders>
-              <w:top w:val="single" w:color="000000" w:sz="6"/>
-              <w:left w:val="single" w:color="000000" w:sz="6"/>
-              <w:bottom w:val="single" w:color="000000" w:sz="6"/>
-              <w:right w:val="single" w:color="000000" w:sz="6"/>
-            </w:tcBorders>
-            <w:tcMar>
-              <w:top w:type="dxa" w:w="80"/>
-              <w:left w:type="dxa" w:w="120"/>
-              <w:bottom w:type="dxa" w:w="80"/>
-              <w:right w:type="dxa" w:w="120"/>
-            </w:tcMar>
-          </w:tcPr>
-          <w:p>
-            <w:pPr>
-              <w:spacing w:line="240"/>
-            </w:pPr>
-            <w:r>
-              <w:rPr>
-                <w:rFonts w:ascii="Times New Roman" w:cs="Times New Roman" w:eastAsia="Times New Roman" w:hAnsi="Times New Roman"/>
+            <w:tcW w:type="dxa" w:w="2267"/>
+            <w:tcBorders>
+              <w:top w:val="single" w:color="000000" w:sz="6"/>
+              <w:left w:val="single" w:color="000000" w:sz="6"/>
+              <w:bottom w:val="single" w:color="000000" w:sz="6"/>
+              <w:right w:val="single" w:color="000000" w:sz="6"/>
+            </w:tcBorders>
+            <w:tcMar>
+              <w:top w:type="dxa" w:w="80"/>
+              <w:left w:type="dxa" w:w="120"/>
+              <w:bottom w:type="dxa" w:w="80"/>
+              <w:right w:type="dxa" w:w="120"/>
+            </w:tcMar>
+            <w:vAlign w:val="center"/>
+          </w:tcPr>
+          <w:p>
+            <w:pPr>
+              <w:spacing w:line="240"/>
+              <w:jc w:val="left"/>
+            </w:pPr>
+            <w:r>
+              <w:rPr>
+                <w:rFonts w:ascii="Times New Roman" w:cs="Times New Roman" w:eastAsia="Times New Roman" w:hAnsi="Times New Roman"/>
+                <w:b w:val="false"/>
+                <w:bCs w:val="false"/>
                 <w:sz w:val="20"/>
                 <w:szCs w:val="20"/>
               </w:rPr>
@@ -4251,27 +4549,31 @@
         </w:tc>
         <w:tc>
           <w:tcPr>
-            <w:tcW w:type="dxa" w:w="2268"/>
-            <w:tcBorders>
-              <w:top w:val="single" w:color="000000" w:sz="6"/>
-              <w:left w:val="single" w:color="000000" w:sz="6"/>
-              <w:bottom w:val="single" w:color="000000" w:sz="6"/>
-              <w:right w:val="single" w:color="000000" w:sz="6"/>
-            </w:tcBorders>
-            <w:tcMar>
-              <w:top w:type="dxa" w:w="80"/>
-              <w:left w:type="dxa" w:w="120"/>
-              <w:bottom w:type="dxa" w:w="80"/>
-              <w:right w:type="dxa" w:w="120"/>
-            </w:tcMar>
-          </w:tcPr>
-          <w:p>
-            <w:pPr>
-              <w:spacing w:line="240"/>
-            </w:pPr>
-            <w:r>
-              <w:rPr>
-                <w:rFonts w:ascii="Times New Roman" w:cs="Times New Roman" w:eastAsia="Times New Roman" w:hAnsi="Times New Roman"/>
+            <w:tcW w:type="dxa" w:w="2267"/>
+            <w:tcBorders>
+              <w:top w:val="single" w:color="000000" w:sz="6"/>
+              <w:left w:val="single" w:color="000000" w:sz="6"/>
+              <w:bottom w:val="single" w:color="000000" w:sz="6"/>
+              <w:right w:val="single" w:color="000000" w:sz="6"/>
+            </w:tcBorders>
+            <w:tcMar>
+              <w:top w:type="dxa" w:w="80"/>
+              <w:left w:type="dxa" w:w="120"/>
+              <w:bottom w:type="dxa" w:w="80"/>
+              <w:right w:type="dxa" w:w="120"/>
+            </w:tcMar>
+            <w:vAlign w:val="center"/>
+          </w:tcPr>
+          <w:p>
+            <w:pPr>
+              <w:spacing w:line="240"/>
+              <w:jc w:val="left"/>
+            </w:pPr>
+            <w:r>
+              <w:rPr>
+                <w:rFonts w:ascii="Times New Roman" w:cs="Times New Roman" w:eastAsia="Times New Roman" w:hAnsi="Times New Roman"/>
+                <w:b w:val="false"/>
+                <w:bCs w:val="false"/>
                 <w:sz w:val="20"/>
                 <w:szCs w:val="20"/>
               </w:rPr>
@@ -4283,7 +4585,7 @@
     </w:tbl>
     <w:p>
       <w:pPr>
-        <w:spacing w:after="120" w:before="60" w:line="360"/>
+        <w:spacing w:after="360" w:before="60" w:line="240"/>
         <w:jc w:val="left"/>
       </w:pPr>
       <w:r>
@@ -4297,14 +4599,6 @@
     </w:p>
     <w:p>
       <w:pPr>
-        <w:spacing w:line="360"/>
-      </w:pPr>
-      <w:r>
-        <w:t xml:space="preserve"/>
-      </w:r>
-    </w:p>
-    <w:p>
-      <w:pPr>
         <w:spacing w:after="0" w:before="0" w:line="360"/>
         <w:ind w:firstLine="709"/>
         <w:jc w:val="both"/>
@@ -4314,7 +4608,6 @@
           <w:rFonts w:ascii="Times New Roman" w:cs="Times New Roman" w:eastAsia="Times New Roman" w:hAnsi="Times New Roman"/>
           <w:b w:val="false"/>
           <w:bCs w:val="false"/>
-          <w:color w:val="000000"/>
           <w:sz w:val="24"/>
           <w:szCs w:val="24"/>
         </w:rPr>
@@ -4323,7 +4616,20 @@
     </w:p>
     <w:p>
       <w:pPr>
-        <w:spacing w:after="80" w:before="200" w:line="360"/>
+        <w:spacing w:line="360"/>
+      </w:pPr>
+      <w:r>
+        <w:rPr>
+          <w:rFonts w:ascii="Times New Roman" w:cs="Times New Roman" w:eastAsia="Times New Roman" w:hAnsi="Times New Roman"/>
+          <w:sz w:val="24"/>
+          <w:szCs w:val="24"/>
+        </w:rPr>
+        <w:t xml:space="preserve"/>
+      </w:r>
+    </w:p>
+    <w:p>
+      <w:pPr>
+        <w:spacing w:after="120" w:before="360" w:line="360"/>
         <w:jc w:val="left"/>
       </w:pPr>
       <w:r>
@@ -4348,7 +4654,6 @@
           <w:rFonts w:ascii="Times New Roman" w:cs="Times New Roman" w:eastAsia="Times New Roman" w:hAnsi="Times New Roman"/>
           <w:b w:val="false"/>
           <w:bCs w:val="false"/>
-          <w:color w:val="000000"/>
           <w:sz w:val="24"/>
           <w:szCs w:val="24"/>
         </w:rPr>
@@ -4360,12 +4665,17 @@
         <w:spacing w:line="360"/>
       </w:pPr>
       <w:r>
-        <w:t xml:space="preserve"/>
-      </w:r>
-    </w:p>
-    <w:p>
-      <w:pPr>
-        <w:spacing w:after="60" w:before="120" w:line="360"/>
+        <w:rPr>
+          <w:rFonts w:ascii="Times New Roman" w:cs="Times New Roman" w:eastAsia="Times New Roman" w:hAnsi="Times New Roman"/>
+          <w:sz w:val="24"/>
+          <w:szCs w:val="24"/>
+        </w:rPr>
+        <w:t xml:space="preserve"/>
+      </w:r>
+    </w:p>
+    <w:p>
+      <w:pPr>
+        <w:spacing w:after="60" w:before="360" w:line="240"/>
         <w:jc w:val="left"/>
       </w:pPr>
       <w:r>
@@ -4376,7 +4686,7 @@
           <w:sz w:val="24"/>
           <w:szCs w:val="24"/>
         </w:rPr>
-        <w:t xml:space="preserve">Tabela 3 — Métricas de Classificação no Conjunto de Teste (2.026 clientes)</w:t>
+        <w:t xml:space="preserve">Tabela 3 – Métricas de Classificação no Conjunto de Teste (2.026 clientes)</w:t>
       </w:r>
     </w:p>
     <w:tbl>
@@ -4392,22 +4702,21 @@
         </w:tblBorders>
       </w:tblPr>
       <w:tblGrid>
-        <w:gridCol w:w="3024"/>
-        <w:gridCol w:w="3024"/>
-        <w:gridCol w:w="3024"/>
+        <w:gridCol w:w="3023"/>
+        <w:gridCol w:w="3023"/>
+        <w:gridCol w:w="3023"/>
       </w:tblGrid>
       <w:tr>
         <w:tc>
           <w:tcPr>
-            <w:tcW w:type="dxa" w:w="3024"/>
-            <w:gridSpan w:val="1"/>
-            <w:tcBorders>
-              <w:top w:val="single" w:color="000000" w:sz="6"/>
-              <w:left w:val="single" w:color="000000" w:sz="6"/>
-              <w:bottom w:val="single" w:color="000000" w:sz="6"/>
-              <w:right w:val="single" w:color="000000" w:sz="6"/>
-            </w:tcBorders>
-            <w:shd w:fill="D9D9D9" w:val="clear"/>
+            <w:tcW w:type="dxa" w:w="3023"/>
+            <w:tcBorders>
+              <w:top w:val="single" w:color="000000" w:sz="6"/>
+              <w:left w:val="single" w:color="000000" w:sz="6"/>
+              <w:bottom w:val="single" w:color="000000" w:sz="6"/>
+              <w:right w:val="single" w:color="000000" w:sz="6"/>
+            </w:tcBorders>
+            <w:shd w:fill="E8E8E8" w:val="clear"/>
             <w:tcMar>
               <w:top w:type="dxa" w:w="80"/>
               <w:left w:type="dxa" w:w="120"/>
@@ -4435,15 +4744,14 @@
         </w:tc>
         <w:tc>
           <w:tcPr>
-            <w:tcW w:type="dxa" w:w="3024"/>
-            <w:gridSpan w:val="1"/>
-            <w:tcBorders>
-              <w:top w:val="single" w:color="000000" w:sz="6"/>
-              <w:left w:val="single" w:color="000000" w:sz="6"/>
-              <w:bottom w:val="single" w:color="000000" w:sz="6"/>
-              <w:right w:val="single" w:color="000000" w:sz="6"/>
-            </w:tcBorders>
-            <w:shd w:fill="D9D9D9" w:val="clear"/>
+            <w:tcW w:type="dxa" w:w="3023"/>
+            <w:tcBorders>
+              <w:top w:val="single" w:color="000000" w:sz="6"/>
+              <w:left w:val="single" w:color="000000" w:sz="6"/>
+              <w:bottom w:val="single" w:color="000000" w:sz="6"/>
+              <w:right w:val="single" w:color="000000" w:sz="6"/>
+            </w:tcBorders>
+            <w:shd w:fill="E8E8E8" w:val="clear"/>
             <w:tcMar>
               <w:top w:type="dxa" w:w="80"/>
               <w:left w:type="dxa" w:w="120"/>
@@ -4471,15 +4779,14 @@
         </w:tc>
         <w:tc>
           <w:tcPr>
-            <w:tcW w:type="dxa" w:w="3024"/>
-            <w:gridSpan w:val="1"/>
-            <w:tcBorders>
-              <w:top w:val="single" w:color="000000" w:sz="6"/>
-              <w:left w:val="single" w:color="000000" w:sz="6"/>
-              <w:bottom w:val="single" w:color="000000" w:sz="6"/>
-              <w:right w:val="single" w:color="000000" w:sz="6"/>
-            </w:tcBorders>
-            <w:shd w:fill="D9D9D9" w:val="clear"/>
+            <w:tcW w:type="dxa" w:w="3023"/>
+            <w:tcBorders>
+              <w:top w:val="single" w:color="000000" w:sz="6"/>
+              <w:left w:val="single" w:color="000000" w:sz="6"/>
+              <w:bottom w:val="single" w:color="000000" w:sz="6"/>
+              <w:right w:val="single" w:color="000000" w:sz="6"/>
+            </w:tcBorders>
+            <w:shd w:fill="E8E8E8" w:val="clear"/>
             <w:tcMar>
               <w:top w:type="dxa" w:w="80"/>
               <w:left w:type="dxa" w:w="120"/>
@@ -4509,8 +4816,7 @@
       <w:tr>
         <w:tc>
           <w:tcPr>
-            <w:tcW w:type="dxa" w:w="3024"/>
-            <w:gridSpan w:val="1"/>
+            <w:tcW w:type="dxa" w:w="3023"/>
             <w:tcBorders>
               <w:top w:val="single" w:color="000000" w:sz="6"/>
               <w:left w:val="single" w:color="000000" w:sz="6"/>
@@ -4544,8 +4850,7 @@
         </w:tc>
         <w:tc>
           <w:tcPr>
-            <w:tcW w:type="dxa" w:w="3024"/>
-            <w:gridSpan w:val="1"/>
+            <w:tcW w:type="dxa" w:w="3023"/>
             <w:tcBorders>
               <w:top w:val="single" w:color="000000" w:sz="6"/>
               <w:left w:val="single" w:color="000000" w:sz="6"/>
@@ -4579,8 +4884,7 @@
         </w:tc>
         <w:tc>
           <w:tcPr>
-            <w:tcW w:type="dxa" w:w="3024"/>
-            <w:gridSpan w:val="1"/>
+            <w:tcW w:type="dxa" w:w="3023"/>
             <w:tcBorders>
               <w:top w:val="single" w:color="000000" w:sz="6"/>
               <w:left w:val="single" w:color="000000" w:sz="6"/>
@@ -4616,8 +4920,7 @@
       <w:tr>
         <w:tc>
           <w:tcPr>
-            <w:tcW w:type="dxa" w:w="3024"/>
-            <w:gridSpan w:val="1"/>
+            <w:tcW w:type="dxa" w:w="3023"/>
             <w:tcBorders>
               <w:top w:val="single" w:color="000000" w:sz="6"/>
               <w:left w:val="single" w:color="000000" w:sz="6"/>
@@ -4651,8 +4954,7 @@
         </w:tc>
         <w:tc>
           <w:tcPr>
-            <w:tcW w:type="dxa" w:w="3024"/>
-            <w:gridSpan w:val="1"/>
+            <w:tcW w:type="dxa" w:w="3023"/>
             <w:tcBorders>
               <w:top w:val="single" w:color="000000" w:sz="6"/>
               <w:left w:val="single" w:color="000000" w:sz="6"/>
@@ -4686,8 +4988,7 @@
         </w:tc>
         <w:tc>
           <w:tcPr>
-            <w:tcW w:type="dxa" w:w="3024"/>
-            <w:gridSpan w:val="1"/>
+            <w:tcW w:type="dxa" w:w="3023"/>
             <w:tcBorders>
               <w:top w:val="single" w:color="000000" w:sz="6"/>
               <w:left w:val="single" w:color="000000" w:sz="6"/>
@@ -4723,8 +5024,7 @@
       <w:tr>
         <w:tc>
           <w:tcPr>
-            <w:tcW w:type="dxa" w:w="3024"/>
-            <w:gridSpan w:val="1"/>
+            <w:tcW w:type="dxa" w:w="3023"/>
             <w:tcBorders>
               <w:top w:val="single" w:color="000000" w:sz="6"/>
               <w:left w:val="single" w:color="000000" w:sz="6"/>
@@ -4758,8 +5058,7 @@
         </w:tc>
         <w:tc>
           <w:tcPr>
-            <w:tcW w:type="dxa" w:w="3024"/>
-            <w:gridSpan w:val="1"/>
+            <w:tcW w:type="dxa" w:w="3023"/>
             <w:tcBorders>
               <w:top w:val="single" w:color="000000" w:sz="6"/>
               <w:left w:val="single" w:color="000000" w:sz="6"/>
@@ -4793,8 +5092,7 @@
         </w:tc>
         <w:tc>
           <w:tcPr>
-            <w:tcW w:type="dxa" w:w="3024"/>
-            <w:gridSpan w:val="1"/>
+            <w:tcW w:type="dxa" w:w="3023"/>
             <w:tcBorders>
               <w:top w:val="single" w:color="000000" w:sz="6"/>
               <w:left w:val="single" w:color="000000" w:sz="6"/>
@@ -4830,8 +5128,7 @@
       <w:tr>
         <w:tc>
           <w:tcPr>
-            <w:tcW w:type="dxa" w:w="3024"/>
-            <w:gridSpan w:val="1"/>
+            <w:tcW w:type="dxa" w:w="3023"/>
             <w:tcBorders>
               <w:top w:val="single" w:color="000000" w:sz="6"/>
               <w:left w:val="single" w:color="000000" w:sz="6"/>
@@ -4865,8 +5162,7 @@
         </w:tc>
         <w:tc>
           <w:tcPr>
-            <w:tcW w:type="dxa" w:w="3024"/>
-            <w:gridSpan w:val="1"/>
+            <w:tcW w:type="dxa" w:w="3023"/>
             <w:tcBorders>
               <w:top w:val="single" w:color="000000" w:sz="6"/>
               <w:left w:val="single" w:color="000000" w:sz="6"/>
@@ -4900,8 +5196,7 @@
         </w:tc>
         <w:tc>
           <w:tcPr>
-            <w:tcW w:type="dxa" w:w="3024"/>
-            <w:gridSpan w:val="1"/>
+            <w:tcW w:type="dxa" w:w="3023"/>
             <w:tcBorders>
               <w:top w:val="single" w:color="000000" w:sz="6"/>
               <w:left w:val="single" w:color="000000" w:sz="6"/>
@@ -4937,8 +5232,7 @@
       <w:tr>
         <w:tc>
           <w:tcPr>
-            <w:tcW w:type="dxa" w:w="3024"/>
-            <w:gridSpan w:val="1"/>
+            <w:tcW w:type="dxa" w:w="3023"/>
             <w:tcBorders>
               <w:top w:val="single" w:color="000000" w:sz="6"/>
               <w:left w:val="single" w:color="000000" w:sz="6"/>
@@ -4972,8 +5266,7 @@
         </w:tc>
         <w:tc>
           <w:tcPr>
-            <w:tcW w:type="dxa" w:w="3024"/>
-            <w:gridSpan w:val="1"/>
+            <w:tcW w:type="dxa" w:w="3023"/>
             <w:tcBorders>
               <w:top w:val="single" w:color="000000" w:sz="6"/>
               <w:left w:val="single" w:color="000000" w:sz="6"/>
@@ -5007,8 +5300,7 @@
         </w:tc>
         <w:tc>
           <w:tcPr>
-            <w:tcW w:type="dxa" w:w="3024"/>
-            <w:gridSpan w:val="1"/>
+            <w:tcW w:type="dxa" w:w="3023"/>
             <w:tcBorders>
               <w:top w:val="single" w:color="000000" w:sz="6"/>
               <w:left w:val="single" w:color="000000" w:sz="6"/>
@@ -5044,7 +5336,7 @@
     </w:tbl>
     <w:p>
       <w:pPr>
-        <w:spacing w:after="120" w:before="60" w:line="360"/>
+        <w:spacing w:after="360" w:before="60" w:line="240"/>
         <w:jc w:val="left"/>
       </w:pPr>
       <w:r>
@@ -5058,14 +5350,6 @@
     </w:p>
     <w:p>
       <w:pPr>
-        <w:spacing w:line="360"/>
-      </w:pPr>
-      <w:r>
-        <w:t xml:space="preserve"/>
-      </w:r>
-    </w:p>
-    <w:p>
-      <w:pPr>
         <w:spacing w:after="0" w:before="0" w:line="360"/>
         <w:ind w:firstLine="709"/>
         <w:jc w:val="both"/>
@@ -5075,7 +5359,6 @@
           <w:rFonts w:ascii="Times New Roman" w:cs="Times New Roman" w:eastAsia="Times New Roman" w:hAnsi="Times New Roman"/>
           <w:b w:val="false"/>
           <w:bCs w:val="false"/>
-          <w:color w:val="000000"/>
           <w:sz w:val="24"/>
           <w:szCs w:val="24"/>
         </w:rPr>
@@ -5087,6 +5370,11 @@
         <w:spacing w:line="360"/>
       </w:pPr>
       <w:r>
+        <w:rPr>
+          <w:rFonts w:ascii="Times New Roman" w:cs="Times New Roman" w:eastAsia="Times New Roman" w:hAnsi="Times New Roman"/>
+          <w:sz w:val="24"/>
+          <w:szCs w:val="24"/>
+        </w:rPr>
         <w:t xml:space="preserve"/>
       </w:r>
     </w:p>
@@ -5101,7 +5389,6 @@
           <w:rFonts w:ascii="Times New Roman" w:cs="Times New Roman" w:eastAsia="Times New Roman" w:hAnsi="Times New Roman"/>
           <w:b w:val="false"/>
           <w:bCs w:val="false"/>
-          <w:color w:val="000000"/>
           <w:sz w:val="24"/>
           <w:szCs w:val="24"/>
         </w:rPr>
@@ -5113,12 +5400,17 @@
         <w:spacing w:line="360"/>
       </w:pPr>
       <w:r>
-        <w:t xml:space="preserve"/>
-      </w:r>
-    </w:p>
-    <w:p>
-      <w:pPr>
-        <w:spacing w:after="60" w:before="120" w:line="360"/>
+        <w:rPr>
+          <w:rFonts w:ascii="Times New Roman" w:cs="Times New Roman" w:eastAsia="Times New Roman" w:hAnsi="Times New Roman"/>
+          <w:sz w:val="24"/>
+          <w:szCs w:val="24"/>
+        </w:rPr>
+        <w:t xml:space="preserve"/>
+      </w:r>
+    </w:p>
+    <w:p>
+      <w:pPr>
+        <w:spacing w:after="60" w:before="360" w:line="240"/>
         <w:jc w:val="left"/>
       </w:pPr>
       <w:r>
@@ -5129,7 +5421,7 @@
           <w:sz w:val="24"/>
           <w:szCs w:val="24"/>
         </w:rPr>
-        <w:t xml:space="preserve">Tabela 4 — Matriz de Confusão (limiar de classificação = 0,5)</w:t>
+        <w:t xml:space="preserve">Tabela 4 – Matriz de Confusão (limiar de classificação = 0,5)</w:t>
       </w:r>
     </w:p>
     <w:tbl>
@@ -5162,7 +5454,7 @@
               <w:bottom w:val="single" w:color="000000" w:sz="6"/>
               <w:right w:val="single" w:color="000000" w:sz="6"/>
             </w:tcBorders>
-            <w:shd w:fill="D9D9D9" w:val="clear"/>
+            <w:shd w:fill="E8E8E8" w:val="clear"/>
             <w:tcMar>
               <w:top w:type="dxa" w:w="80"/>
               <w:left w:type="dxa" w:w="120"/>
@@ -5198,7 +5490,7 @@
               <w:bottom w:val="single" w:color="000000" w:sz="6"/>
               <w:right w:val="single" w:color="000000" w:sz="6"/>
             </w:tcBorders>
-            <w:shd w:fill="D9D9D9" w:val="clear"/>
+            <w:shd w:fill="E8E8E8" w:val="clear"/>
             <w:tcMar>
               <w:top w:type="dxa" w:w="80"/>
               <w:left w:type="dxa" w:w="120"/>
@@ -5233,7 +5525,7 @@
               <w:bottom w:val="single" w:color="000000" w:sz="6"/>
               <w:right w:val="single" w:color="000000" w:sz="6"/>
             </w:tcBorders>
-            <w:shd w:fill="D9D9D9" w:val="clear"/>
+            <w:shd w:fill="E8E8E8" w:val="clear"/>
             <w:tcMar>
               <w:top w:type="dxa" w:w="80"/>
               <w:left w:type="dxa" w:w="120"/>
@@ -5281,14 +5573,13 @@
               <w:bottom w:val="single" w:color="000000" w:sz="6"/>
               <w:right w:val="single" w:color="000000" w:sz="6"/>
             </w:tcBorders>
-            <w:shd w:fill="D9D9D9" w:val="clear"/>
-            <w:tcMar>
-              <w:top w:type="dxa" w:w="80"/>
-              <w:left w:type="dxa" w:w="120"/>
-              <w:bottom w:type="dxa" w:w="80"/>
-              <w:right w:type="dxa" w:w="120"/>
-            </w:tcMar>
-            <w:vAlign w:val="center"/>
+            <w:shd w:fill="E8E8E8" w:val="clear"/>
+            <w:tcMar>
+              <w:top w:type="dxa" w:w="80"/>
+              <w:left w:type="dxa" w:w="120"/>
+              <w:bottom w:type="dxa" w:w="80"/>
+              <w:right w:type="dxa" w:w="120"/>
+            </w:tcMar>
           </w:tcPr>
           <w:p>
             <w:pPr>
@@ -5316,14 +5607,13 @@
               <w:bottom w:val="single" w:color="000000" w:sz="6"/>
               <w:right w:val="single" w:color="000000" w:sz="6"/>
             </w:tcBorders>
-            <w:shd w:fill="D9D9D9" w:val="clear"/>
-            <w:tcMar>
-              <w:top w:type="dxa" w:w="80"/>
-              <w:left w:type="dxa" w:w="120"/>
-              <w:bottom w:type="dxa" w:w="80"/>
-              <w:right w:type="dxa" w:w="120"/>
-            </w:tcMar>
-            <w:vAlign w:val="center"/>
+            <w:shd w:fill="E8E8E8" w:val="clear"/>
+            <w:tcMar>
+              <w:top w:type="dxa" w:w="80"/>
+              <w:left w:type="dxa" w:w="120"/>
+              <w:bottom w:type="dxa" w:w="80"/>
+              <w:right w:type="dxa" w:w="120"/>
+            </w:tcMar>
           </w:tcPr>
           <w:p>
             <w:pPr>
@@ -5351,14 +5641,13 @@
               <w:bottom w:val="single" w:color="000000" w:sz="6"/>
               <w:right w:val="single" w:color="000000" w:sz="6"/>
             </w:tcBorders>
-            <w:shd w:fill="D9D9D9" w:val="clear"/>
-            <w:tcMar>
-              <w:top w:type="dxa" w:w="80"/>
-              <w:left w:type="dxa" w:w="120"/>
-              <w:bottom w:type="dxa" w:w="80"/>
-              <w:right w:type="dxa" w:w="120"/>
-            </w:tcMar>
-            <w:vAlign w:val="center"/>
+            <w:shd w:fill="E8E8E8" w:val="clear"/>
+            <w:tcMar>
+              <w:top w:type="dxa" w:w="80"/>
+              <w:left w:type="dxa" w:w="120"/>
+              <w:bottom w:type="dxa" w:w="80"/>
+              <w:right w:type="dxa" w:w="120"/>
+            </w:tcMar>
           </w:tcPr>
           <w:p>
             <w:pPr>
@@ -5386,14 +5675,13 @@
               <w:bottom w:val="single" w:color="000000" w:sz="6"/>
               <w:right w:val="single" w:color="000000" w:sz="6"/>
             </w:tcBorders>
-            <w:shd w:fill="D9D9D9" w:val="clear"/>
-            <w:tcMar>
-              <w:top w:type="dxa" w:w="80"/>
-              <w:left w:type="dxa" w:w="120"/>
-              <w:bottom w:type="dxa" w:w="80"/>
-              <w:right w:type="dxa" w:w="120"/>
-            </w:tcMar>
-            <w:vAlign w:val="center"/>
+            <w:shd w:fill="E8E8E8" w:val="clear"/>
+            <w:tcMar>
+              <w:top w:type="dxa" w:w="80"/>
+              <w:left w:type="dxa" w:w="120"/>
+              <w:bottom w:type="dxa" w:w="80"/>
+              <w:right w:type="dxa" w:w="120"/>
+            </w:tcMar>
           </w:tcPr>
           <w:p>
             <w:pPr>
@@ -5423,14 +5711,13 @@
               <w:bottom w:val="single" w:color="000000" w:sz="6"/>
               <w:right w:val="single" w:color="000000" w:sz="6"/>
             </w:tcBorders>
-            <w:shd w:fill="D9D9D9" w:val="clear"/>
-            <w:tcMar>
-              <w:top w:type="dxa" w:w="80"/>
-              <w:left w:type="dxa" w:w="120"/>
-              <w:bottom w:type="dxa" w:w="80"/>
-              <w:right w:type="dxa" w:w="120"/>
-            </w:tcMar>
-            <w:vAlign w:val="center"/>
+            <w:shd w:fill="E8E8E8" w:val="clear"/>
+            <w:tcMar>
+              <w:top w:type="dxa" w:w="80"/>
+              <w:left w:type="dxa" w:w="120"/>
+              <w:bottom w:type="dxa" w:w="80"/>
+              <w:right w:type="dxa" w:w="120"/>
+            </w:tcMar>
           </w:tcPr>
           <w:p>
             <w:pPr>
@@ -5445,7 +5732,7 @@
                 <w:sz w:val="20"/>
                 <w:szCs w:val="20"/>
               </w:rPr>
-              <w:t xml:space="preserve"> Real: Adimplente</w:t>
+              <w:t xml:space="preserve">Real: Adimplente</w:t>
             </w:r>
           </w:p>
         </w:tc>
@@ -5464,7 +5751,6 @@
               <w:bottom w:type="dxa" w:w="80"/>
               <w:right w:type="dxa" w:w="120"/>
             </w:tcMar>
-            <w:vAlign w:val="center"/>
           </w:tcPr>
           <w:p>
             <w:pPr>
@@ -5496,7 +5782,6 @@
               <w:bottom w:type="dxa" w:w="80"/>
               <w:right w:type="dxa" w:w="120"/>
             </w:tcMar>
-            <w:vAlign w:val="center"/>
           </w:tcPr>
           <w:p>
             <w:pPr>
@@ -5528,7 +5813,6 @@
               <w:bottom w:type="dxa" w:w="80"/>
               <w:right w:type="dxa" w:w="120"/>
             </w:tcMar>
-            <w:vAlign w:val="center"/>
           </w:tcPr>
           <w:p>
             <w:pPr>
@@ -5560,7 +5844,6 @@
               <w:bottom w:type="dxa" w:w="80"/>
               <w:right w:type="dxa" w:w="120"/>
             </w:tcMar>
-            <w:vAlign w:val="center"/>
           </w:tcPr>
           <w:p>
             <w:pPr>
@@ -5588,14 +5871,13 @@
               <w:bottom w:val="single" w:color="000000" w:sz="6"/>
               <w:right w:val="single" w:color="000000" w:sz="6"/>
             </w:tcBorders>
-            <w:shd w:fill="D9D9D9" w:val="clear"/>
-            <w:tcMar>
-              <w:top w:type="dxa" w:w="80"/>
-              <w:left w:type="dxa" w:w="120"/>
-              <w:bottom w:type="dxa" w:w="80"/>
-              <w:right w:type="dxa" w:w="120"/>
-            </w:tcMar>
-            <w:vAlign w:val="center"/>
+            <w:shd w:fill="E8E8E8" w:val="clear"/>
+            <w:tcMar>
+              <w:top w:type="dxa" w:w="80"/>
+              <w:left w:type="dxa" w:w="120"/>
+              <w:bottom w:type="dxa" w:w="80"/>
+              <w:right w:type="dxa" w:w="120"/>
+            </w:tcMar>
           </w:tcPr>
           <w:p>
             <w:pPr>
@@ -5629,7 +5911,6 @@
               <w:bottom w:type="dxa" w:w="80"/>
               <w:right w:type="dxa" w:w="120"/>
             </w:tcMar>
-            <w:vAlign w:val="center"/>
           </w:tcPr>
           <w:p>
             <w:pPr>
@@ -5661,7 +5942,6 @@
               <w:bottom w:type="dxa" w:w="80"/>
               <w:right w:type="dxa" w:w="120"/>
             </w:tcMar>
-            <w:vAlign w:val="center"/>
           </w:tcPr>
           <w:p>
             <w:pPr>
@@ -5693,7 +5973,6 @@
               <w:bottom w:type="dxa" w:w="80"/>
               <w:right w:type="dxa" w:w="120"/>
             </w:tcMar>
-            <w:vAlign w:val="center"/>
           </w:tcPr>
           <w:p>
             <w:pPr>
@@ -5725,7 +6004,6 @@
               <w:bottom w:type="dxa" w:w="80"/>
               <w:right w:type="dxa" w:w="120"/>
             </w:tcMar>
-            <w:vAlign w:val="center"/>
           </w:tcPr>
           <w:p>
             <w:pPr>
@@ -5746,7 +6024,7 @@
     </w:tbl>
     <w:p>
       <w:pPr>
-        <w:spacing w:after="120" w:before="60" w:line="360"/>
+        <w:spacing w:after="360" w:before="60" w:line="240"/>
         <w:jc w:val="left"/>
       </w:pPr>
       <w:r>
@@ -5760,14 +6038,6 @@
     </w:p>
     <w:p>
       <w:pPr>
-        <w:spacing w:line="360"/>
-      </w:pPr>
-      <w:r>
-        <w:t xml:space="preserve"/>
-      </w:r>
-    </w:p>
-    <w:p>
-      <w:pPr>
         <w:spacing w:after="0" w:before="0" w:line="360"/>
         <w:ind w:firstLine="709"/>
         <w:jc w:val="both"/>
@@ -5777,7 +6047,6 @@
           <w:rFonts w:ascii="Times New Roman" w:cs="Times New Roman" w:eastAsia="Times New Roman" w:hAnsi="Times New Roman"/>
           <w:b w:val="false"/>
           <w:bCs w:val="false"/>
-          <w:color w:val="000000"/>
           <w:sz w:val="24"/>
           <w:szCs w:val="24"/>
         </w:rPr>
@@ -5786,7 +6055,20 @@
     </w:p>
     <w:p>
       <w:pPr>
-        <w:spacing w:after="80" w:before="200" w:line="360"/>
+        <w:spacing w:line="360"/>
+      </w:pPr>
+      <w:r>
+        <w:rPr>
+          <w:rFonts w:ascii="Times New Roman" w:cs="Times New Roman" w:eastAsia="Times New Roman" w:hAnsi="Times New Roman"/>
+          <w:sz w:val="24"/>
+          <w:szCs w:val="24"/>
+        </w:rPr>
+        <w:t xml:space="preserve"/>
+      </w:r>
+    </w:p>
+    <w:p>
+      <w:pPr>
+        <w:spacing w:after="120" w:before="360" w:line="360"/>
         <w:jc w:val="left"/>
       </w:pPr>
       <w:r>
@@ -5811,7 +6093,6 @@
           <w:rFonts w:ascii="Times New Roman" w:cs="Times New Roman" w:eastAsia="Times New Roman" w:hAnsi="Times New Roman"/>
           <w:b w:val="false"/>
           <w:bCs w:val="false"/>
-          <w:color w:val="000000"/>
           <w:sz w:val="24"/>
           <w:szCs w:val="24"/>
         </w:rPr>
@@ -5823,6 +6104,11 @@
         <w:spacing w:line="360"/>
       </w:pPr>
       <w:r>
+        <w:rPr>
+          <w:rFonts w:ascii="Times New Roman" w:cs="Times New Roman" w:eastAsia="Times New Roman" w:hAnsi="Times New Roman"/>
+          <w:sz w:val="24"/>
+          <w:szCs w:val="24"/>
+        </w:rPr>
         <w:t xml:space="preserve"/>
       </w:r>
     </w:p>
@@ -5837,7 +6123,6 @@
           <w:rFonts w:ascii="Times New Roman" w:cs="Times New Roman" w:eastAsia="Times New Roman" w:hAnsi="Times New Roman"/>
           <w:b w:val="false"/>
           <w:bCs w:val="false"/>
-          <w:color w:val="000000"/>
           <w:sz w:val="24"/>
           <w:szCs w:val="24"/>
         </w:rPr>
@@ -5849,6 +6134,11 @@
         <w:spacing w:line="360"/>
       </w:pPr>
       <w:r>
+        <w:rPr>
+          <w:rFonts w:ascii="Times New Roman" w:cs="Times New Roman" w:eastAsia="Times New Roman" w:hAnsi="Times New Roman"/>
+          <w:sz w:val="24"/>
+          <w:szCs w:val="24"/>
+        </w:rPr>
         <w:t xml:space="preserve"/>
       </w:r>
     </w:p>
@@ -5863,7 +6153,6 @@
           <w:rFonts w:ascii="Times New Roman" w:cs="Times New Roman" w:eastAsia="Times New Roman" w:hAnsi="Times New Roman"/>
           <w:b w:val="false"/>
           <w:bCs w:val="false"/>
-          <w:color w:val="000000"/>
           <w:sz w:val="24"/>
           <w:szCs w:val="24"/>
         </w:rPr>
@@ -5875,6 +6164,11 @@
         <w:spacing w:line="360"/>
       </w:pPr>
       <w:r>
+        <w:rPr>
+          <w:rFonts w:ascii="Times New Roman" w:cs="Times New Roman" w:eastAsia="Times New Roman" w:hAnsi="Times New Roman"/>
+          <w:sz w:val="24"/>
+          <w:szCs w:val="24"/>
+        </w:rPr>
         <w:t xml:space="preserve"/>
       </w:r>
     </w:p>
@@ -5889,7 +6183,6 @@
           <w:rFonts w:ascii="Times New Roman" w:cs="Times New Roman" w:eastAsia="Times New Roman" w:hAnsi="Times New Roman"/>
           <w:b w:val="false"/>
           <w:bCs w:val="false"/>
-          <w:color w:val="000000"/>
           <w:sz w:val="24"/>
           <w:szCs w:val="24"/>
         </w:rPr>
@@ -5901,6 +6194,11 @@
         <w:spacing w:line="360"/>
       </w:pPr>
       <w:r>
+        <w:rPr>
+          <w:rFonts w:ascii="Times New Roman" w:cs="Times New Roman" w:eastAsia="Times New Roman" w:hAnsi="Times New Roman"/>
+          <w:sz w:val="24"/>
+          <w:szCs w:val="24"/>
+        </w:rPr>
         <w:t xml:space="preserve"/>
       </w:r>
     </w:p>
@@ -5915,7 +6213,6 @@
           <w:rFonts w:ascii="Times New Roman" w:cs="Times New Roman" w:eastAsia="Times New Roman" w:hAnsi="Times New Roman"/>
           <w:b w:val="false"/>
           <w:bCs w:val="false"/>
-          <w:color w:val="000000"/>
           <w:sz w:val="24"/>
           <w:szCs w:val="24"/>
         </w:rPr>
@@ -5925,14 +6222,7 @@
     <w:p>
       <w:pPr>
         <w:pageBreakBefore/>
-      </w:pPr>
-      <w:r>
-        <w:br/>
-      </w:r>
-    </w:p>
-    <w:p>
-      <w:pPr>
-        <w:spacing w:after="240" w:before="0" w:line="360"/>
+        <w:spacing w:after="720" w:before="0" w:line="360"/>
         <w:jc w:val="center"/>
       </w:pPr>
       <w:r>
@@ -5948,8 +6238,7 @@
     </w:p>
     <w:p>
       <w:pPr>
-        <w:spacing w:after="240" w:before="0" w:line="360"/>
-        <w:ind w:hanging="0"/>
+        <w:spacing w:after="240" w:before="0" w:line="240"/>
         <w:jc w:val="both"/>
       </w:pPr>
       <w:r>
@@ -5963,7 +6252,7 @@
     </w:p>
     <w:p>
       <w:pPr>
-        <w:spacing w:after="240" w:before="0" w:line="360"/>
+        <w:spacing w:after="240" w:before="0" w:line="240"/>
         <w:jc w:val="both"/>
       </w:pPr>
       <w:r>
@@ -5977,7 +6266,7 @@
     </w:p>
     <w:p>
       <w:pPr>
-        <w:spacing w:after="240" w:before="0" w:line="360"/>
+        <w:spacing w:after="240" w:before="0" w:line="240"/>
         <w:jc w:val="both"/>
       </w:pPr>
       <w:r>
@@ -5991,7 +6280,7 @@
     </w:p>
     <w:p>
       <w:pPr>
-        <w:spacing w:after="240" w:before="0" w:line="360"/>
+        <w:spacing w:after="240" w:before="0" w:line="240"/>
         <w:jc w:val="both"/>
       </w:pPr>
       <w:r>
@@ -6004,7 +6293,9 @@
       </w:r>
     </w:p>
     <w:sectPr>
-      <w:footerReference w:type="default" r:id="rId7"/>
+      <w:headerReference w:type="default" r:id="rId11"/>
+      <w:footerReference w:type="default" r:id="rId12"/>
+      <w:type w:val="nextPage"/>
       <w:pgSz w:w="11906" w:h="16838" w:orient="portrait"/>
       <w:pgMar w:top="1701" w:right="1134" w:bottom="1134" w:left="1701" w:header="708" w:footer="708" w:gutter="0"/>
       <w:pgNumType/>
@@ -6056,7 +6347,68 @@
 </file>
 
 <file path=word/footer1.xml><?xml version="1.0" encoding="utf-8"?>
-<w:ftr xmlns:wpc="http://schemas.microsoft.com/office/word/2010/wordprocessingCanvas" xmlns:mc="http://schemas.openxmlformats.org/markup-compatibility/2006" xmlns:o="urn:schemas-microsoft-com:office:office" xmlns:r="http://schemas.openxmlformats.org/officeDocument/2006/relationships" xmlns:m="http://schemas.openxmlformats.org/officeDocument/2006/math" xmlns:v="urn:schemas-microsoft-com:vml" xmlns:wp14="http://schemas.microsoft.com/office/word/2010/wordprocessingDrawing" xmlns:wp="http://schemas.openxmlformats.org/drawingml/2006/wordprocessingDrawing" xmlns:w10="urn:schemas-microsoft-com:office:word" xmlns:w="http://schemas.openxmlformats.org/wordprocessingml/2006/main" xmlns:w14="http://schemas.microsoft.com/office/word/2010/wordml" xmlns:w15="http://schemas.microsoft.com/office/word/2012/wordml" xmlns:wpg="http://schemas.microsoft.com/office/word/2010/wordprocessingGroup" xmlns:wpi="http://schemas.microsoft.com/office/word/2010/wordprocessingInk" xmlns:wne="http://schemas.microsoft.com/office/word/2006/wordml" xmlns:wps="http://schemas.microsoft.com/office/word/2010/wordprocessingShape">
+<w:ftr xmlns:wpc="http://schemas.microsoft.com/office/word/2010/wordprocessingCanvas" xmlns:mc="http://schemas.openxmlformats.org/markup-compatibility/2006" xmlns:o="urn:schemas-microsoft-com:office:office" xmlns:r="http://schemas.openxmlformats.org/officeDocument/2006/relationships" xmlns:m="http://schemas.openxmlformats.org/officeDocument/2006/math" xmlns:v="urn:schemas-microsoft-com:vml" xmlns:wp14="http://schemas.microsoft.com/office/word/2010/wordprocessingDrawing" xmlns:wp="http://schemas.openxmlformats.org/drawingml/2006/wordprocessingDrawing" xmlns:w10="urn:schemas-microsoft-com:office:word" xmlns:w="http://schemas.openxmlformats.org/wordprocessingml/2006/main" xmlns:w14="http://schemas.microsoft.com/office/word/2010/wordml" xmlns:w15="http://schemas.microsoft.com/office/word/2012/wordml" xmlns:wpg="http://schemas.microsoft.com/office/word/2010/wordprocessingGroup" xmlns:wpi="http://schemas.microsoft.com/office/word/2010/wordprocessingInk" xmlns:wne="http://schemas.microsoft.com/office/word/2006/wordml" xmlns:wps="http://schemas.microsoft.com/office/word/2010/wordprocessingShape"/>
+</file>
+
+<file path=word/footer2.xml><?xml version="1.0" encoding="utf-8"?>
+<w:ftr xmlns:wpc="http://schemas.microsoft.com/office/word/2010/wordprocessingCanvas" xmlns:mc="http://schemas.openxmlformats.org/markup-compatibility/2006" xmlns:o="urn:schemas-microsoft-com:office:office" xmlns:r="http://schemas.openxmlformats.org/officeDocument/2006/relationships" xmlns:m="http://schemas.openxmlformats.org/officeDocument/2006/math" xmlns:v="urn:schemas-microsoft-com:vml" xmlns:wp14="http://schemas.microsoft.com/office/word/2010/wordprocessingDrawing" xmlns:wp="http://schemas.openxmlformats.org/drawingml/2006/wordprocessingDrawing" xmlns:w10="urn:schemas-microsoft-com:office:word" xmlns:w="http://schemas.openxmlformats.org/wordprocessingml/2006/main" xmlns:w14="http://schemas.microsoft.com/office/word/2010/wordml" xmlns:w15="http://schemas.microsoft.com/office/word/2012/wordml" xmlns:wpg="http://schemas.microsoft.com/office/word/2010/wordprocessingGroup" xmlns:wpi="http://schemas.microsoft.com/office/word/2010/wordprocessingInk" xmlns:wne="http://schemas.microsoft.com/office/word/2006/wordml" xmlns:wps="http://schemas.microsoft.com/office/word/2010/wordprocessingShape"/>
+</file>
+
+<file path=word/footer3.xml><?xml version="1.0" encoding="utf-8"?>
+<w:ftr xmlns:wpc="http://schemas.microsoft.com/office/word/2010/wordprocessingCanvas" xmlns:mc="http://schemas.openxmlformats.org/markup-compatibility/2006" xmlns:o="urn:schemas-microsoft-com:office:office" xmlns:r="http://schemas.openxmlformats.org/officeDocument/2006/relationships" xmlns:m="http://schemas.openxmlformats.org/officeDocument/2006/math" xmlns:v="urn:schemas-microsoft-com:vml" xmlns:wp14="http://schemas.microsoft.com/office/word/2010/wordprocessingDrawing" xmlns:wp="http://schemas.openxmlformats.org/drawingml/2006/wordprocessingDrawing" xmlns:w10="urn:schemas-microsoft-com:office:word" xmlns:w="http://schemas.openxmlformats.org/wordprocessingml/2006/main" xmlns:w14="http://schemas.microsoft.com/office/word/2010/wordml" xmlns:w15="http://schemas.microsoft.com/office/word/2012/wordml" xmlns:wpg="http://schemas.microsoft.com/office/word/2010/wordprocessingGroup" xmlns:wpi="http://schemas.microsoft.com/office/word/2010/wordprocessingInk" xmlns:wne="http://schemas.microsoft.com/office/word/2006/wordml" xmlns:wps="http://schemas.microsoft.com/office/word/2010/wordprocessingShape"/>
+</file>
+
+<file path=word/footnotes.xml><?xml version="1.0" encoding="utf-8"?>
+<w:footnotes xmlns:wpc="http://schemas.microsoft.com/office/word/2010/wordprocessingCanvas" xmlns:mc="http://schemas.openxmlformats.org/markup-compatibility/2006" xmlns:o="urn:schemas-microsoft-com:office:office" xmlns:r="http://schemas.openxmlformats.org/officeDocument/2006/relationships" xmlns:m="http://schemas.openxmlformats.org/officeDocument/2006/math" xmlns:v="urn:schemas-microsoft-com:vml" xmlns:wp14="http://schemas.microsoft.com/office/word/2010/wordprocessingDrawing" xmlns:wp="http://schemas.openxmlformats.org/drawingml/2006/wordprocessingDrawing" xmlns:w10="urn:schemas-microsoft-com:office:word" xmlns:w="http://schemas.openxmlformats.org/wordprocessingml/2006/main" xmlns:w14="http://schemas.microsoft.com/office/word/2010/wordml" xmlns:w15="http://schemas.microsoft.com/office/word/2012/wordml" xmlns:wpg="http://schemas.microsoft.com/office/word/2010/wordprocessingGroup" xmlns:wpi="http://schemas.microsoft.com/office/word/2010/wordprocessingInk" xmlns:wne="http://schemas.microsoft.com/office/word/2006/wordml" xmlns:wps="http://schemas.microsoft.com/office/word/2010/wordprocessingShape" mc:Ignorable="w14 w15 wp14">
+  <w:footnote w:type="separator" w:id="-1">
+    <w:p>
+      <w:pPr>
+        <w:spacing w:after="0" w:line="240" w:lineRule="auto"/>
+      </w:pPr>
+      <w:r>
+        <w:rPr>
+          <w:rStyle w:val="FootnoteReference"/>
+        </w:rPr>
+        <w:footnoteRef/>
+      </w:r>
+      <w:r>
+        <w:separator/>
+      </w:r>
+    </w:p>
+  </w:footnote>
+  <w:footnote w:type="continuationSeparator" w:id="0">
+    <w:p>
+      <w:pPr>
+        <w:spacing w:after="0" w:line="240" w:lineRule="auto"/>
+      </w:pPr>
+      <w:r>
+        <w:rPr>
+          <w:rStyle w:val="FootnoteReference"/>
+        </w:rPr>
+        <w:footnoteRef/>
+      </w:r>
+      <w:r>
+        <w:continuationSeparator/>
+      </w:r>
+    </w:p>
+  </w:footnote>
+</w:footnotes>
+</file>
+
+<file path=word/header1.xml><?xml version="1.0" encoding="utf-8"?>
+<w:hdr xmlns:wpc="http://schemas.microsoft.com/office/word/2010/wordprocessingCanvas" xmlns:mc="http://schemas.openxmlformats.org/markup-compatibility/2006" xmlns:o="urn:schemas-microsoft-com:office:office" xmlns:r="http://schemas.openxmlformats.org/officeDocument/2006/relationships" xmlns:m="http://schemas.openxmlformats.org/officeDocument/2006/math" xmlns:v="urn:schemas-microsoft-com:vml" xmlns:wp14="http://schemas.microsoft.com/office/word/2010/wordprocessingDrawing" xmlns:wp="http://schemas.openxmlformats.org/drawingml/2006/wordprocessingDrawing" xmlns:w10="urn:schemas-microsoft-com:office:word" xmlns:w="http://schemas.openxmlformats.org/wordprocessingml/2006/main" xmlns:w14="http://schemas.microsoft.com/office/word/2010/wordml" xmlns:w15="http://schemas.microsoft.com/office/word/2012/wordml" xmlns:wpg="http://schemas.microsoft.com/office/word/2010/wordprocessingGroup" xmlns:wpi="http://schemas.microsoft.com/office/word/2010/wordprocessingInk" xmlns:wne="http://schemas.microsoft.com/office/word/2006/wordml" xmlns:wps="http://schemas.microsoft.com/office/word/2010/wordprocessingShape" xmlns:cx="http://schemas.microsoft.com/office/drawing/2014/chartex" xmlns:cx1="http://schemas.microsoft.com/office/drawing/2015/9/8/chartex" xmlns:cx2="http://schemas.microsoft.com/office/drawing/2015/10/21/chartex" xmlns:cx3="http://schemas.microsoft.com/office/drawing/2016/5/9/chartex" xmlns:cx4="http://schemas.microsoft.com/office/drawing/2016/5/10/chartex" xmlns:cx5="http://schemas.microsoft.com/office/drawing/2016/5/11/chartex" xmlns:cx6="http://schemas.microsoft.com/office/drawing/2016/5/12/chartex" xmlns:cx7="http://schemas.microsoft.com/office/drawing/2016/5/13/chartex" xmlns:cx8="http://schemas.microsoft.com/office/drawing/2016/5/14/chartex" xmlns:w16cid="http://schemas.microsoft.com/office/word/2016/wordml/cid" xmlns:w16se="http://schemas.microsoft.com/office/word/2015/wordml/symex">
+  <w:p/>
+</w:hdr>
+</file>
+
+<file path=word/header2.xml><?xml version="1.0" encoding="utf-8"?>
+<w:hdr xmlns:wpc="http://schemas.microsoft.com/office/word/2010/wordprocessingCanvas" xmlns:mc="http://schemas.openxmlformats.org/markup-compatibility/2006" xmlns:o="urn:schemas-microsoft-com:office:office" xmlns:r="http://schemas.openxmlformats.org/officeDocument/2006/relationships" xmlns:m="http://schemas.openxmlformats.org/officeDocument/2006/math" xmlns:v="urn:schemas-microsoft-com:vml" xmlns:wp14="http://schemas.microsoft.com/office/word/2010/wordprocessingDrawing" xmlns:wp="http://schemas.openxmlformats.org/drawingml/2006/wordprocessingDrawing" xmlns:w10="urn:schemas-microsoft-com:office:word" xmlns:w="http://schemas.openxmlformats.org/wordprocessingml/2006/main" xmlns:w14="http://schemas.microsoft.com/office/word/2010/wordml" xmlns:w15="http://schemas.microsoft.com/office/word/2012/wordml" xmlns:wpg="http://schemas.microsoft.com/office/word/2010/wordprocessingGroup" xmlns:wpi="http://schemas.microsoft.com/office/word/2010/wordprocessingInk" xmlns:wne="http://schemas.microsoft.com/office/word/2006/wordml" xmlns:wps="http://schemas.microsoft.com/office/word/2010/wordprocessingShape" xmlns:cx="http://schemas.microsoft.com/office/drawing/2014/chartex" xmlns:cx1="http://schemas.microsoft.com/office/drawing/2015/9/8/chartex" xmlns:cx2="http://schemas.microsoft.com/office/drawing/2015/10/21/chartex" xmlns:cx3="http://schemas.microsoft.com/office/drawing/2016/5/9/chartex" xmlns:cx4="http://schemas.microsoft.com/office/drawing/2016/5/10/chartex" xmlns:cx5="http://schemas.microsoft.com/office/drawing/2016/5/11/chartex" xmlns:cx6="http://schemas.microsoft.com/office/drawing/2016/5/12/chartex" xmlns:cx7="http://schemas.microsoft.com/office/drawing/2016/5/13/chartex" xmlns:cx8="http://schemas.microsoft.com/office/drawing/2016/5/14/chartex" xmlns:w16cid="http://schemas.microsoft.com/office/word/2016/wordml/cid" xmlns:w16se="http://schemas.microsoft.com/office/word/2015/wordml/symex">
+  <w:p/>
+</w:hdr>
+</file>
+
+<file path=word/header3.xml><?xml version="1.0" encoding="utf-8"?>
+<w:hdr xmlns:wpc="http://schemas.microsoft.com/office/word/2010/wordprocessingCanvas" xmlns:mc="http://schemas.openxmlformats.org/markup-compatibility/2006" xmlns:o="urn:schemas-microsoft-com:office:office" xmlns:r="http://schemas.openxmlformats.org/officeDocument/2006/relationships" xmlns:m="http://schemas.openxmlformats.org/officeDocument/2006/math" xmlns:v="urn:schemas-microsoft-com:vml" xmlns:wp14="http://schemas.microsoft.com/office/word/2010/wordprocessingDrawing" xmlns:wp="http://schemas.openxmlformats.org/drawingml/2006/wordprocessingDrawing" xmlns:w10="urn:schemas-microsoft-com:office:word" xmlns:w="http://schemas.openxmlformats.org/wordprocessingml/2006/main" xmlns:w14="http://schemas.microsoft.com/office/word/2010/wordml" xmlns:w15="http://schemas.microsoft.com/office/word/2012/wordml" xmlns:wpg="http://schemas.microsoft.com/office/word/2010/wordprocessingGroup" xmlns:wpi="http://schemas.microsoft.com/office/word/2010/wordprocessingInk" xmlns:wne="http://schemas.microsoft.com/office/word/2006/wordml" xmlns:wps="http://schemas.microsoft.com/office/word/2010/wordprocessingShape" xmlns:cx="http://schemas.microsoft.com/office/drawing/2014/chartex" xmlns:cx1="http://schemas.microsoft.com/office/drawing/2015/9/8/chartex" xmlns:cx2="http://schemas.microsoft.com/office/drawing/2015/10/21/chartex" xmlns:cx3="http://schemas.microsoft.com/office/drawing/2016/5/9/chartex" xmlns:cx4="http://schemas.microsoft.com/office/drawing/2016/5/10/chartex" xmlns:cx5="http://schemas.microsoft.com/office/drawing/2016/5/11/chartex" xmlns:cx6="http://schemas.microsoft.com/office/drawing/2016/5/12/chartex" xmlns:cx7="http://schemas.microsoft.com/office/drawing/2016/5/13/chartex" xmlns:cx8="http://schemas.microsoft.com/office/drawing/2016/5/14/chartex" xmlns:w16cid="http://schemas.microsoft.com/office/word/2016/wordml/cid" xmlns:w16se="http://schemas.microsoft.com/office/word/2015/wordml/symex">
   <w:p>
     <w:pPr>
       <w:jc w:val="right"/>
@@ -6073,44 +6425,7 @@
       <w:fldChar w:fldCharType="end"/>
     </w:r>
   </w:p>
-</w:ftr>
-</file>
-
-<file path=word/footnotes.xml><?xml version="1.0" encoding="utf-8"?>
-<w:footnotes xmlns:wpc="http://schemas.microsoft.com/office/word/2010/wordprocessingCanvas" xmlns:mc="http://schemas.openxmlformats.org/markup-compatibility/2006" xmlns:o="urn:schemas-microsoft-com:office:office" xmlns:r="http://schemas.openxmlformats.org/officeDocument/2006/relationships" xmlns:m="http://schemas.openxmlformats.org/officeDocument/2006/math" xmlns:v="urn:schemas-microsoft-com:vml" xmlns:wp14="http://schemas.microsoft.com/office/word/2010/wordprocessingDrawing" xmlns:wp="http://schemas.openxmlformats.org/drawingml/2006/wordprocessingDrawing" xmlns:w10="urn:schemas-microsoft-com:office:word" xmlns:w="http://schemas.openxmlformats.org/wordprocessingml/2006/main" xmlns:w14="http://schemas.microsoft.com/office/word/2010/wordml" xmlns:w15="http://schemas.microsoft.com/office/word/2012/wordml" xmlns:wpg="http://schemas.microsoft.com/office/word/2010/wordprocessingGroup" xmlns:wpi="http://schemas.microsoft.com/office/word/2010/wordprocessingInk" xmlns:wne="http://schemas.microsoft.com/office/word/2006/wordml" xmlns:wps="http://schemas.microsoft.com/office/word/2010/wordprocessingShape" mc:Ignorable="w14 w15 wp14">
-  <w:footnote w:type="separator" w:id="-1">
-    <w:p>
-      <w:pPr>
-        <w:spacing w:after="0" w:line="240" w:lineRule="auto"/>
-      </w:pPr>
-      <w:r>
-        <w:rPr>
-          <w:rStyle w:val="FootnoteReference"/>
-        </w:rPr>
-        <w:footnoteRef/>
-      </w:r>
-      <w:r>
-        <w:separator/>
-      </w:r>
-    </w:p>
-  </w:footnote>
-  <w:footnote w:type="continuationSeparator" w:id="0">
-    <w:p>
-      <w:pPr>
-        <w:spacing w:after="0" w:line="240" w:lineRule="auto"/>
-      </w:pPr>
-      <w:r>
-        <w:rPr>
-          <w:rStyle w:val="FootnoteReference"/>
-        </w:rPr>
-        <w:footnoteRef/>
-      </w:r>
-      <w:r>
-        <w:continuationSeparator/>
-      </w:r>
-    </w:p>
-  </w:footnote>
-</w:footnotes>
+</w:hdr>
 </file>
 
 <file path=word/numbering.xml><?xml version="1.0" encoding="utf-8"?>
@@ -6391,39 +6706,5 @@
       <w:szCs w:val="20"/>
     </w:rPr>
   </w:style>
-  <w:style w:type="paragraph" w:styleId="Heading1">
-    <w:name w:val="Heading 1"/>
-    <w:basedOn w:val="Normal"/>
-    <w:next w:val="Normal"/>
-    <w:qFormat/>
-    <w:pPr>
-      <w:spacing w:after="120" w:before="240" w:line="360"/>
-      <w:outlineLvl w:val="0"/>
-    </w:pPr>
-    <w:rPr>
-      <w:rFonts w:ascii="Times New Roman" w:cs="Times New Roman" w:eastAsia="Times New Roman" w:hAnsi="Times New Roman"/>
-      <w:b/>
-      <w:bCs/>
-      <w:sz w:val="24"/>
-      <w:szCs w:val="24"/>
-    </w:rPr>
-  </w:style>
-  <w:style w:type="paragraph" w:styleId="Heading2">
-    <w:name w:val="Heading 2"/>
-    <w:basedOn w:val="Normal"/>
-    <w:next w:val="Normal"/>
-    <w:qFormat/>
-    <w:pPr>
-      <w:spacing w:after="80" w:before="180" w:line="360"/>
-      <w:outlineLvl w:val="1"/>
-    </w:pPr>
-    <w:rPr>
-      <w:rFonts w:ascii="Times New Roman" w:cs="Times New Roman" w:eastAsia="Times New Roman" w:hAnsi="Times New Roman"/>
-      <w:b/>
-      <w:bCs/>
-      <w:sz w:val="24"/>
-      <w:szCs w:val="24"/>
-    </w:rPr>
-  </w:style>
 </w:styles>
 </file>